--- a/Library-Loan-System-User-Guide.docx
+++ b/Library-Loan-System-User-Guide.docx
@@ -189,43 +189,7 @@
             <w:sz w:val="32"/>
             <w:szCs w:val="32"/>
           </w:rPr>
-          <w:t>al</w:t>
-        </w:r>
-        <w:r>
-          <w:rPr>
-            <w:rStyle w:val="Hiperhivatkozs"/>
-            <w:rFonts w:ascii="Arial" w:hAnsi="Arial" w:cs="Arial"/>
-            <w:sz w:val="32"/>
-            <w:szCs w:val="32"/>
-          </w:rPr>
-          <w:t>á</w:t>
-        </w:r>
-        <w:r>
-          <w:rPr>
-            <w:rStyle w:val="Hiperhivatkozs"/>
-            <w:rFonts w:ascii="Arial" w:hAnsi="Arial" w:cs="Arial"/>
-            <w:sz w:val="32"/>
-            <w:szCs w:val="32"/>
-          </w:rPr>
-          <w:t>b</w:t>
-        </w:r>
-        <w:r>
-          <w:rPr>
-            <w:rStyle w:val="Hiperhivatkozs"/>
-            <w:rFonts w:ascii="Arial" w:hAnsi="Arial" w:cs="Arial"/>
-            <w:sz w:val="32"/>
-            <w:szCs w:val="32"/>
-          </w:rPr>
-          <w:t>b</w:t>
-        </w:r>
-        <w:r>
-          <w:rPr>
-            <w:rStyle w:val="Hiperhivatkozs"/>
-            <w:rFonts w:ascii="Arial" w:hAnsi="Arial" w:cs="Arial"/>
-            <w:sz w:val="32"/>
-            <w:szCs w:val="32"/>
-          </w:rPr>
-          <w:t>i</w:t>
+          <w:t>alábbi</w:t>
         </w:r>
       </w:hyperlink>
       <w:r>
@@ -541,6 +505,7 @@
       <w:r>
         <w:rPr>
           <w:rFonts w:ascii="Arial" w:hAnsi="Arial" w:cs="Arial"/>
+          <w:noProof/>
           <w:sz w:val="32"/>
           <w:szCs w:val="32"/>
         </w:rPr>
@@ -591,71 +556,4877 @@
     </w:p>
     <w:p>
       <w:pPr>
+        <w:rPr>
+          <w:rFonts w:ascii="Arial" w:hAnsi="Arial" w:cs="Arial"/>
+          <w:b/>
+          <w:sz w:val="32"/>
+          <w:szCs w:val="32"/>
+        </w:rPr>
+      </w:pPr>
+      <w:r>
+        <w:rPr>
+          <w:rFonts w:ascii="Arial" w:hAnsi="Arial" w:cs="Arial"/>
+          <w:b/>
+          <w:sz w:val="32"/>
+          <w:szCs w:val="32"/>
+        </w:rPr>
+        <w:br w:type="page"/>
+      </w:r>
+    </w:p>
+    <w:p>
+      <w:pPr>
+        <w:pStyle w:val="Listaszerbekezds"/>
+        <w:numPr>
+          <w:ilvl w:val="0"/>
+          <w:numId w:val="2"/>
+        </w:numPr>
+        <w:spacing w:line="276" w:lineRule="auto"/>
+        <w:rPr>
+          <w:rFonts w:ascii="Arial" w:hAnsi="Arial" w:cs="Arial"/>
+          <w:b/>
+          <w:sz w:val="32"/>
+          <w:szCs w:val="32"/>
+        </w:rPr>
+      </w:pPr>
+      <w:r>
+        <w:rPr>
+          <w:rFonts w:ascii="Arial" w:hAnsi="Arial" w:cs="Arial"/>
+          <w:b/>
+          <w:sz w:val="32"/>
+          <w:szCs w:val="32"/>
+        </w:rPr>
+        <w:lastRenderedPageBreak/>
+        <w:t>A program használata</w:t>
+      </w:r>
+    </w:p>
+    <w:p>
+      <w:pPr>
+        <w:pStyle w:val="Listaszerbekezds"/>
+        <w:numPr>
+          <w:ilvl w:val="0"/>
+          <w:numId w:val="3"/>
+        </w:numPr>
+        <w:spacing w:line="276" w:lineRule="auto"/>
+        <w:rPr>
+          <w:rFonts w:ascii="Arial" w:hAnsi="Arial" w:cs="Arial"/>
+          <w:sz w:val="32"/>
+          <w:szCs w:val="32"/>
+        </w:rPr>
+      </w:pPr>
+      <w:r>
+        <w:rPr>
+          <w:rFonts w:ascii="Arial" w:hAnsi="Arial" w:cs="Arial"/>
+          <w:sz w:val="32"/>
+          <w:szCs w:val="32"/>
+        </w:rPr>
+        <w:t>A felhasználó 1-7-ig meg tud adni számokat a billentyűzet segítségével</w:t>
+      </w:r>
+      <w:r>
+        <w:rPr>
+          <w:rFonts w:ascii="Arial" w:hAnsi="Arial" w:cs="Arial"/>
+          <w:sz w:val="32"/>
+          <w:szCs w:val="32"/>
+        </w:rPr>
+        <w:t xml:space="preserve"> miután elindította a programot</w:t>
+      </w:r>
+      <w:r>
+        <w:rPr>
+          <w:rFonts w:ascii="Arial" w:hAnsi="Arial" w:cs="Arial"/>
+          <w:sz w:val="32"/>
+          <w:szCs w:val="32"/>
+        </w:rPr>
+        <w:t>.</w:t>
+      </w:r>
+    </w:p>
+    <w:p>
+      <w:pPr>
+        <w:spacing w:line="276" w:lineRule="auto"/>
+        <w:rPr>
+          <w:rFonts w:ascii="Arial" w:hAnsi="Arial" w:cs="Arial"/>
+          <w:b/>
+          <w:sz w:val="32"/>
+          <w:szCs w:val="32"/>
+        </w:rPr>
+      </w:pPr>
+    </w:p>
+    <w:p>
+      <w:pPr>
+        <w:pStyle w:val="Listaszerbekezds"/>
+        <w:shd w:val="clear" w:color="auto" w:fill="F6F8FA"/>
+        <w:tabs>
+          <w:tab w:val="left" w:pos="916"/>
+          <w:tab w:val="left" w:pos="1832"/>
+          <w:tab w:val="left" w:pos="2748"/>
+          <w:tab w:val="left" w:pos="3664"/>
+          <w:tab w:val="left" w:pos="4580"/>
+          <w:tab w:val="left" w:pos="5496"/>
+          <w:tab w:val="left" w:pos="6412"/>
+          <w:tab w:val="left" w:pos="7328"/>
+          <w:tab w:val="left" w:pos="8244"/>
+          <w:tab w:val="left" w:pos="9160"/>
+          <w:tab w:val="left" w:pos="10076"/>
+          <w:tab w:val="left" w:pos="10992"/>
+          <w:tab w:val="left" w:pos="11908"/>
+          <w:tab w:val="left" w:pos="12824"/>
+          <w:tab w:val="left" w:pos="13740"/>
+          <w:tab w:val="left" w:pos="14656"/>
+        </w:tabs>
+        <w:spacing w:after="0" w:line="240" w:lineRule="auto"/>
+        <w:ind w:left="1068"/>
+        <w:rPr>
+          <w:rFonts w:ascii="Arial" w:hAnsi="Arial" w:cs="Arial"/>
+          <w:sz w:val="28"/>
+          <w:szCs w:val="28"/>
+        </w:rPr>
+      </w:pPr>
+      <w:r>
+        <w:rPr>
+          <w:rFonts w:ascii="Arial" w:hAnsi="Arial" w:cs="Arial"/>
+          <w:sz w:val="28"/>
+          <w:szCs w:val="28"/>
+        </w:rPr>
+        <w:t>╔══════════════════════════════════════╗</w:t>
+      </w:r>
+    </w:p>
+    <w:p>
+      <w:pPr>
+        <w:pStyle w:val="Listaszerbekezds"/>
+        <w:shd w:val="clear" w:color="auto" w:fill="F6F8FA"/>
+        <w:tabs>
+          <w:tab w:val="left" w:pos="916"/>
+          <w:tab w:val="left" w:pos="1832"/>
+          <w:tab w:val="left" w:pos="2748"/>
+          <w:tab w:val="left" w:pos="3664"/>
+          <w:tab w:val="left" w:pos="4580"/>
+          <w:tab w:val="left" w:pos="5496"/>
+          <w:tab w:val="left" w:pos="6412"/>
+          <w:tab w:val="left" w:pos="7328"/>
+          <w:tab w:val="left" w:pos="8244"/>
+          <w:tab w:val="left" w:pos="9160"/>
+          <w:tab w:val="left" w:pos="10076"/>
+          <w:tab w:val="left" w:pos="10992"/>
+          <w:tab w:val="left" w:pos="11908"/>
+          <w:tab w:val="left" w:pos="12824"/>
+          <w:tab w:val="left" w:pos="13740"/>
+          <w:tab w:val="left" w:pos="14656"/>
+        </w:tabs>
+        <w:spacing w:after="0" w:line="240" w:lineRule="auto"/>
+        <w:ind w:left="1068"/>
+        <w:rPr>
+          <w:rFonts w:ascii="Arial" w:hAnsi="Arial" w:cs="Arial"/>
+          <w:sz w:val="28"/>
+          <w:szCs w:val="28"/>
+        </w:rPr>
+      </w:pPr>
+      <w:r>
+        <w:rPr>
+          <w:rFonts w:ascii="Arial" w:hAnsi="Arial" w:cs="Arial"/>
+          <w:sz w:val="28"/>
+          <w:szCs w:val="28"/>
+        </w:rPr>
+        <w:t>║   LIBRARY MANAGEMENT SYSTEM                                    ║</w:t>
+      </w:r>
+    </w:p>
+    <w:p>
+      <w:pPr>
+        <w:pStyle w:val="Listaszerbekezds"/>
+        <w:shd w:val="clear" w:color="auto" w:fill="F6F8FA"/>
+        <w:tabs>
+          <w:tab w:val="left" w:pos="916"/>
+          <w:tab w:val="left" w:pos="1832"/>
+          <w:tab w:val="left" w:pos="2748"/>
+          <w:tab w:val="left" w:pos="3664"/>
+          <w:tab w:val="left" w:pos="4580"/>
+          <w:tab w:val="left" w:pos="5496"/>
+          <w:tab w:val="left" w:pos="6412"/>
+          <w:tab w:val="left" w:pos="7328"/>
+          <w:tab w:val="left" w:pos="8244"/>
+          <w:tab w:val="left" w:pos="9160"/>
+          <w:tab w:val="left" w:pos="10076"/>
+          <w:tab w:val="left" w:pos="10992"/>
+          <w:tab w:val="left" w:pos="11908"/>
+          <w:tab w:val="left" w:pos="12824"/>
+          <w:tab w:val="left" w:pos="13740"/>
+          <w:tab w:val="left" w:pos="14656"/>
+        </w:tabs>
+        <w:spacing w:after="0" w:line="240" w:lineRule="auto"/>
+        <w:ind w:left="1068"/>
+        <w:rPr>
+          <w:rFonts w:ascii="Arial" w:hAnsi="Arial" w:cs="Arial"/>
+          <w:sz w:val="28"/>
+          <w:szCs w:val="28"/>
+        </w:rPr>
+      </w:pPr>
+      <w:r>
+        <w:rPr>
+          <w:rFonts w:ascii="Arial" w:hAnsi="Arial" w:cs="Arial"/>
+          <w:sz w:val="28"/>
+          <w:szCs w:val="28"/>
+        </w:rPr>
+        <w:t>╚══════════════════════════════════════╝</w:t>
+      </w:r>
+    </w:p>
+    <w:p>
+      <w:pPr>
+        <w:pStyle w:val="Listaszerbekezds"/>
+        <w:shd w:val="clear" w:color="auto" w:fill="F6F8FA"/>
+        <w:tabs>
+          <w:tab w:val="left" w:pos="916"/>
+          <w:tab w:val="left" w:pos="1832"/>
+          <w:tab w:val="left" w:pos="2748"/>
+          <w:tab w:val="left" w:pos="3664"/>
+          <w:tab w:val="left" w:pos="4580"/>
+          <w:tab w:val="left" w:pos="5496"/>
+          <w:tab w:val="left" w:pos="6412"/>
+          <w:tab w:val="left" w:pos="7328"/>
+          <w:tab w:val="left" w:pos="8244"/>
+          <w:tab w:val="left" w:pos="9160"/>
+          <w:tab w:val="left" w:pos="10076"/>
+          <w:tab w:val="left" w:pos="10992"/>
+          <w:tab w:val="left" w:pos="11908"/>
+          <w:tab w:val="left" w:pos="12824"/>
+          <w:tab w:val="left" w:pos="13740"/>
+          <w:tab w:val="left" w:pos="14656"/>
+        </w:tabs>
+        <w:spacing w:after="0" w:line="240" w:lineRule="auto"/>
+        <w:ind w:left="1068"/>
+        <w:rPr>
+          <w:rFonts w:ascii="Arial" w:hAnsi="Arial" w:cs="Arial"/>
+          <w:sz w:val="28"/>
+          <w:szCs w:val="28"/>
+        </w:rPr>
+      </w:pPr>
+    </w:p>
+    <w:p>
+      <w:pPr>
+        <w:pStyle w:val="Listaszerbekezds"/>
+        <w:shd w:val="clear" w:color="auto" w:fill="F6F8FA"/>
+        <w:tabs>
+          <w:tab w:val="left" w:pos="916"/>
+          <w:tab w:val="left" w:pos="1832"/>
+          <w:tab w:val="left" w:pos="2748"/>
+          <w:tab w:val="left" w:pos="3664"/>
+          <w:tab w:val="left" w:pos="4580"/>
+          <w:tab w:val="left" w:pos="5496"/>
+          <w:tab w:val="left" w:pos="6412"/>
+          <w:tab w:val="left" w:pos="7328"/>
+          <w:tab w:val="left" w:pos="8244"/>
+          <w:tab w:val="left" w:pos="9160"/>
+          <w:tab w:val="left" w:pos="10076"/>
+          <w:tab w:val="left" w:pos="10992"/>
+          <w:tab w:val="left" w:pos="11908"/>
+          <w:tab w:val="left" w:pos="12824"/>
+          <w:tab w:val="left" w:pos="13740"/>
+          <w:tab w:val="left" w:pos="14656"/>
+        </w:tabs>
+        <w:spacing w:after="0" w:line="240" w:lineRule="auto"/>
+        <w:ind w:left="1068"/>
+        <w:rPr>
+          <w:rFonts w:ascii="Arial" w:hAnsi="Arial" w:cs="Arial"/>
+          <w:sz w:val="28"/>
+          <w:szCs w:val="28"/>
+        </w:rPr>
+      </w:pPr>
+    </w:p>
+    <w:p>
+      <w:pPr>
+        <w:pStyle w:val="HTML-kntformzott"/>
+        <w:shd w:val="clear" w:color="auto" w:fill="F6F8FA"/>
+        <w:rPr>
+          <w:rFonts w:ascii="Arial" w:eastAsiaTheme="minorHAnsi" w:hAnsi="Arial" w:cs="Arial"/>
+          <w:sz w:val="28"/>
+          <w:szCs w:val="28"/>
+          <w:lang w:eastAsia="en-US"/>
+        </w:rPr>
+      </w:pPr>
+      <w:r>
+        <w:rPr>
+          <w:rFonts w:ascii="Arial" w:eastAsiaTheme="minorHAnsi" w:hAnsi="Arial" w:cs="Arial"/>
+          <w:sz w:val="28"/>
+          <w:szCs w:val="28"/>
+          <w:lang w:eastAsia="en-US"/>
+        </w:rPr>
+        <w:tab/>
+      </w:r>
+      <w:r>
+        <w:rPr>
+          <w:rFonts w:ascii="Arial" w:eastAsiaTheme="minorHAnsi" w:hAnsi="Arial" w:cs="Arial"/>
+          <w:sz w:val="28"/>
+          <w:szCs w:val="28"/>
+          <w:lang w:eastAsia="en-US"/>
+        </w:rPr>
+        <w:tab/>
+        <w:t xml:space="preserve">1. List </w:t>
+      </w:r>
+      <w:proofErr w:type="spellStart"/>
+      <w:r>
+        <w:rPr>
+          <w:rFonts w:ascii="Arial" w:eastAsiaTheme="minorHAnsi" w:hAnsi="Arial" w:cs="Arial"/>
+          <w:sz w:val="28"/>
+          <w:szCs w:val="28"/>
+          <w:lang w:eastAsia="en-US"/>
+        </w:rPr>
+        <w:t>Books</w:t>
+      </w:r>
+      <w:proofErr w:type="spellEnd"/>
+      <w:r>
+        <w:rPr>
+          <w:rFonts w:ascii="Arial" w:eastAsiaTheme="minorHAnsi" w:hAnsi="Arial" w:cs="Arial"/>
+          <w:sz w:val="28"/>
+          <w:szCs w:val="28"/>
+          <w:lang w:eastAsia="en-US"/>
+        </w:rPr>
+        <w:t xml:space="preserve"> </w:t>
+      </w:r>
+      <w:proofErr w:type="spellStart"/>
+      <w:r>
+        <w:rPr>
+          <w:rFonts w:ascii="Arial" w:eastAsiaTheme="minorHAnsi" w:hAnsi="Arial" w:cs="Arial"/>
+          <w:sz w:val="28"/>
+          <w:szCs w:val="28"/>
+          <w:lang w:eastAsia="en-US"/>
+        </w:rPr>
+        <w:t>by</w:t>
+      </w:r>
+      <w:proofErr w:type="spellEnd"/>
+      <w:r>
+        <w:rPr>
+          <w:rFonts w:ascii="Arial" w:eastAsiaTheme="minorHAnsi" w:hAnsi="Arial" w:cs="Arial"/>
+          <w:sz w:val="28"/>
+          <w:szCs w:val="28"/>
+          <w:lang w:eastAsia="en-US"/>
+        </w:rPr>
+        <w:t xml:space="preserve"> </w:t>
+      </w:r>
+      <w:proofErr w:type="spellStart"/>
+      <w:r>
+        <w:rPr>
+          <w:rFonts w:ascii="Arial" w:eastAsiaTheme="minorHAnsi" w:hAnsi="Arial" w:cs="Arial"/>
+          <w:sz w:val="28"/>
+          <w:szCs w:val="28"/>
+          <w:lang w:eastAsia="en-US"/>
+        </w:rPr>
+        <w:t>Category</w:t>
+      </w:r>
+      <w:proofErr w:type="spellEnd"/>
+    </w:p>
+    <w:p>
+      <w:pPr>
+        <w:pStyle w:val="HTML-kntformzott"/>
+        <w:shd w:val="clear" w:color="auto" w:fill="F6F8FA"/>
+        <w:rPr>
+          <w:rFonts w:ascii="Arial" w:eastAsiaTheme="minorHAnsi" w:hAnsi="Arial" w:cs="Arial"/>
+          <w:sz w:val="28"/>
+          <w:szCs w:val="28"/>
+          <w:lang w:eastAsia="en-US"/>
+        </w:rPr>
+      </w:pPr>
+      <w:r>
+        <w:rPr>
+          <w:rFonts w:ascii="Arial" w:eastAsiaTheme="minorHAnsi" w:hAnsi="Arial" w:cs="Arial"/>
+          <w:sz w:val="28"/>
+          <w:szCs w:val="28"/>
+          <w:lang w:eastAsia="en-US"/>
+        </w:rPr>
+        <w:tab/>
+      </w:r>
+      <w:r>
+        <w:rPr>
+          <w:rFonts w:ascii="Arial" w:eastAsiaTheme="minorHAnsi" w:hAnsi="Arial" w:cs="Arial"/>
+          <w:sz w:val="28"/>
+          <w:szCs w:val="28"/>
+          <w:lang w:eastAsia="en-US"/>
+        </w:rPr>
+        <w:tab/>
+        <w:t xml:space="preserve">2. </w:t>
+      </w:r>
+      <w:proofErr w:type="spellStart"/>
+      <w:r>
+        <w:rPr>
+          <w:rFonts w:ascii="Arial" w:eastAsiaTheme="minorHAnsi" w:hAnsi="Arial" w:cs="Arial"/>
+          <w:sz w:val="28"/>
+          <w:szCs w:val="28"/>
+          <w:lang w:eastAsia="en-US"/>
+        </w:rPr>
+        <w:t>Loan</w:t>
+      </w:r>
+      <w:proofErr w:type="spellEnd"/>
+      <w:r>
+        <w:rPr>
+          <w:rFonts w:ascii="Arial" w:eastAsiaTheme="minorHAnsi" w:hAnsi="Arial" w:cs="Arial"/>
+          <w:sz w:val="28"/>
+          <w:szCs w:val="28"/>
+          <w:lang w:eastAsia="en-US"/>
+        </w:rPr>
+        <w:t xml:space="preserve"> a </w:t>
+      </w:r>
+      <w:proofErr w:type="spellStart"/>
+      <w:r>
+        <w:rPr>
+          <w:rFonts w:ascii="Arial" w:eastAsiaTheme="minorHAnsi" w:hAnsi="Arial" w:cs="Arial"/>
+          <w:sz w:val="28"/>
+          <w:szCs w:val="28"/>
+          <w:lang w:eastAsia="en-US"/>
+        </w:rPr>
+        <w:t>Book</w:t>
+      </w:r>
+      <w:proofErr w:type="spellEnd"/>
+    </w:p>
+    <w:p>
+      <w:pPr>
+        <w:pStyle w:val="HTML-kntformzott"/>
+        <w:shd w:val="clear" w:color="auto" w:fill="F6F8FA"/>
+        <w:rPr>
+          <w:rFonts w:ascii="Arial" w:eastAsiaTheme="minorHAnsi" w:hAnsi="Arial" w:cs="Arial"/>
+          <w:sz w:val="28"/>
+          <w:szCs w:val="28"/>
+          <w:lang w:eastAsia="en-US"/>
+        </w:rPr>
+      </w:pPr>
+      <w:r>
+        <w:rPr>
+          <w:rFonts w:ascii="Arial" w:eastAsiaTheme="minorHAnsi" w:hAnsi="Arial" w:cs="Arial"/>
+          <w:sz w:val="28"/>
+          <w:szCs w:val="28"/>
+          <w:lang w:eastAsia="en-US"/>
+        </w:rPr>
+        <w:tab/>
+      </w:r>
+      <w:r>
+        <w:rPr>
+          <w:rFonts w:ascii="Arial" w:eastAsiaTheme="minorHAnsi" w:hAnsi="Arial" w:cs="Arial"/>
+          <w:sz w:val="28"/>
+          <w:szCs w:val="28"/>
+          <w:lang w:eastAsia="en-US"/>
+        </w:rPr>
+        <w:tab/>
+        <w:t xml:space="preserve">3. </w:t>
+      </w:r>
+      <w:proofErr w:type="spellStart"/>
+      <w:r>
+        <w:rPr>
+          <w:rFonts w:ascii="Arial" w:eastAsiaTheme="minorHAnsi" w:hAnsi="Arial" w:cs="Arial"/>
+          <w:sz w:val="28"/>
+          <w:szCs w:val="28"/>
+          <w:lang w:eastAsia="en-US"/>
+        </w:rPr>
+        <w:t>Return</w:t>
+      </w:r>
+      <w:proofErr w:type="spellEnd"/>
+      <w:r>
+        <w:rPr>
+          <w:rFonts w:ascii="Arial" w:eastAsiaTheme="minorHAnsi" w:hAnsi="Arial" w:cs="Arial"/>
+          <w:sz w:val="28"/>
+          <w:szCs w:val="28"/>
+          <w:lang w:eastAsia="en-US"/>
+        </w:rPr>
+        <w:t xml:space="preserve"> a </w:t>
+      </w:r>
+      <w:proofErr w:type="spellStart"/>
+      <w:r>
+        <w:rPr>
+          <w:rFonts w:ascii="Arial" w:eastAsiaTheme="minorHAnsi" w:hAnsi="Arial" w:cs="Arial"/>
+          <w:sz w:val="28"/>
+          <w:szCs w:val="28"/>
+          <w:lang w:eastAsia="en-US"/>
+        </w:rPr>
+        <w:t>Book</w:t>
+      </w:r>
+      <w:proofErr w:type="spellEnd"/>
+    </w:p>
+    <w:p>
+      <w:pPr>
+        <w:pStyle w:val="HTML-kntformzott"/>
+        <w:shd w:val="clear" w:color="auto" w:fill="F6F8FA"/>
+        <w:rPr>
+          <w:rFonts w:ascii="Arial" w:eastAsiaTheme="minorHAnsi" w:hAnsi="Arial" w:cs="Arial"/>
+          <w:sz w:val="28"/>
+          <w:szCs w:val="28"/>
+          <w:lang w:eastAsia="en-US"/>
+        </w:rPr>
+      </w:pPr>
+      <w:r>
+        <w:rPr>
+          <w:rFonts w:ascii="Arial" w:eastAsiaTheme="minorHAnsi" w:hAnsi="Arial" w:cs="Arial"/>
+          <w:sz w:val="28"/>
+          <w:szCs w:val="28"/>
+          <w:lang w:eastAsia="en-US"/>
+        </w:rPr>
+        <w:tab/>
+      </w:r>
+      <w:r>
+        <w:rPr>
+          <w:rFonts w:ascii="Arial" w:eastAsiaTheme="minorHAnsi" w:hAnsi="Arial" w:cs="Arial"/>
+          <w:sz w:val="28"/>
+          <w:szCs w:val="28"/>
+          <w:lang w:eastAsia="en-US"/>
+        </w:rPr>
+        <w:tab/>
+        <w:t xml:space="preserve">4. </w:t>
+      </w:r>
+      <w:proofErr w:type="spellStart"/>
+      <w:r>
+        <w:rPr>
+          <w:rFonts w:ascii="Arial" w:eastAsiaTheme="minorHAnsi" w:hAnsi="Arial" w:cs="Arial"/>
+          <w:sz w:val="28"/>
+          <w:szCs w:val="28"/>
+          <w:lang w:eastAsia="en-US"/>
+        </w:rPr>
+        <w:t>Search</w:t>
+      </w:r>
+      <w:proofErr w:type="spellEnd"/>
+      <w:r>
+        <w:rPr>
+          <w:rFonts w:ascii="Arial" w:eastAsiaTheme="minorHAnsi" w:hAnsi="Arial" w:cs="Arial"/>
+          <w:sz w:val="28"/>
+          <w:szCs w:val="28"/>
+          <w:lang w:eastAsia="en-US"/>
+        </w:rPr>
+        <w:t xml:space="preserve"> </w:t>
+      </w:r>
+      <w:proofErr w:type="spellStart"/>
+      <w:r>
+        <w:rPr>
+          <w:rFonts w:ascii="Arial" w:eastAsiaTheme="minorHAnsi" w:hAnsi="Arial" w:cs="Arial"/>
+          <w:sz w:val="28"/>
+          <w:szCs w:val="28"/>
+          <w:lang w:eastAsia="en-US"/>
+        </w:rPr>
+        <w:t>Books</w:t>
+      </w:r>
+      <w:proofErr w:type="spellEnd"/>
+    </w:p>
+    <w:p>
+      <w:pPr>
+        <w:pStyle w:val="HTML-kntformzott"/>
+        <w:shd w:val="clear" w:color="auto" w:fill="F6F8FA"/>
+        <w:rPr>
+          <w:rFonts w:ascii="Arial" w:eastAsiaTheme="minorHAnsi" w:hAnsi="Arial" w:cs="Arial"/>
+          <w:sz w:val="28"/>
+          <w:szCs w:val="28"/>
+          <w:lang w:eastAsia="en-US"/>
+        </w:rPr>
+      </w:pPr>
+      <w:r>
+        <w:rPr>
+          <w:rFonts w:ascii="Arial" w:eastAsiaTheme="minorHAnsi" w:hAnsi="Arial" w:cs="Arial"/>
+          <w:sz w:val="28"/>
+          <w:szCs w:val="28"/>
+          <w:lang w:eastAsia="en-US"/>
+        </w:rPr>
+        <w:tab/>
+      </w:r>
+      <w:r>
+        <w:rPr>
+          <w:rFonts w:ascii="Arial" w:eastAsiaTheme="minorHAnsi" w:hAnsi="Arial" w:cs="Arial"/>
+          <w:sz w:val="28"/>
+          <w:szCs w:val="28"/>
+          <w:lang w:eastAsia="en-US"/>
+        </w:rPr>
+        <w:tab/>
+        <w:t xml:space="preserve">5. List </w:t>
+      </w:r>
+      <w:proofErr w:type="spellStart"/>
+      <w:r>
+        <w:rPr>
+          <w:rFonts w:ascii="Arial" w:eastAsiaTheme="minorHAnsi" w:hAnsi="Arial" w:cs="Arial"/>
+          <w:sz w:val="28"/>
+          <w:szCs w:val="28"/>
+          <w:lang w:eastAsia="en-US"/>
+        </w:rPr>
+        <w:t>All</w:t>
+      </w:r>
+      <w:proofErr w:type="spellEnd"/>
+      <w:r>
+        <w:rPr>
+          <w:rFonts w:ascii="Arial" w:eastAsiaTheme="minorHAnsi" w:hAnsi="Arial" w:cs="Arial"/>
+          <w:sz w:val="28"/>
+          <w:szCs w:val="28"/>
+          <w:lang w:eastAsia="en-US"/>
+        </w:rPr>
+        <w:t xml:space="preserve"> </w:t>
+      </w:r>
+      <w:proofErr w:type="spellStart"/>
+      <w:r>
+        <w:rPr>
+          <w:rFonts w:ascii="Arial" w:eastAsiaTheme="minorHAnsi" w:hAnsi="Arial" w:cs="Arial"/>
+          <w:sz w:val="28"/>
+          <w:szCs w:val="28"/>
+          <w:lang w:eastAsia="en-US"/>
+        </w:rPr>
+        <w:t>Fines</w:t>
+      </w:r>
+      <w:proofErr w:type="spellEnd"/>
+    </w:p>
+    <w:p>
+      <w:pPr>
+        <w:pStyle w:val="HTML-kntformzott"/>
+        <w:shd w:val="clear" w:color="auto" w:fill="F6F8FA"/>
+        <w:rPr>
+          <w:rFonts w:ascii="Arial" w:eastAsiaTheme="minorHAnsi" w:hAnsi="Arial" w:cs="Arial"/>
+          <w:sz w:val="28"/>
+          <w:szCs w:val="28"/>
+          <w:lang w:eastAsia="en-US"/>
+        </w:rPr>
+      </w:pPr>
+      <w:r>
+        <w:rPr>
+          <w:rFonts w:ascii="Arial" w:eastAsiaTheme="minorHAnsi" w:hAnsi="Arial" w:cs="Arial"/>
+          <w:sz w:val="28"/>
+          <w:szCs w:val="28"/>
+          <w:lang w:eastAsia="en-US"/>
+        </w:rPr>
+        <w:tab/>
+      </w:r>
+      <w:r>
+        <w:rPr>
+          <w:rFonts w:ascii="Arial" w:eastAsiaTheme="minorHAnsi" w:hAnsi="Arial" w:cs="Arial"/>
+          <w:sz w:val="28"/>
+          <w:szCs w:val="28"/>
+          <w:lang w:eastAsia="en-US"/>
+        </w:rPr>
+        <w:tab/>
+        <w:t xml:space="preserve">6. </w:t>
+      </w:r>
+      <w:proofErr w:type="spellStart"/>
+      <w:r>
+        <w:rPr>
+          <w:rFonts w:ascii="Arial" w:eastAsiaTheme="minorHAnsi" w:hAnsi="Arial" w:cs="Arial"/>
+          <w:sz w:val="28"/>
+          <w:szCs w:val="28"/>
+          <w:lang w:eastAsia="en-US"/>
+        </w:rPr>
+        <w:t>View</w:t>
+      </w:r>
+      <w:proofErr w:type="spellEnd"/>
+      <w:r>
+        <w:rPr>
+          <w:rFonts w:ascii="Arial" w:eastAsiaTheme="minorHAnsi" w:hAnsi="Arial" w:cs="Arial"/>
+          <w:sz w:val="28"/>
+          <w:szCs w:val="28"/>
+          <w:lang w:eastAsia="en-US"/>
+        </w:rPr>
+        <w:t xml:space="preserve"> </w:t>
+      </w:r>
+      <w:proofErr w:type="spellStart"/>
+      <w:r>
+        <w:rPr>
+          <w:rFonts w:ascii="Arial" w:eastAsiaTheme="minorHAnsi" w:hAnsi="Arial" w:cs="Arial"/>
+          <w:sz w:val="28"/>
+          <w:szCs w:val="28"/>
+          <w:lang w:eastAsia="en-US"/>
+        </w:rPr>
+        <w:t>Statistics</w:t>
+      </w:r>
+      <w:proofErr w:type="spellEnd"/>
+    </w:p>
+    <w:p>
+      <w:pPr>
+        <w:pStyle w:val="HTML-kntformzott"/>
+        <w:shd w:val="clear" w:color="auto" w:fill="F6F8FA"/>
+        <w:rPr>
+          <w:rFonts w:ascii="Arial" w:eastAsiaTheme="minorHAnsi" w:hAnsi="Arial" w:cs="Arial"/>
+          <w:sz w:val="16"/>
+          <w:szCs w:val="16"/>
+          <w:lang w:eastAsia="en-US"/>
+        </w:rPr>
+      </w:pPr>
+      <w:r>
+        <w:rPr>
+          <w:rFonts w:ascii="Arial" w:eastAsiaTheme="minorHAnsi" w:hAnsi="Arial" w:cs="Arial"/>
+          <w:sz w:val="28"/>
+          <w:szCs w:val="28"/>
+          <w:lang w:eastAsia="en-US"/>
+        </w:rPr>
+        <w:tab/>
+      </w:r>
+      <w:r>
+        <w:rPr>
+          <w:rFonts w:ascii="Arial" w:eastAsiaTheme="minorHAnsi" w:hAnsi="Arial" w:cs="Arial"/>
+          <w:sz w:val="28"/>
+          <w:szCs w:val="28"/>
+          <w:lang w:eastAsia="en-US"/>
+        </w:rPr>
+        <w:tab/>
+        <w:t xml:space="preserve">7. </w:t>
+      </w:r>
+      <w:proofErr w:type="spellStart"/>
+      <w:r>
+        <w:rPr>
+          <w:rFonts w:ascii="Arial" w:eastAsiaTheme="minorHAnsi" w:hAnsi="Arial" w:cs="Arial"/>
+          <w:sz w:val="28"/>
+          <w:szCs w:val="28"/>
+          <w:lang w:eastAsia="en-US"/>
+        </w:rPr>
+        <w:t>Exit</w:t>
+      </w:r>
+      <w:proofErr w:type="spellEnd"/>
+      <w:r>
+        <w:rPr>
+          <w:rFonts w:ascii="Arial" w:eastAsiaTheme="minorHAnsi" w:hAnsi="Arial" w:cs="Arial"/>
+          <w:sz w:val="28"/>
+          <w:szCs w:val="28"/>
+          <w:lang w:eastAsia="en-US"/>
+        </w:rPr>
+        <w:tab/>
+      </w:r>
+      <w:r>
+        <w:rPr>
+          <w:rFonts w:ascii="Arial" w:eastAsiaTheme="minorHAnsi" w:hAnsi="Arial" w:cs="Arial"/>
+          <w:sz w:val="28"/>
+          <w:szCs w:val="28"/>
+          <w:lang w:eastAsia="en-US"/>
+        </w:rPr>
+        <w:tab/>
+      </w:r>
+      <w:r>
+        <w:rPr>
+          <w:rFonts w:ascii="Arial" w:eastAsiaTheme="minorHAnsi" w:hAnsi="Arial" w:cs="Arial"/>
+          <w:sz w:val="28"/>
+          <w:szCs w:val="28"/>
+          <w:lang w:eastAsia="en-US"/>
+        </w:rPr>
+        <w:tab/>
+      </w:r>
+      <w:r>
+        <w:rPr>
+          <w:rFonts w:ascii="Arial" w:eastAsiaTheme="minorHAnsi" w:hAnsi="Arial" w:cs="Arial"/>
+          <w:sz w:val="28"/>
+          <w:szCs w:val="28"/>
+          <w:lang w:eastAsia="en-US"/>
+        </w:rPr>
+        <w:tab/>
+      </w:r>
+      <w:r>
+        <w:rPr>
+          <w:rFonts w:ascii="Arial" w:eastAsiaTheme="minorHAnsi" w:hAnsi="Arial" w:cs="Arial"/>
+          <w:sz w:val="28"/>
+          <w:szCs w:val="28"/>
+          <w:lang w:eastAsia="en-US"/>
+        </w:rPr>
+        <w:tab/>
+      </w:r>
+      <w:r>
+        <w:rPr>
+          <w:rFonts w:ascii="Arial" w:eastAsiaTheme="minorHAnsi" w:hAnsi="Arial" w:cs="Arial"/>
+          <w:sz w:val="28"/>
+          <w:szCs w:val="28"/>
+          <w:lang w:eastAsia="en-US"/>
+        </w:rPr>
+        <w:tab/>
+      </w:r>
+      <w:r>
+        <w:rPr>
+          <w:rFonts w:ascii="Arial" w:eastAsiaTheme="minorHAnsi" w:hAnsi="Arial" w:cs="Arial"/>
+          <w:sz w:val="16"/>
+          <w:szCs w:val="16"/>
+          <w:lang w:eastAsia="en-US"/>
+        </w:rPr>
+        <w:t>(</w:t>
+      </w:r>
+      <w:r>
+        <w:rPr>
+          <w:rFonts w:ascii="Arial" w:eastAsiaTheme="minorHAnsi" w:hAnsi="Arial" w:cs="Arial"/>
+          <w:sz w:val="16"/>
+          <w:szCs w:val="16"/>
+          <w:lang w:eastAsia="en-US"/>
+        </w:rPr>
+        <w:t>Szemléltető P</w:t>
+      </w:r>
+      <w:r>
+        <w:rPr>
+          <w:rFonts w:ascii="Arial" w:eastAsiaTheme="minorHAnsi" w:hAnsi="Arial" w:cs="Arial"/>
+          <w:sz w:val="16"/>
+          <w:szCs w:val="16"/>
+          <w:lang w:eastAsia="en-US"/>
+        </w:rPr>
+        <w:t>é</w:t>
+      </w:r>
+      <w:r>
+        <w:rPr>
+          <w:rFonts w:ascii="Arial" w:eastAsiaTheme="minorHAnsi" w:hAnsi="Arial" w:cs="Arial"/>
+          <w:sz w:val="16"/>
+          <w:szCs w:val="16"/>
+          <w:lang w:eastAsia="en-US"/>
+        </w:rPr>
+        <w:t>l</w:t>
+      </w:r>
+      <w:r>
+        <w:rPr>
+          <w:rFonts w:ascii="Arial" w:eastAsiaTheme="minorHAnsi" w:hAnsi="Arial" w:cs="Arial"/>
+          <w:sz w:val="16"/>
+          <w:szCs w:val="16"/>
+          <w:lang w:eastAsia="en-US"/>
+        </w:rPr>
+        <w:t>da)</w:t>
+      </w:r>
+    </w:p>
+    <w:p>
+      <w:pPr>
         <w:pStyle w:val="Listaszerbekezds"/>
         <w:spacing w:line="276" w:lineRule="auto"/>
         <w:ind w:left="1068"/>
         <w:rPr>
           <w:rFonts w:ascii="Arial" w:hAnsi="Arial" w:cs="Arial"/>
+          <w:sz w:val="32"/>
+          <w:szCs w:val="32"/>
+        </w:rPr>
+      </w:pPr>
+    </w:p>
+    <w:p>
+      <w:pPr>
+        <w:spacing w:line="276" w:lineRule="auto"/>
+        <w:rPr>
+          <w:rFonts w:ascii="Arial" w:hAnsi="Arial" w:cs="Arial"/>
+          <w:sz w:val="32"/>
+          <w:szCs w:val="32"/>
+        </w:rPr>
+      </w:pPr>
+      <w:r>
+        <w:rPr>
+          <w:rFonts w:ascii="Arial" w:hAnsi="Arial" w:cs="Arial"/>
           <w:b/>
           <w:sz w:val="32"/>
           <w:szCs w:val="32"/>
         </w:rPr>
-      </w:pPr>
+        <w:t xml:space="preserve">Az 1. (1) a „List </w:t>
+      </w:r>
+      <w:proofErr w:type="spellStart"/>
+      <w:r>
+        <w:rPr>
+          <w:rFonts w:ascii="Arial" w:hAnsi="Arial" w:cs="Arial"/>
+          <w:b/>
+          <w:sz w:val="32"/>
+          <w:szCs w:val="32"/>
+        </w:rPr>
+        <w:t>books</w:t>
+      </w:r>
+      <w:proofErr w:type="spellEnd"/>
+      <w:r>
+        <w:rPr>
+          <w:rFonts w:ascii="Arial" w:hAnsi="Arial" w:cs="Arial"/>
+          <w:b/>
+          <w:sz w:val="32"/>
+          <w:szCs w:val="32"/>
+        </w:rPr>
+        <w:t xml:space="preserve"> </w:t>
+      </w:r>
+      <w:proofErr w:type="spellStart"/>
+      <w:r>
+        <w:rPr>
+          <w:rFonts w:ascii="Arial" w:hAnsi="Arial" w:cs="Arial"/>
+          <w:b/>
+          <w:sz w:val="32"/>
+          <w:szCs w:val="32"/>
+        </w:rPr>
+        <w:t>by</w:t>
+      </w:r>
+      <w:proofErr w:type="spellEnd"/>
+      <w:r>
+        <w:rPr>
+          <w:rFonts w:ascii="Arial" w:hAnsi="Arial" w:cs="Arial"/>
+          <w:b/>
+          <w:sz w:val="32"/>
+          <w:szCs w:val="32"/>
+        </w:rPr>
+        <w:t xml:space="preserve"> </w:t>
+      </w:r>
+      <w:proofErr w:type="spellStart"/>
+      <w:r>
+        <w:rPr>
+          <w:rFonts w:ascii="Arial" w:hAnsi="Arial" w:cs="Arial"/>
+          <w:b/>
+          <w:sz w:val="32"/>
+          <w:szCs w:val="32"/>
+        </w:rPr>
+        <w:t>category</w:t>
+      </w:r>
+      <w:proofErr w:type="spellEnd"/>
+      <w:r>
+        <w:rPr>
+          <w:rFonts w:ascii="Arial" w:hAnsi="Arial" w:cs="Arial"/>
+          <w:b/>
+          <w:sz w:val="32"/>
+          <w:szCs w:val="32"/>
+        </w:rPr>
+        <w:t>” opció</w:t>
+      </w:r>
+      <w:r>
+        <w:rPr>
+          <w:rFonts w:ascii="Arial" w:hAnsi="Arial" w:cs="Arial"/>
+          <w:sz w:val="32"/>
+          <w:szCs w:val="32"/>
+        </w:rPr>
+        <w:t>, amely kilistázza a</w:t>
+      </w:r>
+      <w:r>
+        <w:rPr>
+          <w:rFonts w:ascii="Arial" w:hAnsi="Arial" w:cs="Arial"/>
+          <w:sz w:val="32"/>
+          <w:szCs w:val="32"/>
+        </w:rPr>
+        <w:t>z elérhető</w:t>
+      </w:r>
+      <w:r>
+        <w:rPr>
+          <w:rFonts w:ascii="Arial" w:hAnsi="Arial" w:cs="Arial"/>
+          <w:sz w:val="32"/>
+          <w:szCs w:val="32"/>
+        </w:rPr>
+        <w:t xml:space="preserve"> könyvek kategóriáit</w:t>
+      </w:r>
+      <w:r>
+        <w:rPr>
+          <w:rFonts w:ascii="Arial" w:hAnsi="Arial" w:cs="Arial"/>
+          <w:sz w:val="32"/>
+          <w:szCs w:val="32"/>
+        </w:rPr>
+        <w:t xml:space="preserve"> (5 kategória)</w:t>
+      </w:r>
+      <w:r>
+        <w:rPr>
+          <w:rFonts w:ascii="Arial" w:hAnsi="Arial" w:cs="Arial"/>
+          <w:sz w:val="32"/>
+          <w:szCs w:val="32"/>
+        </w:rPr>
+        <w:t xml:space="preserve"> és egy visszalépési opciót</w:t>
+      </w:r>
+      <w:r>
+        <w:rPr>
+          <w:rFonts w:ascii="Arial" w:hAnsi="Arial" w:cs="Arial"/>
+          <w:sz w:val="32"/>
+          <w:szCs w:val="32"/>
+        </w:rPr>
+        <w:t xml:space="preserve"> (6.</w:t>
+      </w:r>
+      <w:r>
+        <w:rPr>
+          <w:rFonts w:ascii="Arial" w:hAnsi="Arial" w:cs="Arial"/>
+          <w:sz w:val="32"/>
+          <w:szCs w:val="32"/>
+        </w:rPr>
+        <w:t xml:space="preserve"> opció</w:t>
+      </w:r>
+      <w:r>
+        <w:rPr>
+          <w:rFonts w:ascii="Arial" w:hAnsi="Arial" w:cs="Arial"/>
+          <w:sz w:val="32"/>
+          <w:szCs w:val="32"/>
+        </w:rPr>
+        <w:t>)</w:t>
+      </w:r>
+      <w:r>
+        <w:rPr>
+          <w:rFonts w:ascii="Arial" w:hAnsi="Arial" w:cs="Arial"/>
+          <w:sz w:val="32"/>
+          <w:szCs w:val="32"/>
+        </w:rPr>
+        <w:t xml:space="preserve"> a </w:t>
+      </w:r>
+      <w:proofErr w:type="spellStart"/>
+      <w:r>
+        <w:rPr>
+          <w:rFonts w:ascii="Arial" w:hAnsi="Arial" w:cs="Arial"/>
+          <w:sz w:val="32"/>
+          <w:szCs w:val="32"/>
+        </w:rPr>
+        <w:t>főmenübe</w:t>
+      </w:r>
+      <w:proofErr w:type="spellEnd"/>
+      <w:r>
+        <w:rPr>
+          <w:rFonts w:ascii="Arial" w:hAnsi="Arial" w:cs="Arial"/>
+          <w:sz w:val="32"/>
+          <w:szCs w:val="32"/>
+        </w:rPr>
+        <w:t xml:space="preserve"> való visszalépéshez</w:t>
+      </w:r>
+      <w:r>
+        <w:rPr>
+          <w:rFonts w:ascii="Arial" w:hAnsi="Arial" w:cs="Arial"/>
+          <w:sz w:val="32"/>
+          <w:szCs w:val="32"/>
+        </w:rPr>
+        <w:t>.</w:t>
+      </w:r>
+    </w:p>
+    <w:p>
+      <w:pPr>
+        <w:pStyle w:val="HTML-kntformzott"/>
+        <w:shd w:val="clear" w:color="auto" w:fill="F6F8FA"/>
+        <w:ind w:left="1068"/>
+        <w:rPr>
+          <w:rFonts w:ascii="Arial" w:eastAsiaTheme="minorHAnsi" w:hAnsi="Arial" w:cs="Arial"/>
+          <w:sz w:val="28"/>
+          <w:szCs w:val="28"/>
+          <w:lang w:eastAsia="en-US"/>
+        </w:rPr>
+      </w:pPr>
+      <w:r>
+        <w:rPr>
+          <w:rFonts w:ascii="Arial" w:eastAsiaTheme="minorHAnsi" w:hAnsi="Arial" w:cs="Arial"/>
+          <w:sz w:val="28"/>
+          <w:szCs w:val="28"/>
+          <w:lang w:eastAsia="en-US"/>
+        </w:rPr>
+        <w:t xml:space="preserve">1. Sci-fi (14 </w:t>
+      </w:r>
+      <w:proofErr w:type="spellStart"/>
+      <w:r>
+        <w:rPr>
+          <w:rFonts w:ascii="Arial" w:eastAsiaTheme="minorHAnsi" w:hAnsi="Arial" w:cs="Arial"/>
+          <w:sz w:val="28"/>
+          <w:szCs w:val="28"/>
+          <w:lang w:eastAsia="en-US"/>
+        </w:rPr>
+        <w:t>books</w:t>
+      </w:r>
+      <w:proofErr w:type="spellEnd"/>
+      <w:r>
+        <w:rPr>
+          <w:rFonts w:ascii="Arial" w:eastAsiaTheme="minorHAnsi" w:hAnsi="Arial" w:cs="Arial"/>
+          <w:sz w:val="28"/>
+          <w:szCs w:val="28"/>
+          <w:lang w:eastAsia="en-US"/>
+        </w:rPr>
+        <w:t>)</w:t>
+      </w:r>
+    </w:p>
+    <w:p>
+      <w:pPr>
+        <w:pStyle w:val="HTML-kntformzott"/>
+        <w:shd w:val="clear" w:color="auto" w:fill="F6F8FA"/>
+        <w:ind w:left="1068"/>
+        <w:rPr>
+          <w:rFonts w:ascii="Arial" w:eastAsiaTheme="minorHAnsi" w:hAnsi="Arial" w:cs="Arial"/>
+          <w:sz w:val="28"/>
+          <w:szCs w:val="28"/>
+          <w:lang w:eastAsia="en-US"/>
+        </w:rPr>
+      </w:pPr>
+      <w:r>
+        <w:rPr>
+          <w:rFonts w:ascii="Arial" w:eastAsiaTheme="minorHAnsi" w:hAnsi="Arial" w:cs="Arial"/>
+          <w:sz w:val="28"/>
+          <w:szCs w:val="28"/>
+          <w:lang w:eastAsia="en-US"/>
+        </w:rPr>
+        <w:t xml:space="preserve">2. </w:t>
+      </w:r>
+      <w:proofErr w:type="spellStart"/>
+      <w:r>
+        <w:rPr>
+          <w:rFonts w:ascii="Arial" w:eastAsiaTheme="minorHAnsi" w:hAnsi="Arial" w:cs="Arial"/>
+          <w:sz w:val="28"/>
+          <w:szCs w:val="28"/>
+          <w:lang w:eastAsia="en-US"/>
+        </w:rPr>
+        <w:t>Drama</w:t>
+      </w:r>
+      <w:proofErr w:type="spellEnd"/>
+      <w:r>
+        <w:rPr>
+          <w:rFonts w:ascii="Arial" w:eastAsiaTheme="minorHAnsi" w:hAnsi="Arial" w:cs="Arial"/>
+          <w:sz w:val="28"/>
+          <w:szCs w:val="28"/>
+          <w:lang w:eastAsia="en-US"/>
+        </w:rPr>
+        <w:t xml:space="preserve"> (8 </w:t>
+      </w:r>
+      <w:proofErr w:type="spellStart"/>
+      <w:r>
+        <w:rPr>
+          <w:rFonts w:ascii="Arial" w:eastAsiaTheme="minorHAnsi" w:hAnsi="Arial" w:cs="Arial"/>
+          <w:sz w:val="28"/>
+          <w:szCs w:val="28"/>
+          <w:lang w:eastAsia="en-US"/>
+        </w:rPr>
+        <w:t>books</w:t>
+      </w:r>
+      <w:proofErr w:type="spellEnd"/>
+      <w:r>
+        <w:rPr>
+          <w:rFonts w:ascii="Arial" w:eastAsiaTheme="minorHAnsi" w:hAnsi="Arial" w:cs="Arial"/>
+          <w:sz w:val="28"/>
+          <w:szCs w:val="28"/>
+          <w:lang w:eastAsia="en-US"/>
+        </w:rPr>
+        <w:t>)</w:t>
+      </w:r>
+    </w:p>
+    <w:p>
+      <w:pPr>
+        <w:pStyle w:val="HTML-kntformzott"/>
+        <w:shd w:val="clear" w:color="auto" w:fill="F6F8FA"/>
+        <w:ind w:left="1068"/>
+        <w:rPr>
+          <w:rFonts w:ascii="Arial" w:eastAsiaTheme="minorHAnsi" w:hAnsi="Arial" w:cs="Arial"/>
+          <w:sz w:val="28"/>
+          <w:szCs w:val="28"/>
+          <w:lang w:eastAsia="en-US"/>
+        </w:rPr>
+      </w:pPr>
+      <w:r>
+        <w:rPr>
+          <w:rFonts w:ascii="Arial" w:eastAsiaTheme="minorHAnsi" w:hAnsi="Arial" w:cs="Arial"/>
+          <w:sz w:val="28"/>
+          <w:szCs w:val="28"/>
+          <w:lang w:eastAsia="en-US"/>
+        </w:rPr>
+        <w:t xml:space="preserve">3. </w:t>
+      </w:r>
+      <w:proofErr w:type="spellStart"/>
+      <w:r>
+        <w:rPr>
+          <w:rFonts w:ascii="Arial" w:eastAsiaTheme="minorHAnsi" w:hAnsi="Arial" w:cs="Arial"/>
+          <w:sz w:val="28"/>
+          <w:szCs w:val="28"/>
+          <w:lang w:eastAsia="en-US"/>
+        </w:rPr>
+        <w:t>History</w:t>
+      </w:r>
+      <w:proofErr w:type="spellEnd"/>
+      <w:r>
+        <w:rPr>
+          <w:rFonts w:ascii="Arial" w:eastAsiaTheme="minorHAnsi" w:hAnsi="Arial" w:cs="Arial"/>
+          <w:sz w:val="28"/>
+          <w:szCs w:val="28"/>
+          <w:lang w:eastAsia="en-US"/>
+        </w:rPr>
+        <w:t xml:space="preserve"> (12 </w:t>
+      </w:r>
+      <w:proofErr w:type="spellStart"/>
+      <w:r>
+        <w:rPr>
+          <w:rFonts w:ascii="Arial" w:eastAsiaTheme="minorHAnsi" w:hAnsi="Arial" w:cs="Arial"/>
+          <w:sz w:val="28"/>
+          <w:szCs w:val="28"/>
+          <w:lang w:eastAsia="en-US"/>
+        </w:rPr>
+        <w:t>books</w:t>
+      </w:r>
+      <w:proofErr w:type="spellEnd"/>
+      <w:r>
+        <w:rPr>
+          <w:rFonts w:ascii="Arial" w:eastAsiaTheme="minorHAnsi" w:hAnsi="Arial" w:cs="Arial"/>
+          <w:sz w:val="28"/>
+          <w:szCs w:val="28"/>
+          <w:lang w:eastAsia="en-US"/>
+        </w:rPr>
+        <w:t>)</w:t>
+      </w:r>
+    </w:p>
+    <w:p>
+      <w:pPr>
+        <w:pStyle w:val="HTML-kntformzott"/>
+        <w:shd w:val="clear" w:color="auto" w:fill="F6F8FA"/>
+        <w:ind w:left="1068"/>
+        <w:rPr>
+          <w:rFonts w:ascii="Arial" w:eastAsiaTheme="minorHAnsi" w:hAnsi="Arial" w:cs="Arial"/>
+          <w:sz w:val="28"/>
+          <w:szCs w:val="28"/>
+          <w:lang w:eastAsia="en-US"/>
+        </w:rPr>
+      </w:pPr>
+      <w:r>
+        <w:rPr>
+          <w:rFonts w:ascii="Arial" w:eastAsiaTheme="minorHAnsi" w:hAnsi="Arial" w:cs="Arial"/>
+          <w:sz w:val="28"/>
+          <w:szCs w:val="28"/>
+          <w:lang w:eastAsia="en-US"/>
+        </w:rPr>
+        <w:t xml:space="preserve">4. </w:t>
+      </w:r>
+      <w:proofErr w:type="spellStart"/>
+      <w:r>
+        <w:rPr>
+          <w:rFonts w:ascii="Arial" w:eastAsiaTheme="minorHAnsi" w:hAnsi="Arial" w:cs="Arial"/>
+          <w:sz w:val="28"/>
+          <w:szCs w:val="28"/>
+          <w:lang w:eastAsia="en-US"/>
+        </w:rPr>
+        <w:t>Children</w:t>
+      </w:r>
+      <w:proofErr w:type="spellEnd"/>
+      <w:r>
+        <w:rPr>
+          <w:rFonts w:ascii="Arial" w:eastAsiaTheme="minorHAnsi" w:hAnsi="Arial" w:cs="Arial"/>
+          <w:sz w:val="28"/>
+          <w:szCs w:val="28"/>
+          <w:lang w:eastAsia="en-US"/>
+        </w:rPr>
+        <w:t xml:space="preserve"> (10 </w:t>
+      </w:r>
+      <w:proofErr w:type="spellStart"/>
+      <w:r>
+        <w:rPr>
+          <w:rFonts w:ascii="Arial" w:eastAsiaTheme="minorHAnsi" w:hAnsi="Arial" w:cs="Arial"/>
+          <w:sz w:val="28"/>
+          <w:szCs w:val="28"/>
+          <w:lang w:eastAsia="en-US"/>
+        </w:rPr>
+        <w:t>books</w:t>
+      </w:r>
+      <w:proofErr w:type="spellEnd"/>
+      <w:r>
+        <w:rPr>
+          <w:rFonts w:ascii="Arial" w:eastAsiaTheme="minorHAnsi" w:hAnsi="Arial" w:cs="Arial"/>
+          <w:sz w:val="28"/>
+          <w:szCs w:val="28"/>
+          <w:lang w:eastAsia="en-US"/>
+        </w:rPr>
+        <w:t>)</w:t>
+      </w:r>
+    </w:p>
+    <w:p>
+      <w:pPr>
+        <w:pStyle w:val="HTML-kntformzott"/>
+        <w:shd w:val="clear" w:color="auto" w:fill="F6F8FA"/>
+        <w:ind w:left="1068"/>
+        <w:rPr>
+          <w:rFonts w:ascii="Arial" w:eastAsiaTheme="minorHAnsi" w:hAnsi="Arial" w:cs="Arial"/>
+          <w:sz w:val="28"/>
+          <w:szCs w:val="28"/>
+          <w:lang w:eastAsia="en-US"/>
+        </w:rPr>
+      </w:pPr>
+      <w:r>
+        <w:rPr>
+          <w:rFonts w:ascii="Arial" w:eastAsiaTheme="minorHAnsi" w:hAnsi="Arial" w:cs="Arial"/>
+          <w:sz w:val="28"/>
+          <w:szCs w:val="28"/>
+          <w:lang w:eastAsia="en-US"/>
+        </w:rPr>
+        <w:t xml:space="preserve">5. </w:t>
+      </w:r>
+      <w:proofErr w:type="spellStart"/>
+      <w:r>
+        <w:rPr>
+          <w:rFonts w:ascii="Arial" w:eastAsiaTheme="minorHAnsi" w:hAnsi="Arial" w:cs="Arial"/>
+          <w:sz w:val="28"/>
+          <w:szCs w:val="28"/>
+          <w:lang w:eastAsia="en-US"/>
+        </w:rPr>
+        <w:t>Technical</w:t>
+      </w:r>
+      <w:proofErr w:type="spellEnd"/>
+      <w:r>
+        <w:rPr>
+          <w:rFonts w:ascii="Arial" w:eastAsiaTheme="minorHAnsi" w:hAnsi="Arial" w:cs="Arial"/>
+          <w:sz w:val="28"/>
+          <w:szCs w:val="28"/>
+          <w:lang w:eastAsia="en-US"/>
+        </w:rPr>
+        <w:t xml:space="preserve"> (6 </w:t>
+      </w:r>
+      <w:proofErr w:type="spellStart"/>
+      <w:r>
+        <w:rPr>
+          <w:rFonts w:ascii="Arial" w:eastAsiaTheme="minorHAnsi" w:hAnsi="Arial" w:cs="Arial"/>
+          <w:sz w:val="28"/>
+          <w:szCs w:val="28"/>
+          <w:lang w:eastAsia="en-US"/>
+        </w:rPr>
+        <w:t>books</w:t>
+      </w:r>
+      <w:proofErr w:type="spellEnd"/>
+      <w:r>
+        <w:rPr>
+          <w:rFonts w:ascii="Arial" w:eastAsiaTheme="minorHAnsi" w:hAnsi="Arial" w:cs="Arial"/>
+          <w:sz w:val="28"/>
+          <w:szCs w:val="28"/>
+          <w:lang w:eastAsia="en-US"/>
+        </w:rPr>
+        <w:t>)</w:t>
+      </w:r>
+    </w:p>
+    <w:p>
+      <w:pPr>
+        <w:pStyle w:val="HTML-kntformzott"/>
+        <w:shd w:val="clear" w:color="auto" w:fill="F6F8FA"/>
+        <w:ind w:left="1068"/>
+        <w:rPr>
+          <w:rFonts w:ascii="Arial" w:eastAsiaTheme="minorHAnsi" w:hAnsi="Arial" w:cs="Arial"/>
+          <w:sz w:val="16"/>
+          <w:szCs w:val="16"/>
+          <w:lang w:eastAsia="en-US"/>
+        </w:rPr>
+      </w:pPr>
+      <w:r>
+        <w:rPr>
+          <w:rFonts w:ascii="Arial" w:eastAsiaTheme="minorHAnsi" w:hAnsi="Arial" w:cs="Arial"/>
+          <w:sz w:val="28"/>
+          <w:szCs w:val="28"/>
+          <w:lang w:eastAsia="en-US"/>
+        </w:rPr>
+        <w:t xml:space="preserve">6. Back </w:t>
+      </w:r>
+      <w:proofErr w:type="spellStart"/>
+      <w:r>
+        <w:rPr>
+          <w:rFonts w:ascii="Arial" w:eastAsiaTheme="minorHAnsi" w:hAnsi="Arial" w:cs="Arial"/>
+          <w:sz w:val="28"/>
+          <w:szCs w:val="28"/>
+          <w:lang w:eastAsia="en-US"/>
+        </w:rPr>
+        <w:t>to</w:t>
+      </w:r>
+      <w:proofErr w:type="spellEnd"/>
+      <w:r>
+        <w:rPr>
+          <w:rFonts w:ascii="Arial" w:eastAsiaTheme="minorHAnsi" w:hAnsi="Arial" w:cs="Arial"/>
+          <w:sz w:val="28"/>
+          <w:szCs w:val="28"/>
+          <w:lang w:eastAsia="en-US"/>
+        </w:rPr>
+        <w:t xml:space="preserve"> Main </w:t>
+      </w:r>
+      <w:proofErr w:type="spellStart"/>
+      <w:r>
+        <w:rPr>
+          <w:rFonts w:ascii="Arial" w:eastAsiaTheme="minorHAnsi" w:hAnsi="Arial" w:cs="Arial"/>
+          <w:sz w:val="28"/>
+          <w:szCs w:val="28"/>
+          <w:lang w:eastAsia="en-US"/>
+        </w:rPr>
+        <w:t>Menu</w:t>
+      </w:r>
+      <w:proofErr w:type="spellEnd"/>
+      <w:r>
+        <w:rPr>
+          <w:rFonts w:ascii="Arial" w:eastAsiaTheme="minorHAnsi" w:hAnsi="Arial" w:cs="Arial"/>
+          <w:sz w:val="28"/>
+          <w:szCs w:val="28"/>
+          <w:lang w:eastAsia="en-US"/>
+        </w:rPr>
+        <w:tab/>
+      </w:r>
+      <w:r>
+        <w:rPr>
+          <w:rFonts w:ascii="Arial" w:eastAsiaTheme="minorHAnsi" w:hAnsi="Arial" w:cs="Arial"/>
+          <w:sz w:val="28"/>
+          <w:szCs w:val="28"/>
+          <w:lang w:eastAsia="en-US"/>
+        </w:rPr>
+        <w:tab/>
+      </w:r>
+      <w:r>
+        <w:rPr>
+          <w:rFonts w:ascii="Arial" w:eastAsiaTheme="minorHAnsi" w:hAnsi="Arial" w:cs="Arial"/>
+          <w:sz w:val="28"/>
+          <w:szCs w:val="28"/>
+          <w:lang w:eastAsia="en-US"/>
+        </w:rPr>
+        <w:tab/>
+      </w:r>
+      <w:r>
+        <w:rPr>
+          <w:rFonts w:ascii="Arial" w:eastAsiaTheme="minorHAnsi" w:hAnsi="Arial" w:cs="Arial"/>
+          <w:sz w:val="28"/>
+          <w:szCs w:val="28"/>
+          <w:lang w:eastAsia="en-US"/>
+        </w:rPr>
+        <w:tab/>
+      </w:r>
+      <w:r>
+        <w:rPr>
+          <w:rFonts w:ascii="Arial" w:eastAsiaTheme="minorHAnsi" w:hAnsi="Arial" w:cs="Arial"/>
+          <w:sz w:val="16"/>
+          <w:szCs w:val="16"/>
+          <w:lang w:eastAsia="en-US"/>
+        </w:rPr>
+        <w:t>(</w:t>
+      </w:r>
+      <w:r>
+        <w:rPr>
+          <w:rFonts w:ascii="Arial" w:eastAsiaTheme="minorHAnsi" w:hAnsi="Arial" w:cs="Arial"/>
+          <w:sz w:val="16"/>
+          <w:szCs w:val="16"/>
+          <w:lang w:eastAsia="en-US"/>
+        </w:rPr>
+        <w:t>Szemléltető p</w:t>
+      </w:r>
+      <w:r>
+        <w:rPr>
+          <w:rFonts w:ascii="Arial" w:eastAsiaTheme="minorHAnsi" w:hAnsi="Arial" w:cs="Arial"/>
+          <w:sz w:val="16"/>
+          <w:szCs w:val="16"/>
+          <w:lang w:eastAsia="en-US"/>
+        </w:rPr>
+        <w:t>élda)</w:t>
+      </w:r>
+    </w:p>
+    <w:p>
+      <w:pPr>
+        <w:spacing w:line="276" w:lineRule="auto"/>
+        <w:ind w:left="708"/>
+        <w:rPr>
+          <w:rFonts w:ascii="Arial" w:hAnsi="Arial" w:cs="Arial"/>
+          <w:sz w:val="32"/>
+          <w:szCs w:val="32"/>
+        </w:rPr>
+      </w:pPr>
+    </w:p>
+    <w:p>
+      <w:pPr>
+        <w:spacing w:line="276" w:lineRule="auto"/>
+        <w:rPr>
+          <w:rFonts w:ascii="Arial" w:hAnsi="Arial" w:cs="Arial"/>
+          <w:sz w:val="32"/>
+          <w:szCs w:val="32"/>
+        </w:rPr>
+      </w:pPr>
+      <w:r>
+        <w:rPr>
+          <w:rFonts w:ascii="Arial" w:hAnsi="Arial" w:cs="Arial"/>
+          <w:sz w:val="32"/>
+          <w:szCs w:val="32"/>
+        </w:rPr>
+        <w:t xml:space="preserve">Ezután </w:t>
+      </w:r>
+      <w:r>
+        <w:rPr>
+          <w:rFonts w:ascii="Arial" w:hAnsi="Arial" w:cs="Arial"/>
+          <w:sz w:val="32"/>
+          <w:szCs w:val="32"/>
+        </w:rPr>
+        <w:t>meg kell adnunk a kívánt kategória sorszámát, majd a kívánt kategória könyvei kil</w:t>
+      </w:r>
+      <w:r>
+        <w:rPr>
+          <w:rFonts w:ascii="Arial" w:hAnsi="Arial" w:cs="Arial"/>
+          <w:sz w:val="32"/>
+          <w:szCs w:val="32"/>
+        </w:rPr>
+        <w:t>i</w:t>
+      </w:r>
+      <w:r>
+        <w:rPr>
+          <w:rFonts w:ascii="Arial" w:hAnsi="Arial" w:cs="Arial"/>
+          <w:sz w:val="32"/>
+          <w:szCs w:val="32"/>
+        </w:rPr>
+        <w:t>stázódnak.</w:t>
+      </w:r>
+    </w:p>
+    <w:p>
+      <w:pPr>
+        <w:rPr>
+          <w:rFonts w:ascii="Arial" w:hAnsi="Arial" w:cs="Arial"/>
+          <w:sz w:val="28"/>
+          <w:szCs w:val="28"/>
+        </w:rPr>
+      </w:pPr>
+      <w:r>
+        <w:rPr>
+          <w:rFonts w:ascii="Arial" w:hAnsi="Arial" w:cs="Arial"/>
+          <w:sz w:val="28"/>
+          <w:szCs w:val="28"/>
+        </w:rPr>
+        <w:br w:type="page"/>
+      </w:r>
+    </w:p>
+    <w:p>
+      <w:pPr>
+        <w:pStyle w:val="Listaszerbekezds"/>
+        <w:spacing w:line="276" w:lineRule="auto"/>
+        <w:ind w:left="1068"/>
+        <w:rPr>
+          <w:rFonts w:ascii="Arial" w:hAnsi="Arial" w:cs="Arial"/>
+          <w:sz w:val="28"/>
+          <w:szCs w:val="28"/>
+        </w:rPr>
+      </w:pPr>
+    </w:p>
+    <w:p>
+      <w:pPr>
+        <w:pStyle w:val="HTML-kntformzott"/>
+        <w:shd w:val="clear" w:color="auto" w:fill="F6F8FA"/>
+        <w:rPr>
+          <w:rFonts w:ascii="Arial" w:eastAsiaTheme="minorHAnsi" w:hAnsi="Arial" w:cs="Arial"/>
+          <w:sz w:val="28"/>
+          <w:szCs w:val="28"/>
+          <w:lang w:eastAsia="en-US"/>
+        </w:rPr>
+      </w:pPr>
+      <w:r>
+        <w:rPr>
+          <w:rFonts w:ascii="Arial" w:eastAsiaTheme="minorHAnsi" w:hAnsi="Arial" w:cs="Arial"/>
+          <w:sz w:val="28"/>
+          <w:szCs w:val="28"/>
+          <w:lang w:eastAsia="en-US"/>
+        </w:rPr>
+        <w:t>╔══════════════════════════════════════╗</w:t>
+      </w:r>
+    </w:p>
+    <w:p>
+      <w:pPr>
+        <w:pStyle w:val="HTML-kntformzott"/>
+        <w:shd w:val="clear" w:color="auto" w:fill="F6F8FA"/>
+        <w:rPr>
+          <w:rFonts w:ascii="Arial" w:eastAsiaTheme="minorHAnsi" w:hAnsi="Arial" w:cs="Arial"/>
+          <w:sz w:val="28"/>
+          <w:szCs w:val="28"/>
+          <w:lang w:eastAsia="en-US"/>
+        </w:rPr>
+      </w:pPr>
+      <w:r>
+        <w:rPr>
+          <w:rFonts w:ascii="Arial" w:eastAsiaTheme="minorHAnsi" w:hAnsi="Arial" w:cs="Arial"/>
+          <w:sz w:val="28"/>
+          <w:szCs w:val="28"/>
+          <w:lang w:eastAsia="en-US"/>
+        </w:rPr>
+        <w:t xml:space="preserve">║   SCI-FI BOOKS                      </w:t>
+      </w:r>
+      <w:r>
+        <w:rPr>
+          <w:rFonts w:ascii="Arial" w:eastAsiaTheme="minorHAnsi" w:hAnsi="Arial" w:cs="Arial"/>
+          <w:sz w:val="28"/>
+          <w:szCs w:val="28"/>
+          <w:lang w:eastAsia="en-US"/>
+        </w:rPr>
+        <w:tab/>
+      </w:r>
+      <w:r>
+        <w:rPr>
+          <w:rFonts w:ascii="Arial" w:eastAsiaTheme="minorHAnsi" w:hAnsi="Arial" w:cs="Arial"/>
+          <w:sz w:val="28"/>
+          <w:szCs w:val="28"/>
+          <w:lang w:eastAsia="en-US"/>
+        </w:rPr>
+        <w:tab/>
+      </w:r>
+      <w:r>
+        <w:rPr>
+          <w:rFonts w:ascii="Arial" w:eastAsiaTheme="minorHAnsi" w:hAnsi="Arial" w:cs="Arial"/>
+          <w:sz w:val="28"/>
+          <w:szCs w:val="28"/>
+          <w:lang w:eastAsia="en-US"/>
+        </w:rPr>
+        <w:tab/>
+      </w:r>
+      <w:r>
+        <w:rPr>
+          <w:rFonts w:ascii="Arial" w:eastAsiaTheme="minorHAnsi" w:hAnsi="Arial" w:cs="Arial"/>
+          <w:sz w:val="28"/>
+          <w:szCs w:val="28"/>
+          <w:lang w:eastAsia="en-US"/>
+        </w:rPr>
+        <w:tab/>
+        <w:t xml:space="preserve">    </w:t>
+      </w:r>
+      <w:r>
+        <w:rPr>
+          <w:rFonts w:ascii="Arial" w:eastAsiaTheme="minorHAnsi" w:hAnsi="Arial" w:cs="Arial"/>
+          <w:sz w:val="28"/>
+          <w:szCs w:val="28"/>
+          <w:lang w:eastAsia="en-US"/>
+        </w:rPr>
+        <w:t xml:space="preserve"> ║</w:t>
+      </w:r>
+    </w:p>
+    <w:p>
+      <w:pPr>
+        <w:pStyle w:val="HTML-kntformzott"/>
+        <w:shd w:val="clear" w:color="auto" w:fill="F6F8FA"/>
+        <w:rPr>
+          <w:rFonts w:ascii="Arial" w:eastAsiaTheme="minorHAnsi" w:hAnsi="Arial" w:cs="Arial"/>
+          <w:sz w:val="28"/>
+          <w:szCs w:val="28"/>
+          <w:lang w:eastAsia="en-US"/>
+        </w:rPr>
+      </w:pPr>
+      <w:r>
+        <w:rPr>
+          <w:rFonts w:ascii="Arial" w:eastAsiaTheme="minorHAnsi" w:hAnsi="Arial" w:cs="Arial"/>
+          <w:sz w:val="28"/>
+          <w:szCs w:val="28"/>
+          <w:lang w:eastAsia="en-US"/>
+        </w:rPr>
+        <w:t>╚══════════════════════════════════════╝</w:t>
+      </w:r>
+    </w:p>
+    <w:p>
+      <w:pPr>
+        <w:pStyle w:val="HTML-kntformzott"/>
+        <w:shd w:val="clear" w:color="auto" w:fill="F6F8FA"/>
+        <w:rPr>
+          <w:rFonts w:ascii="Arial" w:eastAsiaTheme="minorHAnsi" w:hAnsi="Arial" w:cs="Arial"/>
+          <w:sz w:val="28"/>
+          <w:szCs w:val="28"/>
+          <w:lang w:eastAsia="en-US"/>
+        </w:rPr>
+      </w:pPr>
+    </w:p>
+    <w:p>
+      <w:pPr>
+        <w:pStyle w:val="HTML-kntformzott"/>
+        <w:shd w:val="clear" w:color="auto" w:fill="F6F8FA"/>
+        <w:rPr>
+          <w:rFonts w:ascii="Arial" w:eastAsiaTheme="minorHAnsi" w:hAnsi="Arial" w:cs="Arial"/>
+          <w:sz w:val="28"/>
+          <w:szCs w:val="28"/>
+          <w:lang w:eastAsia="en-US"/>
+        </w:rPr>
+      </w:pPr>
+      <w:r>
+        <w:rPr>
+          <w:rFonts w:ascii="Arial" w:eastAsiaTheme="minorHAnsi" w:hAnsi="Arial" w:cs="Arial"/>
+          <w:sz w:val="28"/>
+          <w:szCs w:val="28"/>
+          <w:lang w:eastAsia="en-US"/>
+        </w:rPr>
+        <w:t xml:space="preserve">[SF-001] </w:t>
+      </w:r>
+      <w:proofErr w:type="spellStart"/>
+      <w:r>
+        <w:rPr>
+          <w:rFonts w:ascii="Arial" w:eastAsiaTheme="minorHAnsi" w:hAnsi="Arial" w:cs="Arial"/>
+          <w:sz w:val="28"/>
+          <w:szCs w:val="28"/>
+          <w:lang w:eastAsia="en-US"/>
+        </w:rPr>
+        <w:t>Dune</w:t>
+      </w:r>
+      <w:proofErr w:type="spellEnd"/>
+      <w:r>
+        <w:rPr>
+          <w:rFonts w:ascii="Arial" w:eastAsiaTheme="minorHAnsi" w:hAnsi="Arial" w:cs="Arial"/>
+          <w:sz w:val="28"/>
+          <w:szCs w:val="28"/>
+          <w:lang w:eastAsia="en-US"/>
+        </w:rPr>
+        <w:t xml:space="preserve"> </w:t>
+      </w:r>
+      <w:proofErr w:type="spellStart"/>
+      <w:r>
+        <w:rPr>
+          <w:rFonts w:ascii="Arial" w:eastAsiaTheme="minorHAnsi" w:hAnsi="Arial" w:cs="Arial"/>
+          <w:sz w:val="28"/>
+          <w:szCs w:val="28"/>
+          <w:lang w:eastAsia="en-US"/>
+        </w:rPr>
+        <w:t>by</w:t>
+      </w:r>
+      <w:proofErr w:type="spellEnd"/>
+      <w:r>
+        <w:rPr>
+          <w:rFonts w:ascii="Arial" w:eastAsiaTheme="minorHAnsi" w:hAnsi="Arial" w:cs="Arial"/>
+          <w:sz w:val="28"/>
+          <w:szCs w:val="28"/>
+          <w:lang w:eastAsia="en-US"/>
+        </w:rPr>
+        <w:t xml:space="preserve"> Frank Herbert - [AVAILABLE]</w:t>
+      </w:r>
+    </w:p>
+    <w:p>
+      <w:pPr>
+        <w:pStyle w:val="HTML-kntformzott"/>
+        <w:shd w:val="clear" w:color="auto" w:fill="F6F8FA"/>
+        <w:rPr>
+          <w:rFonts w:ascii="Arial" w:eastAsiaTheme="minorHAnsi" w:hAnsi="Arial" w:cs="Arial"/>
+          <w:sz w:val="28"/>
+          <w:szCs w:val="28"/>
+          <w:lang w:eastAsia="en-US"/>
+        </w:rPr>
+      </w:pPr>
+    </w:p>
+    <w:p>
+      <w:pPr>
+        <w:pStyle w:val="HTML-kntformzott"/>
+        <w:shd w:val="clear" w:color="auto" w:fill="F6F8FA"/>
+        <w:rPr>
+          <w:rFonts w:ascii="Arial" w:eastAsiaTheme="minorHAnsi" w:hAnsi="Arial" w:cs="Arial"/>
+          <w:sz w:val="28"/>
+          <w:szCs w:val="28"/>
+          <w:lang w:eastAsia="en-US"/>
+        </w:rPr>
+      </w:pPr>
+      <w:r>
+        <w:rPr>
+          <w:rFonts w:ascii="Arial" w:eastAsiaTheme="minorHAnsi" w:hAnsi="Arial" w:cs="Arial"/>
+          <w:sz w:val="28"/>
+          <w:szCs w:val="28"/>
+          <w:lang w:eastAsia="en-US"/>
+        </w:rPr>
+        <w:t xml:space="preserve">[SF-042] </w:t>
+      </w:r>
+      <w:proofErr w:type="spellStart"/>
+      <w:r>
+        <w:rPr>
+          <w:rFonts w:ascii="Arial" w:eastAsiaTheme="minorHAnsi" w:hAnsi="Arial" w:cs="Arial"/>
+          <w:sz w:val="28"/>
+          <w:szCs w:val="28"/>
+          <w:lang w:eastAsia="en-US"/>
+        </w:rPr>
+        <w:t>Foundation</w:t>
+      </w:r>
+      <w:proofErr w:type="spellEnd"/>
+      <w:r>
+        <w:rPr>
+          <w:rFonts w:ascii="Arial" w:eastAsiaTheme="minorHAnsi" w:hAnsi="Arial" w:cs="Arial"/>
+          <w:sz w:val="28"/>
+          <w:szCs w:val="28"/>
+          <w:lang w:eastAsia="en-US"/>
+        </w:rPr>
+        <w:t xml:space="preserve"> </w:t>
+      </w:r>
+      <w:proofErr w:type="spellStart"/>
+      <w:r>
+        <w:rPr>
+          <w:rFonts w:ascii="Arial" w:eastAsiaTheme="minorHAnsi" w:hAnsi="Arial" w:cs="Arial"/>
+          <w:sz w:val="28"/>
+          <w:szCs w:val="28"/>
+          <w:lang w:eastAsia="en-US"/>
+        </w:rPr>
+        <w:t>by</w:t>
+      </w:r>
+      <w:proofErr w:type="spellEnd"/>
+      <w:r>
+        <w:rPr>
+          <w:rFonts w:ascii="Arial" w:eastAsiaTheme="minorHAnsi" w:hAnsi="Arial" w:cs="Arial"/>
+          <w:sz w:val="28"/>
+          <w:szCs w:val="28"/>
+          <w:lang w:eastAsia="en-US"/>
+        </w:rPr>
+        <w:t xml:space="preserve"> Isaac Asimov - [LOANED </w:t>
+      </w:r>
+      <w:proofErr w:type="spellStart"/>
+      <w:r>
+        <w:rPr>
+          <w:rFonts w:ascii="Arial" w:eastAsiaTheme="minorHAnsi" w:hAnsi="Arial" w:cs="Arial"/>
+          <w:sz w:val="28"/>
+          <w:szCs w:val="28"/>
+          <w:lang w:eastAsia="en-US"/>
+        </w:rPr>
+        <w:t>until</w:t>
+      </w:r>
+      <w:proofErr w:type="spellEnd"/>
+      <w:r>
+        <w:rPr>
+          <w:rFonts w:ascii="Arial" w:eastAsiaTheme="minorHAnsi" w:hAnsi="Arial" w:cs="Arial"/>
+          <w:sz w:val="28"/>
+          <w:szCs w:val="28"/>
+          <w:lang w:eastAsia="en-US"/>
+        </w:rPr>
+        <w:t xml:space="preserve"> 2025-12-15]</w:t>
+      </w:r>
+    </w:p>
+    <w:p>
+      <w:pPr>
+        <w:pStyle w:val="HTML-kntformzott"/>
+        <w:shd w:val="clear" w:color="auto" w:fill="F6F8FA"/>
+        <w:rPr>
+          <w:rFonts w:ascii="Arial" w:eastAsiaTheme="minorHAnsi" w:hAnsi="Arial" w:cs="Arial"/>
+          <w:sz w:val="28"/>
+          <w:szCs w:val="28"/>
+          <w:lang w:eastAsia="en-US"/>
+        </w:rPr>
+      </w:pPr>
+    </w:p>
+    <w:p>
+      <w:pPr>
+        <w:pStyle w:val="HTML-kntformzott"/>
+        <w:shd w:val="clear" w:color="auto" w:fill="F6F8FA"/>
+        <w:rPr>
+          <w:rFonts w:ascii="Arial" w:eastAsiaTheme="minorHAnsi" w:hAnsi="Arial" w:cs="Arial"/>
+          <w:sz w:val="28"/>
+          <w:szCs w:val="28"/>
+          <w:lang w:eastAsia="en-US"/>
+        </w:rPr>
+      </w:pPr>
+      <w:r>
+        <w:rPr>
+          <w:rFonts w:ascii="Arial" w:eastAsiaTheme="minorHAnsi" w:hAnsi="Arial" w:cs="Arial"/>
+          <w:sz w:val="28"/>
+          <w:szCs w:val="28"/>
+          <w:lang w:eastAsia="en-US"/>
+        </w:rPr>
+        <w:t xml:space="preserve">[SF-105] The Martian </w:t>
+      </w:r>
+      <w:proofErr w:type="spellStart"/>
+      <w:r>
+        <w:rPr>
+          <w:rFonts w:ascii="Arial" w:eastAsiaTheme="minorHAnsi" w:hAnsi="Arial" w:cs="Arial"/>
+          <w:sz w:val="28"/>
+          <w:szCs w:val="28"/>
+          <w:lang w:eastAsia="en-US"/>
+        </w:rPr>
+        <w:t>by</w:t>
+      </w:r>
+      <w:proofErr w:type="spellEnd"/>
+      <w:r>
+        <w:rPr>
+          <w:rFonts w:ascii="Arial" w:eastAsiaTheme="minorHAnsi" w:hAnsi="Arial" w:cs="Arial"/>
+          <w:sz w:val="28"/>
+          <w:szCs w:val="28"/>
+          <w:lang w:eastAsia="en-US"/>
+        </w:rPr>
+        <w:t xml:space="preserve"> Andy </w:t>
+      </w:r>
+      <w:proofErr w:type="spellStart"/>
+      <w:r>
+        <w:rPr>
+          <w:rFonts w:ascii="Arial" w:eastAsiaTheme="minorHAnsi" w:hAnsi="Arial" w:cs="Arial"/>
+          <w:sz w:val="28"/>
+          <w:szCs w:val="28"/>
+          <w:lang w:eastAsia="en-US"/>
+        </w:rPr>
+        <w:t>Weir</w:t>
+      </w:r>
+      <w:proofErr w:type="spellEnd"/>
+      <w:r>
+        <w:rPr>
+          <w:rFonts w:ascii="Arial" w:eastAsiaTheme="minorHAnsi" w:hAnsi="Arial" w:cs="Arial"/>
+          <w:sz w:val="28"/>
+          <w:szCs w:val="28"/>
+          <w:lang w:eastAsia="en-US"/>
+        </w:rPr>
+        <w:t xml:space="preserve"> - [AVAILABLE]</w:t>
+      </w:r>
+    </w:p>
+    <w:p>
+      <w:pPr>
+        <w:pStyle w:val="HTML-kntformzott"/>
+        <w:shd w:val="clear" w:color="auto" w:fill="F6F8FA"/>
+        <w:rPr>
+          <w:rFonts w:ascii="Arial" w:eastAsiaTheme="minorHAnsi" w:hAnsi="Arial" w:cs="Arial"/>
+          <w:sz w:val="28"/>
+          <w:szCs w:val="28"/>
+          <w:lang w:eastAsia="en-US"/>
+        </w:rPr>
+      </w:pPr>
+    </w:p>
+    <w:p>
+      <w:pPr>
+        <w:pStyle w:val="HTML-kntformzott"/>
+        <w:shd w:val="clear" w:color="auto" w:fill="F6F8FA"/>
+        <w:rPr>
+          <w:rFonts w:ascii="Arial" w:eastAsiaTheme="minorHAnsi" w:hAnsi="Arial" w:cs="Arial"/>
+          <w:sz w:val="16"/>
+          <w:szCs w:val="16"/>
+          <w:lang w:eastAsia="en-US"/>
+        </w:rPr>
+      </w:pPr>
+      <w:r>
+        <w:rPr>
+          <w:rFonts w:ascii="Arial" w:eastAsiaTheme="minorHAnsi" w:hAnsi="Arial" w:cs="Arial"/>
+          <w:sz w:val="28"/>
+          <w:szCs w:val="28"/>
+          <w:lang w:eastAsia="en-US"/>
+        </w:rPr>
+        <w:t xml:space="preserve">Press Enter </w:t>
+      </w:r>
+      <w:proofErr w:type="spellStart"/>
+      <w:r>
+        <w:rPr>
+          <w:rFonts w:ascii="Arial" w:eastAsiaTheme="minorHAnsi" w:hAnsi="Arial" w:cs="Arial"/>
+          <w:sz w:val="28"/>
+          <w:szCs w:val="28"/>
+          <w:lang w:eastAsia="en-US"/>
+        </w:rPr>
+        <w:t>to</w:t>
+      </w:r>
+      <w:proofErr w:type="spellEnd"/>
+      <w:r>
+        <w:rPr>
+          <w:rFonts w:ascii="Arial" w:eastAsiaTheme="minorHAnsi" w:hAnsi="Arial" w:cs="Arial"/>
+          <w:sz w:val="28"/>
+          <w:szCs w:val="28"/>
+          <w:lang w:eastAsia="en-US"/>
+        </w:rPr>
+        <w:t xml:space="preserve"> </w:t>
+      </w:r>
+      <w:proofErr w:type="spellStart"/>
+      <w:r>
+        <w:rPr>
+          <w:rFonts w:ascii="Arial" w:eastAsiaTheme="minorHAnsi" w:hAnsi="Arial" w:cs="Arial"/>
+          <w:sz w:val="28"/>
+          <w:szCs w:val="28"/>
+          <w:lang w:eastAsia="en-US"/>
+        </w:rPr>
+        <w:t>return</w:t>
+      </w:r>
+      <w:proofErr w:type="spellEnd"/>
+      <w:r>
+        <w:rPr>
+          <w:rFonts w:ascii="Arial" w:eastAsiaTheme="minorHAnsi" w:hAnsi="Arial" w:cs="Arial"/>
+          <w:sz w:val="28"/>
+          <w:szCs w:val="28"/>
+          <w:lang w:eastAsia="en-US"/>
+        </w:rPr>
+        <w:t xml:space="preserve"> </w:t>
+      </w:r>
+      <w:proofErr w:type="spellStart"/>
+      <w:r>
+        <w:rPr>
+          <w:rFonts w:ascii="Arial" w:eastAsiaTheme="minorHAnsi" w:hAnsi="Arial" w:cs="Arial"/>
+          <w:sz w:val="28"/>
+          <w:szCs w:val="28"/>
+          <w:lang w:eastAsia="en-US"/>
+        </w:rPr>
+        <w:t>to</w:t>
+      </w:r>
+      <w:proofErr w:type="spellEnd"/>
+      <w:r>
+        <w:rPr>
+          <w:rFonts w:ascii="Arial" w:eastAsiaTheme="minorHAnsi" w:hAnsi="Arial" w:cs="Arial"/>
+          <w:sz w:val="28"/>
+          <w:szCs w:val="28"/>
+          <w:lang w:eastAsia="en-US"/>
+        </w:rPr>
+        <w:t xml:space="preserve"> </w:t>
+      </w:r>
+      <w:proofErr w:type="spellStart"/>
+      <w:r>
+        <w:rPr>
+          <w:rFonts w:ascii="Arial" w:eastAsiaTheme="minorHAnsi" w:hAnsi="Arial" w:cs="Arial"/>
+          <w:sz w:val="28"/>
+          <w:szCs w:val="28"/>
+          <w:lang w:eastAsia="en-US"/>
+        </w:rPr>
+        <w:t>menu</w:t>
+      </w:r>
+      <w:proofErr w:type="spellEnd"/>
+      <w:r>
+        <w:rPr>
+          <w:rFonts w:ascii="Arial" w:eastAsiaTheme="minorHAnsi" w:hAnsi="Arial" w:cs="Arial"/>
+          <w:sz w:val="28"/>
+          <w:szCs w:val="28"/>
+          <w:lang w:eastAsia="en-US"/>
+        </w:rPr>
+        <w:t>...</w:t>
+      </w:r>
+      <w:r>
+        <w:rPr>
+          <w:rFonts w:ascii="Arial" w:eastAsiaTheme="minorHAnsi" w:hAnsi="Arial" w:cs="Arial"/>
+          <w:sz w:val="28"/>
+          <w:szCs w:val="28"/>
+          <w:lang w:eastAsia="en-US"/>
+        </w:rPr>
+        <w:tab/>
+      </w:r>
+      <w:r>
+        <w:rPr>
+          <w:rFonts w:ascii="Arial" w:eastAsiaTheme="minorHAnsi" w:hAnsi="Arial" w:cs="Arial"/>
+          <w:sz w:val="28"/>
+          <w:szCs w:val="28"/>
+          <w:lang w:eastAsia="en-US"/>
+        </w:rPr>
+        <w:tab/>
+      </w:r>
+      <w:r>
+        <w:rPr>
+          <w:rFonts w:ascii="Arial" w:eastAsiaTheme="minorHAnsi" w:hAnsi="Arial" w:cs="Arial"/>
+          <w:sz w:val="28"/>
+          <w:szCs w:val="28"/>
+          <w:lang w:eastAsia="en-US"/>
+        </w:rPr>
+        <w:tab/>
+      </w:r>
+      <w:r>
+        <w:rPr>
+          <w:rFonts w:ascii="Arial" w:eastAsiaTheme="minorHAnsi" w:hAnsi="Arial" w:cs="Arial"/>
+          <w:sz w:val="28"/>
+          <w:szCs w:val="28"/>
+          <w:lang w:eastAsia="en-US"/>
+        </w:rPr>
+        <w:tab/>
+      </w:r>
+      <w:r>
+        <w:rPr>
+          <w:rFonts w:ascii="Arial" w:eastAsiaTheme="minorHAnsi" w:hAnsi="Arial" w:cs="Arial"/>
+          <w:sz w:val="16"/>
+          <w:szCs w:val="16"/>
+          <w:lang w:eastAsia="en-US"/>
+        </w:rPr>
+        <w:t>(Személtető példa)</w:t>
+      </w:r>
+    </w:p>
+    <w:p>
+      <w:pPr>
+        <w:pStyle w:val="Listaszerbekezds"/>
+        <w:spacing w:line="276" w:lineRule="auto"/>
+        <w:ind w:left="1068"/>
+        <w:rPr>
+          <w:rFonts w:ascii="Arial" w:hAnsi="Arial" w:cs="Arial"/>
+          <w:sz w:val="32"/>
+          <w:szCs w:val="32"/>
+        </w:rPr>
+      </w:pPr>
+    </w:p>
+    <w:p>
+      <w:pPr>
+        <w:pStyle w:val="Listaszerbekezds"/>
+        <w:spacing w:line="276" w:lineRule="auto"/>
+        <w:ind w:left="1068"/>
+        <w:rPr>
+          <w:rFonts w:ascii="Arial" w:hAnsi="Arial" w:cs="Arial"/>
+          <w:sz w:val="32"/>
+          <w:szCs w:val="32"/>
+        </w:rPr>
+      </w:pPr>
+    </w:p>
+    <w:p>
+      <w:pPr>
+        <w:spacing w:line="276" w:lineRule="auto"/>
+        <w:rPr>
+          <w:rFonts w:ascii="Arial" w:hAnsi="Arial" w:cs="Arial"/>
+          <w:sz w:val="32"/>
+          <w:szCs w:val="32"/>
+        </w:rPr>
+      </w:pPr>
+      <w:r>
+        <w:rPr>
+          <w:rFonts w:ascii="Arial" w:hAnsi="Arial" w:cs="Arial"/>
+          <w:b/>
+          <w:sz w:val="32"/>
+          <w:szCs w:val="32"/>
+        </w:rPr>
+        <w:t>A 2. (2) a „</w:t>
+      </w:r>
+      <w:proofErr w:type="spellStart"/>
+      <w:r>
+        <w:rPr>
+          <w:rFonts w:ascii="Arial" w:hAnsi="Arial" w:cs="Arial"/>
+          <w:b/>
+          <w:sz w:val="32"/>
+          <w:szCs w:val="32"/>
+        </w:rPr>
+        <w:t>Loan</w:t>
+      </w:r>
+      <w:proofErr w:type="spellEnd"/>
+      <w:r>
+        <w:rPr>
+          <w:rFonts w:ascii="Arial" w:hAnsi="Arial" w:cs="Arial"/>
+          <w:b/>
+          <w:sz w:val="32"/>
+          <w:szCs w:val="32"/>
+        </w:rPr>
+        <w:t xml:space="preserve"> a </w:t>
+      </w:r>
+      <w:proofErr w:type="spellStart"/>
+      <w:r>
+        <w:rPr>
+          <w:rFonts w:ascii="Arial" w:hAnsi="Arial" w:cs="Arial"/>
+          <w:b/>
+          <w:sz w:val="32"/>
+          <w:szCs w:val="32"/>
+        </w:rPr>
+        <w:t>book</w:t>
+      </w:r>
+      <w:proofErr w:type="spellEnd"/>
+      <w:r>
+        <w:rPr>
+          <w:rFonts w:ascii="Arial" w:hAnsi="Arial" w:cs="Arial"/>
+          <w:b/>
+          <w:sz w:val="32"/>
+          <w:szCs w:val="32"/>
+        </w:rPr>
+        <w:t>”</w:t>
+      </w:r>
+      <w:r>
+        <w:rPr>
+          <w:rFonts w:ascii="Arial" w:hAnsi="Arial" w:cs="Arial"/>
+          <w:b/>
+          <w:sz w:val="32"/>
+          <w:szCs w:val="32"/>
+        </w:rPr>
+        <w:t xml:space="preserve"> opció</w:t>
+      </w:r>
+      <w:r>
+        <w:rPr>
+          <w:rFonts w:ascii="Arial" w:hAnsi="Arial" w:cs="Arial"/>
+          <w:b/>
+          <w:sz w:val="32"/>
+          <w:szCs w:val="32"/>
+        </w:rPr>
+        <w:t>.</w:t>
+      </w:r>
+      <w:r>
+        <w:rPr>
+          <w:rFonts w:ascii="Arial" w:hAnsi="Arial" w:cs="Arial"/>
+          <w:sz w:val="32"/>
+          <w:szCs w:val="32"/>
+        </w:rPr>
+        <w:t xml:space="preserve"> A kiválasztás után a felh</w:t>
+      </w:r>
+      <w:r>
+        <w:rPr>
+          <w:rFonts w:ascii="Arial" w:hAnsi="Arial" w:cs="Arial"/>
+          <w:sz w:val="32"/>
+          <w:szCs w:val="32"/>
+        </w:rPr>
+        <w:t>a</w:t>
+      </w:r>
+      <w:r>
+        <w:rPr>
+          <w:rFonts w:ascii="Arial" w:hAnsi="Arial" w:cs="Arial"/>
+          <w:sz w:val="32"/>
+          <w:szCs w:val="32"/>
+        </w:rPr>
+        <w:t>sználónak meg kell adnia a kiv</w:t>
+      </w:r>
+      <w:r>
+        <w:rPr>
+          <w:rFonts w:ascii="Arial" w:hAnsi="Arial" w:cs="Arial"/>
+          <w:sz w:val="32"/>
+          <w:szCs w:val="32"/>
+        </w:rPr>
+        <w:t>ála</w:t>
+      </w:r>
+      <w:r>
+        <w:rPr>
+          <w:rFonts w:ascii="Arial" w:hAnsi="Arial" w:cs="Arial"/>
+          <w:sz w:val="32"/>
+          <w:szCs w:val="32"/>
+        </w:rPr>
+        <w:t>sztott könyv azonosítóját (ID)</w:t>
+      </w:r>
+      <w:r>
+        <w:rPr>
+          <w:rFonts w:ascii="Arial" w:hAnsi="Arial" w:cs="Arial"/>
+          <w:sz w:val="32"/>
+          <w:szCs w:val="32"/>
+        </w:rPr>
+        <w:t xml:space="preserve"> és a saját felhasználói azonosítóját (</w:t>
+      </w:r>
+      <w:proofErr w:type="spellStart"/>
+      <w:r>
+        <w:rPr>
+          <w:rFonts w:ascii="Arial" w:hAnsi="Arial" w:cs="Arial"/>
+          <w:sz w:val="32"/>
+          <w:szCs w:val="32"/>
+        </w:rPr>
+        <w:t>User</w:t>
+      </w:r>
+      <w:proofErr w:type="spellEnd"/>
+      <w:r>
+        <w:rPr>
+          <w:rFonts w:ascii="Arial" w:hAnsi="Arial" w:cs="Arial"/>
+          <w:sz w:val="32"/>
+          <w:szCs w:val="32"/>
+        </w:rPr>
+        <w:t xml:space="preserve"> ID).</w:t>
+      </w:r>
+    </w:p>
+    <w:p>
+      <w:pPr>
+        <w:pStyle w:val="HTML-kntformzott"/>
+        <w:shd w:val="clear" w:color="auto" w:fill="F6F8FA"/>
+        <w:rPr>
+          <w:rFonts w:ascii="Arial" w:eastAsiaTheme="minorHAnsi" w:hAnsi="Arial" w:cs="Arial"/>
+          <w:sz w:val="28"/>
+          <w:szCs w:val="28"/>
+          <w:lang w:eastAsia="en-US"/>
+        </w:rPr>
+      </w:pPr>
+      <w:r>
+        <w:rPr>
+          <w:rFonts w:ascii="Arial" w:eastAsiaTheme="minorHAnsi" w:hAnsi="Arial" w:cs="Arial"/>
+          <w:sz w:val="28"/>
+          <w:szCs w:val="28"/>
+          <w:lang w:eastAsia="en-US"/>
+        </w:rPr>
+        <w:t>╔══════════════════════════════════════╗</w:t>
+      </w:r>
+    </w:p>
+    <w:p>
+      <w:pPr>
+        <w:pStyle w:val="HTML-kntformzott"/>
+        <w:shd w:val="clear" w:color="auto" w:fill="F6F8FA"/>
+        <w:rPr>
+          <w:rFonts w:ascii="Arial" w:eastAsiaTheme="minorHAnsi" w:hAnsi="Arial" w:cs="Arial"/>
+          <w:sz w:val="28"/>
+          <w:szCs w:val="28"/>
+          <w:lang w:eastAsia="en-US"/>
+        </w:rPr>
+      </w:pPr>
+      <w:r>
+        <w:rPr>
+          <w:rFonts w:ascii="Arial" w:eastAsiaTheme="minorHAnsi" w:hAnsi="Arial" w:cs="Arial"/>
+          <w:sz w:val="28"/>
+          <w:szCs w:val="28"/>
+          <w:lang w:eastAsia="en-US"/>
+        </w:rPr>
+        <w:t xml:space="preserve">║   LOAN A BOOK                       </w:t>
+      </w:r>
+      <w:r>
+        <w:rPr>
+          <w:rFonts w:ascii="Arial" w:eastAsiaTheme="minorHAnsi" w:hAnsi="Arial" w:cs="Arial"/>
+          <w:sz w:val="28"/>
+          <w:szCs w:val="28"/>
+          <w:lang w:eastAsia="en-US"/>
+        </w:rPr>
+        <w:tab/>
+      </w:r>
+      <w:r>
+        <w:rPr>
+          <w:rFonts w:ascii="Arial" w:eastAsiaTheme="minorHAnsi" w:hAnsi="Arial" w:cs="Arial"/>
+          <w:sz w:val="28"/>
+          <w:szCs w:val="28"/>
+          <w:lang w:eastAsia="en-US"/>
+        </w:rPr>
+        <w:tab/>
+      </w:r>
+      <w:r>
+        <w:rPr>
+          <w:rFonts w:ascii="Arial" w:eastAsiaTheme="minorHAnsi" w:hAnsi="Arial" w:cs="Arial"/>
+          <w:sz w:val="28"/>
+          <w:szCs w:val="28"/>
+          <w:lang w:eastAsia="en-US"/>
+        </w:rPr>
+        <w:tab/>
+      </w:r>
+      <w:r>
+        <w:rPr>
+          <w:rFonts w:ascii="Arial" w:eastAsiaTheme="minorHAnsi" w:hAnsi="Arial" w:cs="Arial"/>
+          <w:sz w:val="28"/>
+          <w:szCs w:val="28"/>
+          <w:lang w:eastAsia="en-US"/>
+        </w:rPr>
+        <w:tab/>
+        <w:t xml:space="preserve">    </w:t>
+      </w:r>
+      <w:r>
+        <w:rPr>
+          <w:rFonts w:ascii="Arial" w:eastAsiaTheme="minorHAnsi" w:hAnsi="Arial" w:cs="Arial"/>
+          <w:sz w:val="28"/>
+          <w:szCs w:val="28"/>
+          <w:lang w:eastAsia="en-US"/>
+        </w:rPr>
+        <w:t xml:space="preserve"> </w:t>
+      </w:r>
+      <w:r>
+        <w:rPr>
+          <w:rFonts w:ascii="Arial" w:eastAsiaTheme="minorHAnsi" w:hAnsi="Arial" w:cs="Arial"/>
+          <w:sz w:val="28"/>
+          <w:szCs w:val="28"/>
+          <w:lang w:eastAsia="en-US"/>
+        </w:rPr>
+        <w:t>║</w:t>
+      </w:r>
+    </w:p>
+    <w:p>
+      <w:pPr>
+        <w:pStyle w:val="HTML-kntformzott"/>
+        <w:shd w:val="clear" w:color="auto" w:fill="F6F8FA"/>
+        <w:rPr>
+          <w:rFonts w:ascii="Arial" w:eastAsiaTheme="minorHAnsi" w:hAnsi="Arial" w:cs="Arial"/>
+          <w:sz w:val="28"/>
+          <w:szCs w:val="28"/>
+          <w:lang w:eastAsia="en-US"/>
+        </w:rPr>
+      </w:pPr>
+      <w:r>
+        <w:rPr>
+          <w:rFonts w:ascii="Arial" w:eastAsiaTheme="minorHAnsi" w:hAnsi="Arial" w:cs="Arial"/>
+          <w:sz w:val="28"/>
+          <w:szCs w:val="28"/>
+          <w:lang w:eastAsia="en-US"/>
+        </w:rPr>
+        <w:t>╚══════════════════════════════════════╝</w:t>
+      </w:r>
+    </w:p>
+    <w:p>
+      <w:pPr>
+        <w:pStyle w:val="HTML-kntformzott"/>
+        <w:shd w:val="clear" w:color="auto" w:fill="F6F8FA"/>
+        <w:rPr>
+          <w:rFonts w:ascii="Arial" w:eastAsiaTheme="minorHAnsi" w:hAnsi="Arial" w:cs="Arial"/>
+          <w:sz w:val="28"/>
+          <w:szCs w:val="28"/>
+          <w:lang w:eastAsia="en-US"/>
+        </w:rPr>
+      </w:pPr>
+    </w:p>
+    <w:p>
+      <w:pPr>
+        <w:pStyle w:val="HTML-kntformzott"/>
+        <w:shd w:val="clear" w:color="auto" w:fill="F6F8FA"/>
+        <w:rPr>
+          <w:rFonts w:ascii="Arial" w:eastAsiaTheme="minorHAnsi" w:hAnsi="Arial" w:cs="Arial"/>
+          <w:sz w:val="28"/>
+          <w:szCs w:val="28"/>
+          <w:lang w:eastAsia="en-US"/>
+        </w:rPr>
+      </w:pPr>
+      <w:r>
+        <w:rPr>
+          <w:rFonts w:ascii="Arial" w:eastAsiaTheme="minorHAnsi" w:hAnsi="Arial" w:cs="Arial"/>
+          <w:sz w:val="28"/>
+          <w:szCs w:val="28"/>
+          <w:lang w:eastAsia="en-US"/>
+        </w:rPr>
+        <w:t xml:space="preserve">Enter </w:t>
+      </w:r>
+      <w:proofErr w:type="spellStart"/>
+      <w:r>
+        <w:rPr>
+          <w:rFonts w:ascii="Arial" w:eastAsiaTheme="minorHAnsi" w:hAnsi="Arial" w:cs="Arial"/>
+          <w:sz w:val="28"/>
+          <w:szCs w:val="28"/>
+          <w:lang w:eastAsia="en-US"/>
+        </w:rPr>
+        <w:t>Book</w:t>
+      </w:r>
+      <w:proofErr w:type="spellEnd"/>
+      <w:r>
+        <w:rPr>
+          <w:rFonts w:ascii="Arial" w:eastAsiaTheme="minorHAnsi" w:hAnsi="Arial" w:cs="Arial"/>
+          <w:sz w:val="28"/>
+          <w:szCs w:val="28"/>
+          <w:lang w:eastAsia="en-US"/>
+        </w:rPr>
+        <w:t xml:space="preserve"> ID: SF-042</w:t>
+      </w:r>
+    </w:p>
+    <w:p>
+      <w:pPr>
+        <w:pStyle w:val="HTML-kntformzott"/>
+        <w:shd w:val="clear" w:color="auto" w:fill="F6F8FA"/>
+        <w:rPr>
+          <w:rFonts w:ascii="Arial" w:eastAsiaTheme="minorHAnsi" w:hAnsi="Arial" w:cs="Arial"/>
+          <w:sz w:val="28"/>
+          <w:szCs w:val="28"/>
+          <w:lang w:eastAsia="en-US"/>
+        </w:rPr>
+      </w:pPr>
+      <w:r>
+        <w:rPr>
+          <w:rFonts w:ascii="Arial" w:eastAsiaTheme="minorHAnsi" w:hAnsi="Arial" w:cs="Arial"/>
+          <w:sz w:val="28"/>
+          <w:szCs w:val="28"/>
+          <w:lang w:eastAsia="en-US"/>
+        </w:rPr>
+        <w:t xml:space="preserve">Enter </w:t>
+      </w:r>
+      <w:proofErr w:type="spellStart"/>
+      <w:r>
+        <w:rPr>
+          <w:rFonts w:ascii="Arial" w:eastAsiaTheme="minorHAnsi" w:hAnsi="Arial" w:cs="Arial"/>
+          <w:sz w:val="28"/>
+          <w:szCs w:val="28"/>
+          <w:lang w:eastAsia="en-US"/>
+        </w:rPr>
+        <w:t>Member</w:t>
+      </w:r>
+      <w:proofErr w:type="spellEnd"/>
+      <w:r>
+        <w:rPr>
+          <w:rFonts w:ascii="Arial" w:eastAsiaTheme="minorHAnsi" w:hAnsi="Arial" w:cs="Arial"/>
+          <w:sz w:val="28"/>
+          <w:szCs w:val="28"/>
+          <w:lang w:eastAsia="en-US"/>
+        </w:rPr>
+        <w:t xml:space="preserve"> ID: 000123</w:t>
+      </w:r>
+      <w:r>
+        <w:rPr>
+          <w:rFonts w:ascii="Arial" w:eastAsiaTheme="minorHAnsi" w:hAnsi="Arial" w:cs="Arial"/>
+          <w:sz w:val="28"/>
+          <w:szCs w:val="28"/>
+          <w:lang w:eastAsia="en-US"/>
+        </w:rPr>
+        <w:t xml:space="preserve">  </w:t>
+      </w:r>
+      <w:r>
+        <w:rPr>
+          <w:rFonts w:ascii="Arial" w:eastAsiaTheme="minorHAnsi" w:hAnsi="Arial" w:cs="Arial"/>
+          <w:sz w:val="28"/>
+          <w:szCs w:val="28"/>
+          <w:lang w:eastAsia="en-US"/>
+        </w:rPr>
+        <w:tab/>
+      </w:r>
+      <w:r>
+        <w:rPr>
+          <w:rFonts w:ascii="Arial" w:eastAsiaTheme="minorHAnsi" w:hAnsi="Arial" w:cs="Arial"/>
+          <w:sz w:val="28"/>
+          <w:szCs w:val="28"/>
+          <w:lang w:eastAsia="en-US"/>
+        </w:rPr>
+        <w:tab/>
+      </w:r>
+      <w:r>
+        <w:rPr>
+          <w:rFonts w:ascii="Arial" w:eastAsiaTheme="minorHAnsi" w:hAnsi="Arial" w:cs="Arial"/>
+          <w:sz w:val="28"/>
+          <w:szCs w:val="28"/>
+          <w:lang w:eastAsia="en-US"/>
+        </w:rPr>
+        <w:tab/>
+      </w:r>
+      <w:r>
+        <w:rPr>
+          <w:rFonts w:ascii="Arial" w:eastAsiaTheme="minorHAnsi" w:hAnsi="Arial" w:cs="Arial"/>
+          <w:sz w:val="28"/>
+          <w:szCs w:val="28"/>
+          <w:lang w:eastAsia="en-US"/>
+        </w:rPr>
+        <w:tab/>
+      </w:r>
+      <w:r>
+        <w:rPr>
+          <w:rFonts w:ascii="Arial" w:eastAsiaTheme="minorHAnsi" w:hAnsi="Arial" w:cs="Arial"/>
+          <w:sz w:val="28"/>
+          <w:szCs w:val="28"/>
+          <w:lang w:eastAsia="en-US"/>
+        </w:rPr>
+        <w:tab/>
+      </w:r>
+      <w:r>
+        <w:rPr>
+          <w:rFonts w:ascii="Arial" w:eastAsiaTheme="minorHAnsi" w:hAnsi="Arial" w:cs="Arial"/>
+          <w:sz w:val="16"/>
+          <w:szCs w:val="16"/>
+          <w:lang w:eastAsia="en-US"/>
+        </w:rPr>
+        <w:t>(Szemléltető példa)</w:t>
+      </w:r>
+    </w:p>
+    <w:p>
+      <w:pPr>
+        <w:spacing w:line="276" w:lineRule="auto"/>
+        <w:rPr>
+          <w:rFonts w:ascii="Arial" w:hAnsi="Arial" w:cs="Arial"/>
+          <w:sz w:val="32"/>
+          <w:szCs w:val="32"/>
+        </w:rPr>
+      </w:pPr>
+    </w:p>
+    <w:p>
+      <w:pPr>
+        <w:spacing w:line="276" w:lineRule="auto"/>
+        <w:rPr>
+          <w:rFonts w:ascii="Arial" w:hAnsi="Arial" w:cs="Arial"/>
+          <w:sz w:val="32"/>
+          <w:szCs w:val="32"/>
+        </w:rPr>
+      </w:pPr>
+      <w:r>
+        <w:rPr>
+          <w:rFonts w:ascii="Arial" w:hAnsi="Arial" w:cs="Arial"/>
+          <w:sz w:val="32"/>
+          <w:szCs w:val="32"/>
+        </w:rPr>
+        <w:t xml:space="preserve">Miután megadta, kiírja a kiválasztott könyv nevét (Pl.: </w:t>
+      </w:r>
+      <w:proofErr w:type="spellStart"/>
+      <w:r>
+        <w:rPr>
+          <w:rFonts w:ascii="Arial" w:hAnsi="Arial" w:cs="Arial"/>
+          <w:sz w:val="32"/>
+          <w:szCs w:val="32"/>
+        </w:rPr>
+        <w:t>Foundation</w:t>
+      </w:r>
+      <w:proofErr w:type="spellEnd"/>
+      <w:r>
+        <w:rPr>
+          <w:rFonts w:ascii="Arial" w:hAnsi="Arial" w:cs="Arial"/>
+          <w:sz w:val="32"/>
+          <w:szCs w:val="32"/>
+        </w:rPr>
+        <w:t xml:space="preserve"> </w:t>
+      </w:r>
+      <w:proofErr w:type="spellStart"/>
+      <w:r>
+        <w:rPr>
+          <w:rFonts w:ascii="Arial" w:hAnsi="Arial" w:cs="Arial"/>
+          <w:sz w:val="32"/>
+          <w:szCs w:val="32"/>
+        </w:rPr>
+        <w:t>by</w:t>
+      </w:r>
+      <w:proofErr w:type="spellEnd"/>
+      <w:r>
+        <w:rPr>
+          <w:rFonts w:ascii="Arial" w:hAnsi="Arial" w:cs="Arial"/>
+          <w:sz w:val="32"/>
+          <w:szCs w:val="32"/>
+        </w:rPr>
+        <w:t xml:space="preserve"> Isaac Asimov) és a felhasználó nevét.</w:t>
+      </w:r>
+      <w:r>
+        <w:rPr>
+          <w:rFonts w:ascii="Arial" w:hAnsi="Arial" w:cs="Arial"/>
+          <w:sz w:val="32"/>
+          <w:szCs w:val="32"/>
+        </w:rPr>
+        <w:t xml:space="preserve"> (Pl.: John </w:t>
+      </w:r>
+      <w:proofErr w:type="spellStart"/>
+      <w:r>
+        <w:rPr>
+          <w:rFonts w:ascii="Arial" w:hAnsi="Arial" w:cs="Arial"/>
+          <w:sz w:val="32"/>
+          <w:szCs w:val="32"/>
+        </w:rPr>
+        <w:t>Doe</w:t>
+      </w:r>
+      <w:proofErr w:type="spellEnd"/>
+      <w:r>
+        <w:rPr>
+          <w:rFonts w:ascii="Arial" w:hAnsi="Arial" w:cs="Arial"/>
+          <w:sz w:val="32"/>
+          <w:szCs w:val="32"/>
+        </w:rPr>
+        <w:t xml:space="preserve"> (ID: 000123)</w:t>
+      </w:r>
+      <w:r>
+        <w:rPr>
+          <w:rFonts w:ascii="Arial" w:hAnsi="Arial" w:cs="Arial"/>
+          <w:sz w:val="32"/>
+          <w:szCs w:val="32"/>
+        </w:rPr>
+        <w:t>)</w:t>
+      </w:r>
+      <w:r>
+        <w:rPr>
+          <w:rFonts w:ascii="Arial" w:hAnsi="Arial" w:cs="Arial"/>
+          <w:sz w:val="32"/>
+          <w:szCs w:val="32"/>
+        </w:rPr>
+        <w:t xml:space="preserve"> és kiírja még, hogy a felhasználó az hány könyvet kölcsönzött ki egyhuzamban.</w:t>
+      </w:r>
+    </w:p>
+    <w:p>
+      <w:pPr>
+        <w:spacing w:line="276" w:lineRule="auto"/>
+        <w:rPr>
+          <w:rFonts w:ascii="Arial" w:hAnsi="Arial" w:cs="Arial"/>
+          <w:sz w:val="32"/>
+          <w:szCs w:val="32"/>
+        </w:rPr>
+      </w:pPr>
+      <w:r>
+        <w:rPr>
+          <w:rFonts w:ascii="Arial" w:hAnsi="Arial" w:cs="Arial"/>
+          <w:sz w:val="32"/>
+          <w:szCs w:val="32"/>
+        </w:rPr>
+        <w:t>A program megjeleníti hogy az adott könyv mikor kerülne kikölcsönzésre és hogy mikorra kell vissza hozni (14 nap a kölcsönzést követően) ez alatt pedig megjeleni az alábbi felirat: „</w:t>
+      </w:r>
+      <w:proofErr w:type="spellStart"/>
+      <w:r>
+        <w:rPr>
+          <w:rFonts w:ascii="Arial" w:hAnsi="Arial" w:cs="Arial"/>
+          <w:sz w:val="32"/>
+          <w:szCs w:val="32"/>
+        </w:rPr>
+        <w:t>Confirm</w:t>
+      </w:r>
+      <w:proofErr w:type="spellEnd"/>
+      <w:r>
+        <w:rPr>
+          <w:rFonts w:ascii="Arial" w:hAnsi="Arial" w:cs="Arial"/>
+          <w:sz w:val="32"/>
+          <w:szCs w:val="32"/>
+        </w:rPr>
+        <w:t xml:space="preserve"> </w:t>
+      </w:r>
+      <w:proofErr w:type="spellStart"/>
+      <w:r>
+        <w:rPr>
+          <w:rFonts w:ascii="Arial" w:hAnsi="Arial" w:cs="Arial"/>
+          <w:sz w:val="32"/>
+          <w:szCs w:val="32"/>
+        </w:rPr>
+        <w:t>loan</w:t>
+      </w:r>
+      <w:proofErr w:type="spellEnd"/>
+      <w:r>
+        <w:rPr>
+          <w:rFonts w:ascii="Arial" w:hAnsi="Arial" w:cs="Arial"/>
+          <w:sz w:val="32"/>
+          <w:szCs w:val="32"/>
+        </w:rPr>
+        <w:t xml:space="preserve">? (Y/N): (ide a saját Y/N)” </w:t>
+      </w:r>
+      <w:r>
+        <w:rPr>
+          <w:rFonts w:ascii="Arial" w:hAnsi="Arial" w:cs="Arial"/>
+          <w:sz w:val="32"/>
+          <w:szCs w:val="32"/>
+        </w:rPr>
+        <w:t>(Y: Igen</w:t>
+      </w:r>
+      <w:r>
+        <w:rPr>
+          <w:rFonts w:ascii="Arial" w:hAnsi="Arial" w:cs="Arial"/>
+          <w:sz w:val="32"/>
+          <w:szCs w:val="32"/>
+        </w:rPr>
+        <w:t xml:space="preserve"> (</w:t>
+      </w:r>
+      <w:r>
+        <w:rPr>
+          <w:rFonts w:ascii="Arial" w:hAnsi="Arial" w:cs="Arial"/>
+          <w:sz w:val="32"/>
+          <w:szCs w:val="32"/>
+        </w:rPr>
+        <w:t>A könyv kikölcsönzésre kerül.</w:t>
+      </w:r>
+      <w:r>
+        <w:rPr>
+          <w:rFonts w:ascii="Arial" w:hAnsi="Arial" w:cs="Arial"/>
+          <w:sz w:val="32"/>
+          <w:szCs w:val="32"/>
+        </w:rPr>
+        <w:t>)</w:t>
+      </w:r>
+      <w:r>
+        <w:rPr>
+          <w:rFonts w:ascii="Arial" w:hAnsi="Arial" w:cs="Arial"/>
+          <w:sz w:val="32"/>
+          <w:szCs w:val="32"/>
+        </w:rPr>
+        <w:t>, N: Nem</w:t>
+      </w:r>
+      <w:r>
+        <w:rPr>
+          <w:rFonts w:ascii="Arial" w:hAnsi="Arial" w:cs="Arial"/>
+          <w:sz w:val="32"/>
+          <w:szCs w:val="32"/>
+        </w:rPr>
+        <w:t xml:space="preserve"> (A program vissza lép az előző képernyőre)</w:t>
+      </w:r>
+      <w:r>
+        <w:rPr>
+          <w:rFonts w:ascii="Arial" w:hAnsi="Arial" w:cs="Arial"/>
+          <w:sz w:val="32"/>
+          <w:szCs w:val="32"/>
+        </w:rPr>
+        <w:t>)</w:t>
+      </w:r>
+      <w:r>
+        <w:rPr>
+          <w:rFonts w:ascii="Arial" w:hAnsi="Arial" w:cs="Arial"/>
+          <w:sz w:val="32"/>
+          <w:szCs w:val="32"/>
+        </w:rPr>
+        <w:t>.</w:t>
+      </w:r>
+      <w:r>
+        <w:rPr>
+          <w:rFonts w:ascii="Arial" w:hAnsi="Arial" w:cs="Arial"/>
+          <w:sz w:val="32"/>
+          <w:szCs w:val="32"/>
+        </w:rPr>
+        <w:t xml:space="preserve"> A kikölcsönzés megtörténte után az </w:t>
+      </w:r>
+      <w:r>
+        <w:rPr>
+          <w:rFonts w:ascii="Arial" w:hAnsi="Arial" w:cs="Arial"/>
+          <w:i/>
+          <w:sz w:val="32"/>
+          <w:szCs w:val="32"/>
+        </w:rPr>
+        <w:t xml:space="preserve">Enter </w:t>
+      </w:r>
+      <w:r>
+        <w:rPr>
+          <w:rFonts w:ascii="Arial" w:hAnsi="Arial" w:cs="Arial"/>
+          <w:sz w:val="32"/>
+          <w:szCs w:val="32"/>
+        </w:rPr>
+        <w:t>gomb lenyomásával tud a felhasználó visszalépni a menübe.</w:t>
+      </w:r>
+      <w:r>
+        <w:rPr>
+          <w:rFonts w:ascii="Arial" w:hAnsi="Arial" w:cs="Arial"/>
+          <w:sz w:val="32"/>
+          <w:szCs w:val="32"/>
+        </w:rPr>
+        <w:t xml:space="preserve"> </w:t>
+      </w:r>
+    </w:p>
+    <w:p>
+      <w:pPr>
+        <w:pStyle w:val="HTML-kntformzott"/>
+        <w:shd w:val="clear" w:color="auto" w:fill="F6F8FA"/>
+        <w:rPr>
+          <w:rFonts w:ascii="Arial" w:eastAsiaTheme="minorHAnsi" w:hAnsi="Arial" w:cs="Arial"/>
+          <w:sz w:val="28"/>
+          <w:szCs w:val="28"/>
+          <w:lang w:eastAsia="en-US"/>
+        </w:rPr>
+      </w:pPr>
+      <w:proofErr w:type="spellStart"/>
+      <w:r>
+        <w:rPr>
+          <w:rFonts w:ascii="Arial" w:eastAsiaTheme="minorHAnsi" w:hAnsi="Arial" w:cs="Arial"/>
+          <w:sz w:val="28"/>
+          <w:szCs w:val="28"/>
+          <w:lang w:eastAsia="en-US"/>
+        </w:rPr>
+        <w:lastRenderedPageBreak/>
+        <w:t>Loan</w:t>
+      </w:r>
+      <w:proofErr w:type="spellEnd"/>
+      <w:r>
+        <w:rPr>
+          <w:rFonts w:ascii="Arial" w:eastAsiaTheme="minorHAnsi" w:hAnsi="Arial" w:cs="Arial"/>
+          <w:sz w:val="28"/>
+          <w:szCs w:val="28"/>
+          <w:lang w:eastAsia="en-US"/>
+        </w:rPr>
+        <w:t xml:space="preserve"> </w:t>
+      </w:r>
+      <w:proofErr w:type="spellStart"/>
+      <w:r>
+        <w:rPr>
+          <w:rFonts w:ascii="Arial" w:eastAsiaTheme="minorHAnsi" w:hAnsi="Arial" w:cs="Arial"/>
+          <w:sz w:val="28"/>
+          <w:szCs w:val="28"/>
+          <w:lang w:eastAsia="en-US"/>
+        </w:rPr>
+        <w:t>Date</w:t>
+      </w:r>
+      <w:proofErr w:type="spellEnd"/>
+      <w:r>
+        <w:rPr>
+          <w:rFonts w:ascii="Arial" w:eastAsiaTheme="minorHAnsi" w:hAnsi="Arial" w:cs="Arial"/>
+          <w:sz w:val="28"/>
+          <w:szCs w:val="28"/>
+          <w:lang w:eastAsia="en-US"/>
+        </w:rPr>
+        <w:t>: 2025-12-01</w:t>
+      </w:r>
+    </w:p>
+    <w:p>
+      <w:pPr>
+        <w:pStyle w:val="HTML-kntformzott"/>
+        <w:shd w:val="clear" w:color="auto" w:fill="F6F8FA"/>
+        <w:rPr>
+          <w:rFonts w:ascii="Arial" w:eastAsiaTheme="minorHAnsi" w:hAnsi="Arial" w:cs="Arial"/>
+          <w:sz w:val="28"/>
+          <w:szCs w:val="28"/>
+          <w:lang w:eastAsia="en-US"/>
+        </w:rPr>
+      </w:pPr>
+      <w:proofErr w:type="spellStart"/>
+      <w:r>
+        <w:rPr>
+          <w:rFonts w:ascii="Arial" w:eastAsiaTheme="minorHAnsi" w:hAnsi="Arial" w:cs="Arial"/>
+          <w:sz w:val="28"/>
+          <w:szCs w:val="28"/>
+          <w:lang w:eastAsia="en-US"/>
+        </w:rPr>
+        <w:t>Due</w:t>
+      </w:r>
+      <w:proofErr w:type="spellEnd"/>
+      <w:r>
+        <w:rPr>
+          <w:rFonts w:ascii="Arial" w:eastAsiaTheme="minorHAnsi" w:hAnsi="Arial" w:cs="Arial"/>
+          <w:sz w:val="28"/>
+          <w:szCs w:val="28"/>
+          <w:lang w:eastAsia="en-US"/>
+        </w:rPr>
+        <w:t xml:space="preserve"> </w:t>
+      </w:r>
+      <w:proofErr w:type="spellStart"/>
+      <w:r>
+        <w:rPr>
+          <w:rFonts w:ascii="Arial" w:eastAsiaTheme="minorHAnsi" w:hAnsi="Arial" w:cs="Arial"/>
+          <w:sz w:val="28"/>
+          <w:szCs w:val="28"/>
+          <w:lang w:eastAsia="en-US"/>
+        </w:rPr>
+        <w:t>Date</w:t>
+      </w:r>
+      <w:proofErr w:type="spellEnd"/>
+      <w:r>
+        <w:rPr>
+          <w:rFonts w:ascii="Arial" w:eastAsiaTheme="minorHAnsi" w:hAnsi="Arial" w:cs="Arial"/>
+          <w:sz w:val="28"/>
+          <w:szCs w:val="28"/>
+          <w:lang w:eastAsia="en-US"/>
+        </w:rPr>
+        <w:t xml:space="preserve">: 2025-12-15 (14 </w:t>
+      </w:r>
+      <w:proofErr w:type="spellStart"/>
+      <w:r>
+        <w:rPr>
+          <w:rFonts w:ascii="Arial" w:eastAsiaTheme="minorHAnsi" w:hAnsi="Arial" w:cs="Arial"/>
+          <w:sz w:val="28"/>
+          <w:szCs w:val="28"/>
+          <w:lang w:eastAsia="en-US"/>
+        </w:rPr>
+        <w:t>days</w:t>
+      </w:r>
+      <w:proofErr w:type="spellEnd"/>
+      <w:r>
+        <w:rPr>
+          <w:rFonts w:ascii="Arial" w:eastAsiaTheme="minorHAnsi" w:hAnsi="Arial" w:cs="Arial"/>
+          <w:sz w:val="28"/>
+          <w:szCs w:val="28"/>
+          <w:lang w:eastAsia="en-US"/>
+        </w:rPr>
+        <w:t>)</w:t>
+      </w:r>
+    </w:p>
+    <w:p>
+      <w:pPr>
+        <w:pStyle w:val="HTML-kntformzott"/>
+        <w:shd w:val="clear" w:color="auto" w:fill="F6F8FA"/>
+        <w:rPr>
+          <w:rFonts w:ascii="Arial" w:eastAsiaTheme="minorHAnsi" w:hAnsi="Arial" w:cs="Arial"/>
+          <w:sz w:val="28"/>
+          <w:szCs w:val="28"/>
+          <w:lang w:eastAsia="en-US"/>
+        </w:rPr>
+      </w:pPr>
+    </w:p>
+    <w:p>
+      <w:pPr>
+        <w:pStyle w:val="HTML-kntformzott"/>
+        <w:shd w:val="clear" w:color="auto" w:fill="F6F8FA"/>
+        <w:rPr>
+          <w:rFonts w:ascii="Arial" w:eastAsiaTheme="minorHAnsi" w:hAnsi="Arial" w:cs="Arial"/>
+          <w:sz w:val="28"/>
+          <w:szCs w:val="28"/>
+          <w:lang w:eastAsia="en-US"/>
+        </w:rPr>
+      </w:pPr>
+      <w:proofErr w:type="spellStart"/>
+      <w:r>
+        <w:rPr>
+          <w:rFonts w:ascii="Arial" w:eastAsiaTheme="minorHAnsi" w:hAnsi="Arial" w:cs="Arial"/>
+          <w:sz w:val="28"/>
+          <w:szCs w:val="28"/>
+          <w:lang w:eastAsia="en-US"/>
+        </w:rPr>
+        <w:t>Confirm</w:t>
+      </w:r>
+      <w:proofErr w:type="spellEnd"/>
+      <w:r>
+        <w:rPr>
+          <w:rFonts w:ascii="Arial" w:eastAsiaTheme="minorHAnsi" w:hAnsi="Arial" w:cs="Arial"/>
+          <w:sz w:val="28"/>
+          <w:szCs w:val="28"/>
+          <w:lang w:eastAsia="en-US"/>
+        </w:rPr>
+        <w:t xml:space="preserve"> </w:t>
+      </w:r>
+      <w:proofErr w:type="spellStart"/>
+      <w:r>
+        <w:rPr>
+          <w:rFonts w:ascii="Arial" w:eastAsiaTheme="minorHAnsi" w:hAnsi="Arial" w:cs="Arial"/>
+          <w:sz w:val="28"/>
+          <w:szCs w:val="28"/>
+          <w:lang w:eastAsia="en-US"/>
+        </w:rPr>
+        <w:t>loan</w:t>
+      </w:r>
+      <w:proofErr w:type="spellEnd"/>
+      <w:r>
+        <w:rPr>
+          <w:rFonts w:ascii="Arial" w:eastAsiaTheme="minorHAnsi" w:hAnsi="Arial" w:cs="Arial"/>
+          <w:sz w:val="28"/>
+          <w:szCs w:val="28"/>
+          <w:lang w:eastAsia="en-US"/>
+        </w:rPr>
+        <w:t>? (Y/N): Y</w:t>
+      </w:r>
+    </w:p>
+    <w:p>
+      <w:pPr>
+        <w:pStyle w:val="HTML-kntformzott"/>
+        <w:shd w:val="clear" w:color="auto" w:fill="F6F8FA"/>
+        <w:rPr>
+          <w:rFonts w:ascii="Arial" w:eastAsiaTheme="minorHAnsi" w:hAnsi="Arial" w:cs="Arial"/>
+          <w:sz w:val="28"/>
+          <w:szCs w:val="28"/>
+          <w:lang w:eastAsia="en-US"/>
+        </w:rPr>
+      </w:pPr>
+    </w:p>
+    <w:p>
+      <w:pPr>
+        <w:pStyle w:val="HTML-kntformzott"/>
+        <w:shd w:val="clear" w:color="auto" w:fill="F6F8FA"/>
+        <w:rPr>
+          <w:rFonts w:ascii="Arial" w:eastAsiaTheme="minorHAnsi" w:hAnsi="Arial" w:cs="Arial"/>
+          <w:sz w:val="28"/>
+          <w:szCs w:val="28"/>
+          <w:lang w:eastAsia="en-US"/>
+        </w:rPr>
+      </w:pPr>
+      <w:r>
+        <w:rPr>
+          <w:rFonts w:ascii="Segoe UI Symbol" w:eastAsiaTheme="minorHAnsi" w:hAnsi="Segoe UI Symbol" w:cs="Segoe UI Symbol"/>
+          <w:sz w:val="28"/>
+          <w:szCs w:val="28"/>
+          <w:lang w:eastAsia="en-US"/>
+        </w:rPr>
+        <w:t>✓</w:t>
+      </w:r>
+      <w:r>
+        <w:rPr>
+          <w:rFonts w:ascii="Arial" w:eastAsiaTheme="minorHAnsi" w:hAnsi="Arial" w:cs="Arial"/>
+          <w:sz w:val="28"/>
+          <w:szCs w:val="28"/>
+          <w:lang w:eastAsia="en-US"/>
+        </w:rPr>
+        <w:t xml:space="preserve"> </w:t>
+      </w:r>
+      <w:proofErr w:type="spellStart"/>
+      <w:r>
+        <w:rPr>
+          <w:rFonts w:ascii="Arial" w:eastAsiaTheme="minorHAnsi" w:hAnsi="Arial" w:cs="Arial"/>
+          <w:sz w:val="28"/>
+          <w:szCs w:val="28"/>
+          <w:lang w:eastAsia="en-US"/>
+        </w:rPr>
+        <w:t>Book</w:t>
+      </w:r>
+      <w:proofErr w:type="spellEnd"/>
+      <w:r>
+        <w:rPr>
+          <w:rFonts w:ascii="Arial" w:eastAsiaTheme="minorHAnsi" w:hAnsi="Arial" w:cs="Arial"/>
+          <w:sz w:val="28"/>
+          <w:szCs w:val="28"/>
+          <w:lang w:eastAsia="en-US"/>
+        </w:rPr>
+        <w:t xml:space="preserve"> </w:t>
+      </w:r>
+      <w:proofErr w:type="spellStart"/>
+      <w:r>
+        <w:rPr>
+          <w:rFonts w:ascii="Arial" w:eastAsiaTheme="minorHAnsi" w:hAnsi="Arial" w:cs="Arial"/>
+          <w:sz w:val="28"/>
+          <w:szCs w:val="28"/>
+          <w:lang w:eastAsia="en-US"/>
+        </w:rPr>
+        <w:t>successfully</w:t>
+      </w:r>
+      <w:proofErr w:type="spellEnd"/>
+      <w:r>
+        <w:rPr>
+          <w:rFonts w:ascii="Arial" w:eastAsiaTheme="minorHAnsi" w:hAnsi="Arial" w:cs="Arial"/>
+          <w:sz w:val="28"/>
+          <w:szCs w:val="28"/>
+          <w:lang w:eastAsia="en-US"/>
+        </w:rPr>
+        <w:t xml:space="preserve"> </w:t>
+      </w:r>
+      <w:proofErr w:type="spellStart"/>
+      <w:r>
+        <w:rPr>
+          <w:rFonts w:ascii="Arial" w:eastAsiaTheme="minorHAnsi" w:hAnsi="Arial" w:cs="Arial"/>
+          <w:sz w:val="28"/>
+          <w:szCs w:val="28"/>
+          <w:lang w:eastAsia="en-US"/>
+        </w:rPr>
+        <w:t>loaned</w:t>
+      </w:r>
+      <w:proofErr w:type="spellEnd"/>
+      <w:r>
+        <w:rPr>
+          <w:rFonts w:ascii="Arial" w:eastAsiaTheme="minorHAnsi" w:hAnsi="Arial" w:cs="Arial"/>
+          <w:sz w:val="28"/>
+          <w:szCs w:val="28"/>
+          <w:lang w:eastAsia="en-US"/>
+        </w:rPr>
+        <w:t>!</w:t>
+      </w:r>
+    </w:p>
+    <w:p>
+      <w:pPr>
+        <w:pStyle w:val="HTML-kntformzott"/>
+        <w:shd w:val="clear" w:color="auto" w:fill="F6F8FA"/>
+        <w:rPr>
+          <w:rFonts w:ascii="Arial" w:eastAsiaTheme="minorHAnsi" w:hAnsi="Arial" w:cs="Arial"/>
+          <w:sz w:val="28"/>
+          <w:szCs w:val="28"/>
+          <w:lang w:eastAsia="en-US"/>
+        </w:rPr>
+      </w:pPr>
+    </w:p>
+    <w:p>
+      <w:pPr>
+        <w:pStyle w:val="HTML-kntformzott"/>
+        <w:shd w:val="clear" w:color="auto" w:fill="F6F8FA"/>
+        <w:rPr>
+          <w:rFonts w:ascii="Arial" w:eastAsiaTheme="minorHAnsi" w:hAnsi="Arial" w:cs="Arial"/>
+          <w:sz w:val="16"/>
+          <w:szCs w:val="16"/>
+          <w:lang w:eastAsia="en-US"/>
+        </w:rPr>
+      </w:pPr>
+      <w:r>
+        <w:rPr>
+          <w:rFonts w:ascii="Arial" w:eastAsiaTheme="minorHAnsi" w:hAnsi="Arial" w:cs="Arial"/>
+          <w:sz w:val="28"/>
+          <w:szCs w:val="28"/>
+          <w:lang w:eastAsia="en-US"/>
+        </w:rPr>
+        <w:t xml:space="preserve">Press Enter </w:t>
+      </w:r>
+      <w:proofErr w:type="spellStart"/>
+      <w:r>
+        <w:rPr>
+          <w:rFonts w:ascii="Arial" w:eastAsiaTheme="minorHAnsi" w:hAnsi="Arial" w:cs="Arial"/>
+          <w:sz w:val="28"/>
+          <w:szCs w:val="28"/>
+          <w:lang w:eastAsia="en-US"/>
+        </w:rPr>
+        <w:t>to</w:t>
+      </w:r>
+      <w:proofErr w:type="spellEnd"/>
+      <w:r>
+        <w:rPr>
+          <w:rFonts w:ascii="Arial" w:eastAsiaTheme="minorHAnsi" w:hAnsi="Arial" w:cs="Arial"/>
+          <w:sz w:val="28"/>
+          <w:szCs w:val="28"/>
+          <w:lang w:eastAsia="en-US"/>
+        </w:rPr>
+        <w:t xml:space="preserve"> </w:t>
+      </w:r>
+      <w:proofErr w:type="spellStart"/>
+      <w:r>
+        <w:rPr>
+          <w:rFonts w:ascii="Arial" w:eastAsiaTheme="minorHAnsi" w:hAnsi="Arial" w:cs="Arial"/>
+          <w:sz w:val="28"/>
+          <w:szCs w:val="28"/>
+          <w:lang w:eastAsia="en-US"/>
+        </w:rPr>
+        <w:t>return</w:t>
+      </w:r>
+      <w:proofErr w:type="spellEnd"/>
+      <w:r>
+        <w:rPr>
+          <w:rFonts w:ascii="Arial" w:eastAsiaTheme="minorHAnsi" w:hAnsi="Arial" w:cs="Arial"/>
+          <w:sz w:val="28"/>
+          <w:szCs w:val="28"/>
+          <w:lang w:eastAsia="en-US"/>
+        </w:rPr>
+        <w:t xml:space="preserve"> </w:t>
+      </w:r>
+      <w:proofErr w:type="spellStart"/>
+      <w:r>
+        <w:rPr>
+          <w:rFonts w:ascii="Arial" w:eastAsiaTheme="minorHAnsi" w:hAnsi="Arial" w:cs="Arial"/>
+          <w:sz w:val="28"/>
+          <w:szCs w:val="28"/>
+          <w:lang w:eastAsia="en-US"/>
+        </w:rPr>
+        <w:t>to</w:t>
+      </w:r>
+      <w:proofErr w:type="spellEnd"/>
+      <w:r>
+        <w:rPr>
+          <w:rFonts w:ascii="Arial" w:eastAsiaTheme="minorHAnsi" w:hAnsi="Arial" w:cs="Arial"/>
+          <w:sz w:val="28"/>
+          <w:szCs w:val="28"/>
+          <w:lang w:eastAsia="en-US"/>
+        </w:rPr>
+        <w:t xml:space="preserve"> </w:t>
+      </w:r>
+      <w:proofErr w:type="spellStart"/>
+      <w:r>
+        <w:rPr>
+          <w:rFonts w:ascii="Arial" w:eastAsiaTheme="minorHAnsi" w:hAnsi="Arial" w:cs="Arial"/>
+          <w:sz w:val="28"/>
+          <w:szCs w:val="28"/>
+          <w:lang w:eastAsia="en-US"/>
+        </w:rPr>
+        <w:t>menu</w:t>
+      </w:r>
+      <w:proofErr w:type="spellEnd"/>
+      <w:r>
+        <w:rPr>
+          <w:rFonts w:ascii="Arial" w:eastAsiaTheme="minorHAnsi" w:hAnsi="Arial" w:cs="Arial"/>
+          <w:sz w:val="28"/>
+          <w:szCs w:val="28"/>
+          <w:lang w:eastAsia="en-US"/>
+        </w:rPr>
+        <w:t>...</w:t>
+      </w:r>
+      <w:r>
+        <w:rPr>
+          <w:rFonts w:ascii="Arial" w:eastAsiaTheme="minorHAnsi" w:hAnsi="Arial" w:cs="Arial"/>
+          <w:sz w:val="28"/>
+          <w:szCs w:val="28"/>
+          <w:lang w:eastAsia="en-US"/>
+        </w:rPr>
+        <w:tab/>
+      </w:r>
+      <w:r>
+        <w:rPr>
+          <w:rFonts w:ascii="Arial" w:eastAsiaTheme="minorHAnsi" w:hAnsi="Arial" w:cs="Arial"/>
+          <w:sz w:val="28"/>
+          <w:szCs w:val="28"/>
+          <w:lang w:eastAsia="en-US"/>
+        </w:rPr>
+        <w:tab/>
+      </w:r>
+      <w:r>
+        <w:rPr>
+          <w:rFonts w:ascii="Arial" w:eastAsiaTheme="minorHAnsi" w:hAnsi="Arial" w:cs="Arial"/>
+          <w:sz w:val="28"/>
+          <w:szCs w:val="28"/>
+          <w:lang w:eastAsia="en-US"/>
+        </w:rPr>
+        <w:tab/>
+      </w:r>
+      <w:r>
+        <w:rPr>
+          <w:rFonts w:ascii="Arial" w:eastAsiaTheme="minorHAnsi" w:hAnsi="Arial" w:cs="Arial"/>
+          <w:sz w:val="28"/>
+          <w:szCs w:val="28"/>
+          <w:lang w:eastAsia="en-US"/>
+        </w:rPr>
+        <w:tab/>
+      </w:r>
+      <w:r>
+        <w:rPr>
+          <w:rFonts w:ascii="Arial" w:eastAsiaTheme="minorHAnsi" w:hAnsi="Arial" w:cs="Arial"/>
+          <w:sz w:val="16"/>
+          <w:szCs w:val="16"/>
+          <w:lang w:eastAsia="en-US"/>
+        </w:rPr>
+        <w:t>(Szemléltető példa)</w:t>
+      </w:r>
+    </w:p>
+    <w:p>
+      <w:pPr>
+        <w:spacing w:line="276" w:lineRule="auto"/>
+        <w:rPr>
+          <w:rFonts w:ascii="Arial" w:hAnsi="Arial" w:cs="Arial"/>
+          <w:sz w:val="32"/>
+          <w:szCs w:val="32"/>
+        </w:rPr>
+      </w:pPr>
+    </w:p>
+    <w:p>
+      <w:pPr>
+        <w:spacing w:line="276" w:lineRule="auto"/>
+        <w:rPr>
+          <w:rFonts w:ascii="Arial" w:hAnsi="Arial" w:cs="Arial"/>
+          <w:sz w:val="32"/>
+          <w:szCs w:val="32"/>
+        </w:rPr>
+      </w:pPr>
+      <w:r>
+        <w:rPr>
+          <w:rFonts w:ascii="Arial" w:hAnsi="Arial" w:cs="Arial"/>
+          <w:b/>
+          <w:sz w:val="32"/>
+          <w:szCs w:val="32"/>
+        </w:rPr>
+        <w:t>A 3. (3) a „</w:t>
+      </w:r>
+      <w:proofErr w:type="spellStart"/>
+      <w:r>
+        <w:rPr>
+          <w:rFonts w:ascii="Arial" w:hAnsi="Arial" w:cs="Arial"/>
+          <w:b/>
+          <w:sz w:val="32"/>
+          <w:szCs w:val="32"/>
+        </w:rPr>
+        <w:t>Return</w:t>
+      </w:r>
+      <w:proofErr w:type="spellEnd"/>
+      <w:r>
+        <w:rPr>
+          <w:rFonts w:ascii="Arial" w:hAnsi="Arial" w:cs="Arial"/>
+          <w:b/>
+          <w:sz w:val="32"/>
+          <w:szCs w:val="32"/>
+        </w:rPr>
+        <w:t xml:space="preserve"> a </w:t>
+      </w:r>
+      <w:proofErr w:type="spellStart"/>
+      <w:r>
+        <w:rPr>
+          <w:rFonts w:ascii="Arial" w:hAnsi="Arial" w:cs="Arial"/>
+          <w:b/>
+          <w:sz w:val="32"/>
+          <w:szCs w:val="32"/>
+        </w:rPr>
+        <w:t>book</w:t>
+      </w:r>
+      <w:proofErr w:type="spellEnd"/>
+      <w:r>
+        <w:rPr>
+          <w:rFonts w:ascii="Arial" w:hAnsi="Arial" w:cs="Arial"/>
+          <w:b/>
+          <w:sz w:val="32"/>
+          <w:szCs w:val="32"/>
+        </w:rPr>
+        <w:t>” opció.</w:t>
+      </w:r>
+      <w:r>
+        <w:rPr>
+          <w:rFonts w:ascii="Arial" w:hAnsi="Arial" w:cs="Arial"/>
+          <w:sz w:val="32"/>
+          <w:szCs w:val="32"/>
+        </w:rPr>
+        <w:t xml:space="preserve"> Kiválasztás után a felhasználónak meg kell adnia a saját azonosítóját (</w:t>
+      </w:r>
+      <w:r>
+        <w:rPr>
+          <w:rFonts w:ascii="Arial" w:hAnsi="Arial" w:cs="Arial"/>
+          <w:sz w:val="32"/>
+          <w:szCs w:val="32"/>
+        </w:rPr>
+        <w:t xml:space="preserve">Pl.: John </w:t>
+      </w:r>
+      <w:proofErr w:type="spellStart"/>
+      <w:r>
+        <w:rPr>
+          <w:rFonts w:ascii="Arial" w:hAnsi="Arial" w:cs="Arial"/>
+          <w:sz w:val="32"/>
+          <w:szCs w:val="32"/>
+        </w:rPr>
+        <w:t>D</w:t>
+      </w:r>
+      <w:r>
+        <w:rPr>
+          <w:rFonts w:ascii="Arial" w:hAnsi="Arial" w:cs="Arial"/>
+          <w:sz w:val="32"/>
+          <w:szCs w:val="32"/>
+        </w:rPr>
+        <w:t>oe</w:t>
+      </w:r>
+      <w:proofErr w:type="spellEnd"/>
+      <w:r>
+        <w:rPr>
+          <w:rFonts w:ascii="Arial" w:hAnsi="Arial" w:cs="Arial"/>
+          <w:sz w:val="32"/>
+          <w:szCs w:val="32"/>
+        </w:rPr>
+        <w:t xml:space="preserve"> (ID: 000123)</w:t>
+      </w:r>
+      <w:r>
+        <w:rPr>
+          <w:rFonts w:ascii="Arial" w:hAnsi="Arial" w:cs="Arial"/>
+          <w:sz w:val="32"/>
+          <w:szCs w:val="32"/>
+        </w:rPr>
+        <w:t>)</w:t>
+      </w:r>
+      <w:r>
+        <w:rPr>
+          <w:rFonts w:ascii="Arial" w:hAnsi="Arial" w:cs="Arial"/>
+          <w:sz w:val="32"/>
+          <w:szCs w:val="32"/>
+        </w:rPr>
+        <w:t>. Ezután megjelenik a felhasználó által kikölcsönzött könyvek listája</w:t>
+      </w:r>
+      <w:r>
+        <w:rPr>
+          <w:rFonts w:ascii="Arial" w:hAnsi="Arial" w:cs="Arial"/>
+          <w:sz w:val="32"/>
+          <w:szCs w:val="32"/>
+        </w:rPr>
+        <w:t xml:space="preserve"> és a büntetés összege, ha va</w:t>
+      </w:r>
+      <w:r>
+        <w:rPr>
+          <w:rFonts w:ascii="Arial" w:hAnsi="Arial" w:cs="Arial"/>
+          <w:sz w:val="32"/>
+          <w:szCs w:val="32"/>
+        </w:rPr>
+        <w:t>n, illetve a maradék hátralévő időt</w:t>
+      </w:r>
+      <w:r>
+        <w:rPr>
+          <w:rFonts w:ascii="Arial" w:hAnsi="Arial" w:cs="Arial"/>
+          <w:sz w:val="32"/>
+          <w:szCs w:val="32"/>
+        </w:rPr>
+        <w:t>.</w:t>
+      </w:r>
+    </w:p>
+    <w:p>
+      <w:pPr>
+        <w:pStyle w:val="HTML-kntformzott"/>
+        <w:shd w:val="clear" w:color="auto" w:fill="F6F8FA"/>
+        <w:rPr>
+          <w:rFonts w:ascii="Arial" w:eastAsiaTheme="minorHAnsi" w:hAnsi="Arial" w:cs="Arial"/>
+          <w:sz w:val="28"/>
+          <w:szCs w:val="28"/>
+          <w:lang w:eastAsia="en-US"/>
+        </w:rPr>
+      </w:pPr>
+      <w:r>
+        <w:rPr>
+          <w:rFonts w:ascii="Arial" w:eastAsiaTheme="minorHAnsi" w:hAnsi="Arial" w:cs="Arial"/>
+          <w:sz w:val="28"/>
+          <w:szCs w:val="28"/>
+          <w:lang w:eastAsia="en-US"/>
+        </w:rPr>
+        <w:t>╔══════════════════════════════════════╗</w:t>
+      </w:r>
+    </w:p>
+    <w:p>
+      <w:pPr>
+        <w:pStyle w:val="HTML-kntformzott"/>
+        <w:shd w:val="clear" w:color="auto" w:fill="F6F8FA"/>
+        <w:rPr>
+          <w:rFonts w:ascii="Arial" w:eastAsiaTheme="minorHAnsi" w:hAnsi="Arial" w:cs="Arial"/>
+          <w:sz w:val="28"/>
+          <w:szCs w:val="28"/>
+          <w:lang w:eastAsia="en-US"/>
+        </w:rPr>
+      </w:pPr>
+      <w:r>
+        <w:rPr>
+          <w:rFonts w:ascii="Arial" w:eastAsiaTheme="minorHAnsi" w:hAnsi="Arial" w:cs="Arial"/>
+          <w:sz w:val="28"/>
+          <w:szCs w:val="28"/>
+          <w:lang w:eastAsia="en-US"/>
+        </w:rPr>
+        <w:t xml:space="preserve">║   RETURN A BOOK                      </w:t>
+      </w:r>
+      <w:r>
+        <w:rPr>
+          <w:rFonts w:ascii="Arial" w:eastAsiaTheme="minorHAnsi" w:hAnsi="Arial" w:cs="Arial"/>
+          <w:sz w:val="28"/>
+          <w:szCs w:val="28"/>
+          <w:lang w:eastAsia="en-US"/>
+        </w:rPr>
+        <w:tab/>
+      </w:r>
+      <w:r>
+        <w:rPr>
+          <w:rFonts w:ascii="Arial" w:eastAsiaTheme="minorHAnsi" w:hAnsi="Arial" w:cs="Arial"/>
+          <w:sz w:val="28"/>
+          <w:szCs w:val="28"/>
+          <w:lang w:eastAsia="en-US"/>
+        </w:rPr>
+        <w:tab/>
+      </w:r>
+      <w:r>
+        <w:rPr>
+          <w:rFonts w:ascii="Arial" w:eastAsiaTheme="minorHAnsi" w:hAnsi="Arial" w:cs="Arial"/>
+          <w:sz w:val="28"/>
+          <w:szCs w:val="28"/>
+          <w:lang w:eastAsia="en-US"/>
+        </w:rPr>
+        <w:tab/>
+      </w:r>
+      <w:r>
+        <w:rPr>
+          <w:rFonts w:ascii="Arial" w:eastAsiaTheme="minorHAnsi" w:hAnsi="Arial" w:cs="Arial"/>
+          <w:sz w:val="28"/>
+          <w:szCs w:val="28"/>
+          <w:lang w:eastAsia="en-US"/>
+        </w:rPr>
+        <w:tab/>
+        <w:t xml:space="preserve">     </w:t>
+      </w:r>
+      <w:r>
+        <w:rPr>
+          <w:rFonts w:ascii="Arial" w:eastAsiaTheme="minorHAnsi" w:hAnsi="Arial" w:cs="Arial"/>
+          <w:sz w:val="28"/>
+          <w:szCs w:val="28"/>
+          <w:lang w:eastAsia="en-US"/>
+        </w:rPr>
+        <w:t>║</w:t>
+      </w:r>
+    </w:p>
+    <w:p>
+      <w:pPr>
+        <w:pStyle w:val="HTML-kntformzott"/>
+        <w:shd w:val="clear" w:color="auto" w:fill="F6F8FA"/>
+        <w:rPr>
+          <w:rFonts w:ascii="Arial" w:eastAsiaTheme="minorHAnsi" w:hAnsi="Arial" w:cs="Arial"/>
+          <w:sz w:val="28"/>
+          <w:szCs w:val="28"/>
+          <w:lang w:eastAsia="en-US"/>
+        </w:rPr>
+      </w:pPr>
+      <w:r>
+        <w:rPr>
+          <w:rFonts w:ascii="Arial" w:eastAsiaTheme="minorHAnsi" w:hAnsi="Arial" w:cs="Arial"/>
+          <w:sz w:val="28"/>
+          <w:szCs w:val="28"/>
+          <w:lang w:eastAsia="en-US"/>
+        </w:rPr>
+        <w:t>╚══════════════════════════════════════╝</w:t>
+      </w:r>
+    </w:p>
+    <w:p>
+      <w:pPr>
+        <w:pStyle w:val="HTML-kntformzott"/>
+        <w:shd w:val="clear" w:color="auto" w:fill="F6F8FA"/>
+        <w:rPr>
+          <w:rFonts w:ascii="Arial" w:eastAsiaTheme="minorHAnsi" w:hAnsi="Arial" w:cs="Arial"/>
+          <w:sz w:val="28"/>
+          <w:szCs w:val="28"/>
+          <w:lang w:eastAsia="en-US"/>
+        </w:rPr>
+      </w:pPr>
+    </w:p>
+    <w:p>
+      <w:pPr>
+        <w:pStyle w:val="HTML-kntformzott"/>
+        <w:shd w:val="clear" w:color="auto" w:fill="F6F8FA"/>
+        <w:rPr>
+          <w:rFonts w:ascii="Arial" w:eastAsiaTheme="minorHAnsi" w:hAnsi="Arial" w:cs="Arial"/>
+          <w:sz w:val="28"/>
+          <w:szCs w:val="28"/>
+          <w:lang w:eastAsia="en-US"/>
+        </w:rPr>
+      </w:pPr>
+      <w:r>
+        <w:rPr>
+          <w:rFonts w:ascii="Arial" w:eastAsiaTheme="minorHAnsi" w:hAnsi="Arial" w:cs="Arial"/>
+          <w:sz w:val="28"/>
+          <w:szCs w:val="28"/>
+          <w:lang w:eastAsia="en-US"/>
+        </w:rPr>
+        <w:t xml:space="preserve">Enter </w:t>
+      </w:r>
+      <w:proofErr w:type="spellStart"/>
+      <w:r>
+        <w:rPr>
+          <w:rFonts w:ascii="Arial" w:eastAsiaTheme="minorHAnsi" w:hAnsi="Arial" w:cs="Arial"/>
+          <w:sz w:val="28"/>
+          <w:szCs w:val="28"/>
+          <w:lang w:eastAsia="en-US"/>
+        </w:rPr>
+        <w:t>Member</w:t>
+      </w:r>
+      <w:proofErr w:type="spellEnd"/>
+      <w:r>
+        <w:rPr>
+          <w:rFonts w:ascii="Arial" w:eastAsiaTheme="minorHAnsi" w:hAnsi="Arial" w:cs="Arial"/>
+          <w:sz w:val="28"/>
+          <w:szCs w:val="28"/>
+          <w:lang w:eastAsia="en-US"/>
+        </w:rPr>
+        <w:t xml:space="preserve"> ID: 000123</w:t>
+      </w:r>
+    </w:p>
+    <w:p>
+      <w:pPr>
+        <w:pStyle w:val="HTML-kntformzott"/>
+        <w:shd w:val="clear" w:color="auto" w:fill="F6F8FA"/>
+        <w:rPr>
+          <w:rFonts w:ascii="Arial" w:eastAsiaTheme="minorHAnsi" w:hAnsi="Arial" w:cs="Arial"/>
+          <w:sz w:val="28"/>
+          <w:szCs w:val="28"/>
+          <w:lang w:eastAsia="en-US"/>
+        </w:rPr>
+      </w:pPr>
+    </w:p>
+    <w:p>
+      <w:pPr>
+        <w:pStyle w:val="HTML-kntformzott"/>
+        <w:shd w:val="clear" w:color="auto" w:fill="F6F8FA"/>
+        <w:rPr>
+          <w:rFonts w:ascii="Arial" w:eastAsiaTheme="minorHAnsi" w:hAnsi="Arial" w:cs="Arial"/>
+          <w:sz w:val="28"/>
+          <w:szCs w:val="28"/>
+          <w:lang w:eastAsia="en-US"/>
+        </w:rPr>
+      </w:pPr>
+      <w:proofErr w:type="spellStart"/>
+      <w:r>
+        <w:rPr>
+          <w:rFonts w:ascii="Arial" w:eastAsiaTheme="minorHAnsi" w:hAnsi="Arial" w:cs="Arial"/>
+          <w:sz w:val="28"/>
+          <w:szCs w:val="28"/>
+          <w:lang w:eastAsia="en-US"/>
+        </w:rPr>
+        <w:t>Active</w:t>
+      </w:r>
+      <w:proofErr w:type="spellEnd"/>
+      <w:r>
+        <w:rPr>
+          <w:rFonts w:ascii="Arial" w:eastAsiaTheme="minorHAnsi" w:hAnsi="Arial" w:cs="Arial"/>
+          <w:sz w:val="28"/>
+          <w:szCs w:val="28"/>
+          <w:lang w:eastAsia="en-US"/>
+        </w:rPr>
+        <w:t xml:space="preserve"> </w:t>
+      </w:r>
+      <w:proofErr w:type="spellStart"/>
+      <w:r>
+        <w:rPr>
+          <w:rFonts w:ascii="Arial" w:eastAsiaTheme="minorHAnsi" w:hAnsi="Arial" w:cs="Arial"/>
+          <w:sz w:val="28"/>
+          <w:szCs w:val="28"/>
+          <w:lang w:eastAsia="en-US"/>
+        </w:rPr>
+        <w:t>loans</w:t>
+      </w:r>
+      <w:proofErr w:type="spellEnd"/>
+      <w:r>
+        <w:rPr>
+          <w:rFonts w:ascii="Arial" w:eastAsiaTheme="minorHAnsi" w:hAnsi="Arial" w:cs="Arial"/>
+          <w:sz w:val="28"/>
+          <w:szCs w:val="28"/>
+          <w:lang w:eastAsia="en-US"/>
+        </w:rPr>
+        <w:t xml:space="preserve"> </w:t>
+      </w:r>
+      <w:proofErr w:type="spellStart"/>
+      <w:r>
+        <w:rPr>
+          <w:rFonts w:ascii="Arial" w:eastAsiaTheme="minorHAnsi" w:hAnsi="Arial" w:cs="Arial"/>
+          <w:sz w:val="28"/>
+          <w:szCs w:val="28"/>
+          <w:lang w:eastAsia="en-US"/>
+        </w:rPr>
+        <w:t>for</w:t>
+      </w:r>
+      <w:proofErr w:type="spellEnd"/>
+      <w:r>
+        <w:rPr>
+          <w:rFonts w:ascii="Arial" w:eastAsiaTheme="minorHAnsi" w:hAnsi="Arial" w:cs="Arial"/>
+          <w:sz w:val="28"/>
+          <w:szCs w:val="28"/>
+          <w:lang w:eastAsia="en-US"/>
+        </w:rPr>
+        <w:t xml:space="preserve"> John </w:t>
+      </w:r>
+      <w:proofErr w:type="spellStart"/>
+      <w:r>
+        <w:rPr>
+          <w:rFonts w:ascii="Arial" w:eastAsiaTheme="minorHAnsi" w:hAnsi="Arial" w:cs="Arial"/>
+          <w:sz w:val="28"/>
+          <w:szCs w:val="28"/>
+          <w:lang w:eastAsia="en-US"/>
+        </w:rPr>
+        <w:t>Doe</w:t>
+      </w:r>
+      <w:proofErr w:type="spellEnd"/>
+      <w:r>
+        <w:rPr>
+          <w:rFonts w:ascii="Arial" w:eastAsiaTheme="minorHAnsi" w:hAnsi="Arial" w:cs="Arial"/>
+          <w:sz w:val="28"/>
+          <w:szCs w:val="28"/>
+          <w:lang w:eastAsia="en-US"/>
+        </w:rPr>
+        <w:t>:</w:t>
+      </w:r>
+    </w:p>
+    <w:p>
+      <w:pPr>
+        <w:pStyle w:val="HTML-kntformzott"/>
+        <w:shd w:val="clear" w:color="auto" w:fill="F6F8FA"/>
+        <w:rPr>
+          <w:rFonts w:ascii="Arial" w:eastAsiaTheme="minorHAnsi" w:hAnsi="Arial" w:cs="Arial"/>
+          <w:sz w:val="28"/>
+          <w:szCs w:val="28"/>
+          <w:lang w:eastAsia="en-US"/>
+        </w:rPr>
+      </w:pPr>
+    </w:p>
+    <w:p>
+      <w:pPr>
+        <w:pStyle w:val="HTML-kntformzott"/>
+        <w:shd w:val="clear" w:color="auto" w:fill="F6F8FA"/>
+        <w:rPr>
+          <w:rFonts w:ascii="Arial" w:eastAsiaTheme="minorHAnsi" w:hAnsi="Arial" w:cs="Arial"/>
+          <w:sz w:val="28"/>
+          <w:szCs w:val="28"/>
+          <w:lang w:eastAsia="en-US"/>
+        </w:rPr>
+      </w:pPr>
+      <w:r>
+        <w:rPr>
+          <w:rFonts w:ascii="Arial" w:eastAsiaTheme="minorHAnsi" w:hAnsi="Arial" w:cs="Arial"/>
+          <w:sz w:val="28"/>
+          <w:szCs w:val="28"/>
+          <w:lang w:eastAsia="en-US"/>
+        </w:rPr>
+        <w:t xml:space="preserve">[SF-005] </w:t>
+      </w:r>
+      <w:proofErr w:type="spellStart"/>
+      <w:r>
+        <w:rPr>
+          <w:rFonts w:ascii="Arial" w:eastAsiaTheme="minorHAnsi" w:hAnsi="Arial" w:cs="Arial"/>
+          <w:sz w:val="28"/>
+          <w:szCs w:val="28"/>
+          <w:lang w:eastAsia="en-US"/>
+        </w:rPr>
+        <w:t>Neuromancer</w:t>
+      </w:r>
+      <w:proofErr w:type="spellEnd"/>
+    </w:p>
+    <w:p>
+      <w:pPr>
+        <w:pStyle w:val="HTML-kntformzott"/>
+        <w:shd w:val="clear" w:color="auto" w:fill="F6F8FA"/>
+        <w:rPr>
+          <w:rFonts w:ascii="Arial" w:eastAsiaTheme="minorHAnsi" w:hAnsi="Arial" w:cs="Arial"/>
+          <w:sz w:val="28"/>
+          <w:szCs w:val="28"/>
+          <w:lang w:eastAsia="en-US"/>
+        </w:rPr>
+      </w:pPr>
+      <w:r>
+        <w:rPr>
+          <w:rFonts w:ascii="Arial" w:eastAsiaTheme="minorHAnsi" w:hAnsi="Arial" w:cs="Arial"/>
+          <w:sz w:val="28"/>
+          <w:szCs w:val="28"/>
+          <w:lang w:eastAsia="en-US"/>
+        </w:rPr>
+        <w:t xml:space="preserve">         </w:t>
+      </w:r>
+      <w:proofErr w:type="spellStart"/>
+      <w:r>
+        <w:rPr>
+          <w:rFonts w:ascii="Arial" w:eastAsiaTheme="minorHAnsi" w:hAnsi="Arial" w:cs="Arial"/>
+          <w:sz w:val="28"/>
+          <w:szCs w:val="28"/>
+          <w:lang w:eastAsia="en-US"/>
+        </w:rPr>
+        <w:t>Loaned</w:t>
+      </w:r>
+      <w:proofErr w:type="spellEnd"/>
+      <w:r>
+        <w:rPr>
+          <w:rFonts w:ascii="Arial" w:eastAsiaTheme="minorHAnsi" w:hAnsi="Arial" w:cs="Arial"/>
+          <w:sz w:val="28"/>
+          <w:szCs w:val="28"/>
+          <w:lang w:eastAsia="en-US"/>
+        </w:rPr>
+        <w:t xml:space="preserve">: 2025-10-15 | </w:t>
+      </w:r>
+      <w:proofErr w:type="spellStart"/>
+      <w:r>
+        <w:rPr>
+          <w:rFonts w:ascii="Arial" w:eastAsiaTheme="minorHAnsi" w:hAnsi="Arial" w:cs="Arial"/>
+          <w:sz w:val="28"/>
+          <w:szCs w:val="28"/>
+          <w:lang w:eastAsia="en-US"/>
+        </w:rPr>
+        <w:t>Due</w:t>
+      </w:r>
+      <w:proofErr w:type="spellEnd"/>
+      <w:r>
+        <w:rPr>
+          <w:rFonts w:ascii="Arial" w:eastAsiaTheme="minorHAnsi" w:hAnsi="Arial" w:cs="Arial"/>
+          <w:sz w:val="28"/>
+          <w:szCs w:val="28"/>
+          <w:lang w:eastAsia="en-US"/>
+        </w:rPr>
+        <w:t>: 2025-10-29</w:t>
+      </w:r>
+    </w:p>
+    <w:p>
+      <w:pPr>
+        <w:pStyle w:val="HTML-kntformzott"/>
+        <w:shd w:val="clear" w:color="auto" w:fill="F6F8FA"/>
+        <w:rPr>
+          <w:rFonts w:ascii="Arial" w:eastAsiaTheme="minorHAnsi" w:hAnsi="Arial" w:cs="Arial"/>
+          <w:sz w:val="28"/>
+          <w:szCs w:val="28"/>
+          <w:lang w:eastAsia="en-US"/>
+        </w:rPr>
+      </w:pPr>
+      <w:r>
+        <w:rPr>
+          <w:rFonts w:ascii="Arial" w:eastAsiaTheme="minorHAnsi" w:hAnsi="Arial" w:cs="Arial"/>
+          <w:sz w:val="28"/>
+          <w:szCs w:val="28"/>
+          <w:lang w:eastAsia="en-US"/>
+        </w:rPr>
+        <w:t xml:space="preserve">         OVERDUE: 33 </w:t>
+      </w:r>
+      <w:proofErr w:type="spellStart"/>
+      <w:r>
+        <w:rPr>
+          <w:rFonts w:ascii="Arial" w:eastAsiaTheme="minorHAnsi" w:hAnsi="Arial" w:cs="Arial"/>
+          <w:sz w:val="28"/>
+          <w:szCs w:val="28"/>
+          <w:lang w:eastAsia="en-US"/>
+        </w:rPr>
+        <w:t>days</w:t>
+      </w:r>
+      <w:proofErr w:type="spellEnd"/>
+      <w:r>
+        <w:rPr>
+          <w:rFonts w:ascii="Arial" w:eastAsiaTheme="minorHAnsi" w:hAnsi="Arial" w:cs="Arial"/>
+          <w:sz w:val="28"/>
+          <w:szCs w:val="28"/>
+          <w:lang w:eastAsia="en-US"/>
+        </w:rPr>
+        <w:t xml:space="preserve"> | </w:t>
+      </w:r>
+      <w:proofErr w:type="spellStart"/>
+      <w:r>
+        <w:rPr>
+          <w:rFonts w:ascii="Arial" w:eastAsiaTheme="minorHAnsi" w:hAnsi="Arial" w:cs="Arial"/>
+          <w:sz w:val="28"/>
+          <w:szCs w:val="28"/>
+          <w:lang w:eastAsia="en-US"/>
+        </w:rPr>
+        <w:t>Fine</w:t>
+      </w:r>
+      <w:proofErr w:type="spellEnd"/>
+      <w:r>
+        <w:rPr>
+          <w:rFonts w:ascii="Arial" w:eastAsiaTheme="minorHAnsi" w:hAnsi="Arial" w:cs="Arial"/>
+          <w:sz w:val="28"/>
+          <w:szCs w:val="28"/>
+          <w:lang w:eastAsia="en-US"/>
+        </w:rPr>
+        <w:t>: 1,650 HUF</w:t>
+      </w:r>
+    </w:p>
+    <w:p>
+      <w:pPr>
+        <w:pStyle w:val="HTML-kntformzott"/>
+        <w:shd w:val="clear" w:color="auto" w:fill="F6F8FA"/>
+        <w:rPr>
+          <w:rFonts w:ascii="Arial" w:eastAsiaTheme="minorHAnsi" w:hAnsi="Arial" w:cs="Arial"/>
+          <w:sz w:val="28"/>
+          <w:szCs w:val="28"/>
+          <w:lang w:eastAsia="en-US"/>
+        </w:rPr>
+      </w:pPr>
+    </w:p>
+    <w:p>
+      <w:pPr>
+        <w:pStyle w:val="HTML-kntformzott"/>
+        <w:shd w:val="clear" w:color="auto" w:fill="F6F8FA"/>
+        <w:rPr>
+          <w:rFonts w:ascii="Arial" w:eastAsiaTheme="minorHAnsi" w:hAnsi="Arial" w:cs="Arial"/>
+          <w:sz w:val="28"/>
+          <w:szCs w:val="28"/>
+          <w:lang w:eastAsia="en-US"/>
+        </w:rPr>
+      </w:pPr>
+      <w:r>
+        <w:rPr>
+          <w:rFonts w:ascii="Arial" w:eastAsiaTheme="minorHAnsi" w:hAnsi="Arial" w:cs="Arial"/>
+          <w:sz w:val="28"/>
+          <w:szCs w:val="28"/>
+          <w:lang w:eastAsia="en-US"/>
+        </w:rPr>
+        <w:t>[DR-012] Romeo and Juliet</w:t>
+      </w:r>
+    </w:p>
+    <w:p>
+      <w:pPr>
+        <w:pStyle w:val="HTML-kntformzott"/>
+        <w:shd w:val="clear" w:color="auto" w:fill="F6F8FA"/>
+        <w:rPr>
+          <w:rFonts w:ascii="Arial" w:eastAsiaTheme="minorHAnsi" w:hAnsi="Arial" w:cs="Arial"/>
+          <w:sz w:val="28"/>
+          <w:szCs w:val="28"/>
+          <w:lang w:eastAsia="en-US"/>
+        </w:rPr>
+      </w:pPr>
+      <w:r>
+        <w:rPr>
+          <w:rFonts w:ascii="Arial" w:eastAsiaTheme="minorHAnsi" w:hAnsi="Arial" w:cs="Arial"/>
+          <w:sz w:val="28"/>
+          <w:szCs w:val="28"/>
+          <w:lang w:eastAsia="en-US"/>
+        </w:rPr>
+        <w:t xml:space="preserve">         </w:t>
+      </w:r>
+      <w:proofErr w:type="spellStart"/>
+      <w:r>
+        <w:rPr>
+          <w:rFonts w:ascii="Arial" w:eastAsiaTheme="minorHAnsi" w:hAnsi="Arial" w:cs="Arial"/>
+          <w:sz w:val="28"/>
+          <w:szCs w:val="28"/>
+          <w:lang w:eastAsia="en-US"/>
+        </w:rPr>
+        <w:t>Loaned</w:t>
+      </w:r>
+      <w:proofErr w:type="spellEnd"/>
+      <w:r>
+        <w:rPr>
+          <w:rFonts w:ascii="Arial" w:eastAsiaTheme="minorHAnsi" w:hAnsi="Arial" w:cs="Arial"/>
+          <w:sz w:val="28"/>
+          <w:szCs w:val="28"/>
+          <w:lang w:eastAsia="en-US"/>
+        </w:rPr>
+        <w:t xml:space="preserve">: 2025-11-20 | </w:t>
+      </w:r>
+      <w:proofErr w:type="spellStart"/>
+      <w:r>
+        <w:rPr>
+          <w:rFonts w:ascii="Arial" w:eastAsiaTheme="minorHAnsi" w:hAnsi="Arial" w:cs="Arial"/>
+          <w:sz w:val="28"/>
+          <w:szCs w:val="28"/>
+          <w:lang w:eastAsia="en-US"/>
+        </w:rPr>
+        <w:t>Due</w:t>
+      </w:r>
+      <w:proofErr w:type="spellEnd"/>
+      <w:r>
+        <w:rPr>
+          <w:rFonts w:ascii="Arial" w:eastAsiaTheme="minorHAnsi" w:hAnsi="Arial" w:cs="Arial"/>
+          <w:sz w:val="28"/>
+          <w:szCs w:val="28"/>
+          <w:lang w:eastAsia="en-US"/>
+        </w:rPr>
+        <w:t>: 2025-12-18</w:t>
+      </w:r>
+    </w:p>
+    <w:p>
+      <w:pPr>
+        <w:pStyle w:val="HTML-kntformzott"/>
+        <w:shd w:val="clear" w:color="auto" w:fill="F6F8FA"/>
+        <w:rPr>
+          <w:rFonts w:ascii="Arial" w:eastAsiaTheme="minorHAnsi" w:hAnsi="Arial" w:cs="Arial"/>
+          <w:sz w:val="16"/>
+          <w:szCs w:val="16"/>
+          <w:lang w:eastAsia="en-US"/>
+        </w:rPr>
+      </w:pPr>
+      <w:r>
+        <w:rPr>
+          <w:rFonts w:ascii="Arial" w:eastAsiaTheme="minorHAnsi" w:hAnsi="Arial" w:cs="Arial"/>
+          <w:sz w:val="28"/>
+          <w:szCs w:val="28"/>
+          <w:lang w:eastAsia="en-US"/>
+        </w:rPr>
+        <w:t xml:space="preserve">         </w:t>
+      </w:r>
+      <w:r>
+        <w:rPr>
+          <w:rFonts w:ascii="Segoe UI Symbol" w:eastAsiaTheme="minorHAnsi" w:hAnsi="Segoe UI Symbol" w:cs="Segoe UI Symbol"/>
+          <w:sz w:val="28"/>
+          <w:szCs w:val="28"/>
+          <w:lang w:eastAsia="en-US"/>
+        </w:rPr>
+        <w:t>✓</w:t>
+      </w:r>
+      <w:r>
+        <w:rPr>
+          <w:rFonts w:ascii="Arial" w:eastAsiaTheme="minorHAnsi" w:hAnsi="Arial" w:cs="Arial"/>
+          <w:sz w:val="28"/>
+          <w:szCs w:val="28"/>
+          <w:lang w:eastAsia="en-US"/>
+        </w:rPr>
+        <w:t xml:space="preserve"> </w:t>
+      </w:r>
+      <w:proofErr w:type="spellStart"/>
+      <w:r>
+        <w:rPr>
+          <w:rFonts w:ascii="Arial" w:eastAsiaTheme="minorHAnsi" w:hAnsi="Arial" w:cs="Arial"/>
+          <w:sz w:val="28"/>
+          <w:szCs w:val="28"/>
+          <w:lang w:eastAsia="en-US"/>
+        </w:rPr>
+        <w:t>On</w:t>
+      </w:r>
+      <w:proofErr w:type="spellEnd"/>
+      <w:r>
+        <w:rPr>
+          <w:rFonts w:ascii="Arial" w:eastAsiaTheme="minorHAnsi" w:hAnsi="Arial" w:cs="Arial"/>
+          <w:sz w:val="28"/>
+          <w:szCs w:val="28"/>
+          <w:lang w:eastAsia="en-US"/>
+        </w:rPr>
+        <w:t xml:space="preserve"> </w:t>
+      </w:r>
+      <w:proofErr w:type="spellStart"/>
+      <w:r>
+        <w:rPr>
+          <w:rFonts w:ascii="Arial" w:eastAsiaTheme="minorHAnsi" w:hAnsi="Arial" w:cs="Arial"/>
+          <w:sz w:val="28"/>
+          <w:szCs w:val="28"/>
+          <w:lang w:eastAsia="en-US"/>
+        </w:rPr>
+        <w:t>time</w:t>
+      </w:r>
+      <w:proofErr w:type="spellEnd"/>
+      <w:r>
+        <w:rPr>
+          <w:rFonts w:ascii="Arial" w:eastAsiaTheme="minorHAnsi" w:hAnsi="Arial" w:cs="Arial"/>
+          <w:sz w:val="28"/>
+          <w:szCs w:val="28"/>
+          <w:lang w:eastAsia="en-US"/>
+        </w:rPr>
+        <w:t xml:space="preserve"> (17 </w:t>
+      </w:r>
+      <w:proofErr w:type="spellStart"/>
+      <w:r>
+        <w:rPr>
+          <w:rFonts w:ascii="Arial" w:eastAsiaTheme="minorHAnsi" w:hAnsi="Arial" w:cs="Arial"/>
+          <w:sz w:val="28"/>
+          <w:szCs w:val="28"/>
+          <w:lang w:eastAsia="en-US"/>
+        </w:rPr>
+        <w:t>days</w:t>
+      </w:r>
+      <w:proofErr w:type="spellEnd"/>
+      <w:r>
+        <w:rPr>
+          <w:rFonts w:ascii="Arial" w:eastAsiaTheme="minorHAnsi" w:hAnsi="Arial" w:cs="Arial"/>
+          <w:sz w:val="28"/>
+          <w:szCs w:val="28"/>
+          <w:lang w:eastAsia="en-US"/>
+        </w:rPr>
+        <w:t xml:space="preserve"> </w:t>
+      </w:r>
+      <w:proofErr w:type="spellStart"/>
+      <w:r>
+        <w:rPr>
+          <w:rFonts w:ascii="Arial" w:eastAsiaTheme="minorHAnsi" w:hAnsi="Arial" w:cs="Arial"/>
+          <w:sz w:val="28"/>
+          <w:szCs w:val="28"/>
+          <w:lang w:eastAsia="en-US"/>
+        </w:rPr>
+        <w:t>remaining</w:t>
+      </w:r>
+      <w:proofErr w:type="spellEnd"/>
+      <w:r>
+        <w:rPr>
+          <w:rFonts w:ascii="Arial" w:eastAsiaTheme="minorHAnsi" w:hAnsi="Arial" w:cs="Arial"/>
+          <w:sz w:val="28"/>
+          <w:szCs w:val="28"/>
+          <w:lang w:eastAsia="en-US"/>
+        </w:rPr>
+        <w:t>)</w:t>
+      </w:r>
+      <w:r>
+        <w:rPr>
+          <w:rFonts w:ascii="Arial" w:eastAsiaTheme="minorHAnsi" w:hAnsi="Arial" w:cs="Arial"/>
+          <w:sz w:val="28"/>
+          <w:szCs w:val="28"/>
+          <w:lang w:eastAsia="en-US"/>
+        </w:rPr>
+        <w:tab/>
+      </w:r>
+      <w:r>
+        <w:rPr>
+          <w:rFonts w:ascii="Arial" w:eastAsiaTheme="minorHAnsi" w:hAnsi="Arial" w:cs="Arial"/>
+          <w:sz w:val="28"/>
+          <w:szCs w:val="28"/>
+          <w:lang w:eastAsia="en-US"/>
+        </w:rPr>
+        <w:tab/>
+      </w:r>
+      <w:r>
+        <w:rPr>
+          <w:rFonts w:ascii="Arial" w:eastAsiaTheme="minorHAnsi" w:hAnsi="Arial" w:cs="Arial"/>
+          <w:sz w:val="28"/>
+          <w:szCs w:val="28"/>
+          <w:lang w:eastAsia="en-US"/>
+        </w:rPr>
+        <w:tab/>
+      </w:r>
+      <w:r>
+        <w:rPr>
+          <w:rFonts w:ascii="Arial" w:eastAsiaTheme="minorHAnsi" w:hAnsi="Arial" w:cs="Arial"/>
+          <w:sz w:val="28"/>
+          <w:szCs w:val="28"/>
+          <w:lang w:eastAsia="en-US"/>
+        </w:rPr>
+        <w:tab/>
+      </w:r>
+      <w:r>
+        <w:rPr>
+          <w:rFonts w:ascii="Arial" w:eastAsiaTheme="minorHAnsi" w:hAnsi="Arial" w:cs="Arial"/>
+          <w:sz w:val="16"/>
+          <w:szCs w:val="16"/>
+          <w:lang w:eastAsia="en-US"/>
+        </w:rPr>
+        <w:t>(Szemléltető példa)</w:t>
+      </w:r>
+    </w:p>
+    <w:p>
+      <w:pPr>
+        <w:spacing w:line="276" w:lineRule="auto"/>
+        <w:rPr>
+          <w:rFonts w:ascii="Arial" w:hAnsi="Arial" w:cs="Arial"/>
+          <w:sz w:val="32"/>
+          <w:szCs w:val="32"/>
+        </w:rPr>
+      </w:pPr>
+    </w:p>
+    <w:p>
+      <w:pPr>
+        <w:spacing w:line="276" w:lineRule="auto"/>
+        <w:rPr>
+          <w:rFonts w:ascii="Arial" w:hAnsi="Arial" w:cs="Arial"/>
+          <w:sz w:val="32"/>
+          <w:szCs w:val="32"/>
+        </w:rPr>
+      </w:pPr>
+      <w:r>
+        <w:rPr>
+          <w:rFonts w:ascii="Arial" w:hAnsi="Arial" w:cs="Arial"/>
+          <w:sz w:val="32"/>
+          <w:szCs w:val="32"/>
+        </w:rPr>
+        <w:t>Amennyiben vissza szeretnénk adni egy kiköl</w:t>
+      </w:r>
+      <w:r>
+        <w:rPr>
+          <w:rFonts w:ascii="Arial" w:hAnsi="Arial" w:cs="Arial"/>
+          <w:sz w:val="32"/>
+          <w:szCs w:val="32"/>
+        </w:rPr>
+        <w:t>csönzött könyve</w:t>
+      </w:r>
+      <w:r>
+        <w:rPr>
+          <w:rFonts w:ascii="Arial" w:hAnsi="Arial" w:cs="Arial"/>
+          <w:sz w:val="32"/>
+          <w:szCs w:val="32"/>
+        </w:rPr>
+        <w:t>t, meg kell adnunk hozzá tartozó azonosítót (</w:t>
+      </w:r>
+      <w:r>
+        <w:rPr>
+          <w:rFonts w:ascii="Arial" w:hAnsi="Arial" w:cs="Arial"/>
+          <w:sz w:val="32"/>
+          <w:szCs w:val="32"/>
+        </w:rPr>
+        <w:t>Pl.: SF-001</w:t>
+      </w:r>
+      <w:r>
+        <w:rPr>
+          <w:rFonts w:ascii="Arial" w:hAnsi="Arial" w:cs="Arial"/>
+          <w:sz w:val="32"/>
+          <w:szCs w:val="32"/>
+        </w:rPr>
+        <w:t>)</w:t>
+      </w:r>
+      <w:r>
+        <w:rPr>
+          <w:rFonts w:ascii="Arial" w:hAnsi="Arial" w:cs="Arial"/>
+          <w:sz w:val="32"/>
+          <w:szCs w:val="32"/>
+        </w:rPr>
+        <w:t>.</w:t>
+      </w:r>
+    </w:p>
+    <w:p>
+      <w:pPr>
+        <w:pStyle w:val="HTML-kntformzott"/>
+        <w:shd w:val="clear" w:color="auto" w:fill="F6F8FA"/>
+        <w:rPr>
+          <w:rFonts w:ascii="Arial" w:hAnsi="Arial" w:cs="Arial"/>
+          <w:color w:val="1F2328"/>
+        </w:rPr>
+      </w:pPr>
+      <w:r>
+        <w:rPr>
+          <w:rFonts w:ascii="Arial" w:eastAsiaTheme="minorHAnsi" w:hAnsi="Arial" w:cs="Arial"/>
+          <w:sz w:val="28"/>
+          <w:szCs w:val="28"/>
+          <w:lang w:eastAsia="en-US"/>
+        </w:rPr>
+        <w:t xml:space="preserve">Enter </w:t>
+      </w:r>
+      <w:proofErr w:type="spellStart"/>
+      <w:r>
+        <w:rPr>
+          <w:rFonts w:ascii="Arial" w:eastAsiaTheme="minorHAnsi" w:hAnsi="Arial" w:cs="Arial"/>
+          <w:sz w:val="28"/>
+          <w:szCs w:val="28"/>
+          <w:lang w:eastAsia="en-US"/>
+        </w:rPr>
+        <w:t>Book</w:t>
+      </w:r>
+      <w:proofErr w:type="spellEnd"/>
+      <w:r>
+        <w:rPr>
+          <w:rFonts w:ascii="Arial" w:eastAsiaTheme="minorHAnsi" w:hAnsi="Arial" w:cs="Arial"/>
+          <w:sz w:val="28"/>
+          <w:szCs w:val="28"/>
+          <w:lang w:eastAsia="en-US"/>
+        </w:rPr>
+        <w:t xml:space="preserve"> ID </w:t>
+      </w:r>
+      <w:proofErr w:type="spellStart"/>
+      <w:r>
+        <w:rPr>
+          <w:rFonts w:ascii="Arial" w:eastAsiaTheme="minorHAnsi" w:hAnsi="Arial" w:cs="Arial"/>
+          <w:sz w:val="28"/>
+          <w:szCs w:val="28"/>
+          <w:lang w:eastAsia="en-US"/>
+        </w:rPr>
+        <w:t>to</w:t>
+      </w:r>
+      <w:proofErr w:type="spellEnd"/>
+      <w:r>
+        <w:rPr>
+          <w:rFonts w:ascii="Arial" w:eastAsiaTheme="minorHAnsi" w:hAnsi="Arial" w:cs="Arial"/>
+          <w:sz w:val="28"/>
+          <w:szCs w:val="28"/>
+          <w:lang w:eastAsia="en-US"/>
+        </w:rPr>
+        <w:t xml:space="preserve"> </w:t>
+      </w:r>
+      <w:proofErr w:type="spellStart"/>
+      <w:r>
+        <w:rPr>
+          <w:rFonts w:ascii="Arial" w:eastAsiaTheme="minorHAnsi" w:hAnsi="Arial" w:cs="Arial"/>
+          <w:sz w:val="28"/>
+          <w:szCs w:val="28"/>
+          <w:lang w:eastAsia="en-US"/>
+        </w:rPr>
+        <w:t>return</w:t>
+      </w:r>
+      <w:proofErr w:type="spellEnd"/>
+      <w:r>
+        <w:rPr>
+          <w:rFonts w:ascii="Arial" w:eastAsiaTheme="minorHAnsi" w:hAnsi="Arial" w:cs="Arial"/>
+          <w:sz w:val="28"/>
+          <w:szCs w:val="28"/>
+          <w:lang w:eastAsia="en-US"/>
+        </w:rPr>
+        <w:t>: SF-005</w:t>
+      </w:r>
+      <w:r>
+        <w:rPr>
+          <w:rFonts w:ascii="Arial" w:eastAsiaTheme="minorHAnsi" w:hAnsi="Arial" w:cs="Arial"/>
+          <w:sz w:val="28"/>
+          <w:szCs w:val="28"/>
+          <w:lang w:eastAsia="en-US"/>
+        </w:rPr>
+        <w:tab/>
+      </w:r>
+      <w:r>
+        <w:rPr>
+          <w:rStyle w:val="HTML-kd"/>
+          <w:rFonts w:ascii="Consolas" w:hAnsi="Consolas"/>
+          <w:color w:val="1F2328"/>
+          <w:bdr w:val="none" w:sz="0" w:space="0" w:color="auto" w:frame="1"/>
+        </w:rPr>
+        <w:tab/>
+      </w:r>
+      <w:r>
+        <w:rPr>
+          <w:rStyle w:val="HTML-kd"/>
+          <w:rFonts w:ascii="Consolas" w:hAnsi="Consolas"/>
+          <w:color w:val="1F2328"/>
+          <w:bdr w:val="none" w:sz="0" w:space="0" w:color="auto" w:frame="1"/>
+        </w:rPr>
+        <w:tab/>
+      </w:r>
+      <w:r>
+        <w:rPr>
+          <w:rStyle w:val="HTML-kd"/>
+          <w:rFonts w:ascii="Consolas" w:hAnsi="Consolas"/>
+          <w:color w:val="1F2328"/>
+          <w:bdr w:val="none" w:sz="0" w:space="0" w:color="auto" w:frame="1"/>
+        </w:rPr>
+        <w:tab/>
+      </w:r>
+      <w:r>
+        <w:rPr>
+          <w:rStyle w:val="HTML-kd"/>
+          <w:rFonts w:ascii="Arial" w:hAnsi="Arial" w:cs="Arial"/>
+          <w:color w:val="1F2328"/>
+          <w:sz w:val="16"/>
+          <w:szCs w:val="16"/>
+          <w:bdr w:val="none" w:sz="0" w:space="0" w:color="auto" w:frame="1"/>
+        </w:rPr>
+        <w:t>(Szemléltető példa)</w:t>
+      </w:r>
+      <w:r>
+        <w:rPr>
+          <w:rStyle w:val="HTML-kd"/>
+          <w:rFonts w:ascii="Arial" w:hAnsi="Arial" w:cs="Arial"/>
+          <w:color w:val="1F2328"/>
+          <w:bdr w:val="none" w:sz="0" w:space="0" w:color="auto" w:frame="1"/>
+        </w:rPr>
+        <w:tab/>
+      </w:r>
+    </w:p>
+    <w:p>
+      <w:pPr>
+        <w:spacing w:line="276" w:lineRule="auto"/>
+        <w:rPr>
+          <w:rFonts w:ascii="Arial" w:hAnsi="Arial" w:cs="Arial"/>
+          <w:sz w:val="32"/>
+          <w:szCs w:val="32"/>
+        </w:rPr>
+      </w:pPr>
+    </w:p>
+    <w:p>
+      <w:pPr>
+        <w:spacing w:line="276" w:lineRule="auto"/>
+        <w:rPr>
+          <w:rFonts w:ascii="Arial" w:hAnsi="Arial" w:cs="Arial"/>
+          <w:sz w:val="32"/>
+          <w:szCs w:val="32"/>
+        </w:rPr>
+      </w:pPr>
+      <w:r>
+        <w:rPr>
+          <w:rFonts w:ascii="Arial" w:hAnsi="Arial" w:cs="Arial"/>
+          <w:sz w:val="32"/>
+          <w:szCs w:val="32"/>
+        </w:rPr>
+        <w:lastRenderedPageBreak/>
+        <w:t>Miután ez megtörtént, a program megkérdezni, hogy biztosan vissza szeretnénk-e küldeni a könyvet</w:t>
+      </w:r>
+      <w:r>
+        <w:rPr>
+          <w:rFonts w:ascii="Arial" w:hAnsi="Arial" w:cs="Arial"/>
+          <w:sz w:val="32"/>
+          <w:szCs w:val="32"/>
+        </w:rPr>
+        <w:t xml:space="preserve"> (A példa tartalmazza a visszaküldést büntetés esetén)</w:t>
+      </w:r>
+      <w:r>
+        <w:rPr>
+          <w:rFonts w:ascii="Arial" w:hAnsi="Arial" w:cs="Arial"/>
+          <w:sz w:val="32"/>
+          <w:szCs w:val="32"/>
+        </w:rPr>
+        <w:t>.</w:t>
+      </w:r>
+    </w:p>
+    <w:p>
+      <w:pPr>
+        <w:pStyle w:val="HTML-kntformzott"/>
+        <w:shd w:val="clear" w:color="auto" w:fill="F6F8FA"/>
+        <w:rPr>
+          <w:rFonts w:ascii="Arial" w:eastAsiaTheme="minorHAnsi" w:hAnsi="Arial" w:cs="Arial"/>
+          <w:sz w:val="32"/>
+          <w:szCs w:val="32"/>
+          <w:lang w:eastAsia="en-US"/>
+        </w:rPr>
+      </w:pPr>
+      <w:proofErr w:type="spellStart"/>
+      <w:r>
+        <w:rPr>
+          <w:rFonts w:ascii="Arial" w:eastAsiaTheme="minorHAnsi" w:hAnsi="Arial" w:cs="Arial"/>
+          <w:sz w:val="32"/>
+          <w:szCs w:val="32"/>
+          <w:lang w:eastAsia="en-US"/>
+        </w:rPr>
+        <w:t>Confirm</w:t>
+      </w:r>
+      <w:proofErr w:type="spellEnd"/>
+      <w:r>
+        <w:rPr>
+          <w:rFonts w:ascii="Arial" w:eastAsiaTheme="minorHAnsi" w:hAnsi="Arial" w:cs="Arial"/>
+          <w:sz w:val="32"/>
+          <w:szCs w:val="32"/>
+          <w:lang w:eastAsia="en-US"/>
+        </w:rPr>
+        <w:t xml:space="preserve"> </w:t>
+      </w:r>
+      <w:proofErr w:type="spellStart"/>
+      <w:r>
+        <w:rPr>
+          <w:rFonts w:ascii="Arial" w:eastAsiaTheme="minorHAnsi" w:hAnsi="Arial" w:cs="Arial"/>
+          <w:sz w:val="32"/>
+          <w:szCs w:val="32"/>
+          <w:lang w:eastAsia="en-US"/>
+        </w:rPr>
+        <w:t>return</w:t>
+      </w:r>
+      <w:proofErr w:type="spellEnd"/>
+      <w:r>
+        <w:rPr>
+          <w:rFonts w:ascii="Arial" w:eastAsiaTheme="minorHAnsi" w:hAnsi="Arial" w:cs="Arial"/>
+          <w:sz w:val="32"/>
+          <w:szCs w:val="32"/>
+          <w:lang w:eastAsia="en-US"/>
+        </w:rPr>
+        <w:t>? (y/n): y</w:t>
+      </w:r>
+    </w:p>
+    <w:p>
+      <w:pPr>
+        <w:pStyle w:val="HTML-kntformzott"/>
+        <w:shd w:val="clear" w:color="auto" w:fill="F6F8FA"/>
+        <w:rPr>
+          <w:rFonts w:ascii="Arial" w:eastAsiaTheme="minorHAnsi" w:hAnsi="Arial" w:cs="Arial"/>
+          <w:sz w:val="32"/>
+          <w:szCs w:val="32"/>
+          <w:lang w:eastAsia="en-US"/>
+        </w:rPr>
+      </w:pPr>
+    </w:p>
+    <w:p>
+      <w:pPr>
+        <w:pStyle w:val="HTML-kntformzott"/>
+        <w:shd w:val="clear" w:color="auto" w:fill="F6F8FA"/>
+        <w:rPr>
+          <w:rFonts w:ascii="Arial" w:eastAsiaTheme="minorHAnsi" w:hAnsi="Arial" w:cs="Arial"/>
+          <w:sz w:val="32"/>
+          <w:szCs w:val="32"/>
+          <w:lang w:eastAsia="en-US"/>
+        </w:rPr>
+      </w:pPr>
+      <w:r>
+        <w:rPr>
+          <w:rFonts w:ascii="Segoe UI Symbol" w:eastAsiaTheme="minorHAnsi" w:hAnsi="Segoe UI Symbol" w:cs="Segoe UI Symbol"/>
+          <w:sz w:val="32"/>
+          <w:szCs w:val="32"/>
+          <w:lang w:eastAsia="en-US"/>
+        </w:rPr>
+        <w:t>✓</w:t>
+      </w:r>
+      <w:r>
+        <w:rPr>
+          <w:rFonts w:ascii="Arial" w:eastAsiaTheme="minorHAnsi" w:hAnsi="Arial" w:cs="Arial"/>
+          <w:sz w:val="32"/>
+          <w:szCs w:val="32"/>
+          <w:lang w:eastAsia="en-US"/>
+        </w:rPr>
+        <w:t xml:space="preserve"> </w:t>
+      </w:r>
+      <w:proofErr w:type="spellStart"/>
+      <w:r>
+        <w:rPr>
+          <w:rFonts w:ascii="Arial" w:eastAsiaTheme="minorHAnsi" w:hAnsi="Arial" w:cs="Arial"/>
+          <w:sz w:val="32"/>
+          <w:szCs w:val="32"/>
+          <w:lang w:eastAsia="en-US"/>
+        </w:rPr>
+        <w:t>Book</w:t>
+      </w:r>
+      <w:proofErr w:type="spellEnd"/>
+      <w:r>
+        <w:rPr>
+          <w:rFonts w:ascii="Arial" w:eastAsiaTheme="minorHAnsi" w:hAnsi="Arial" w:cs="Arial"/>
+          <w:sz w:val="32"/>
+          <w:szCs w:val="32"/>
+          <w:lang w:eastAsia="en-US"/>
+        </w:rPr>
+        <w:t xml:space="preserve"> </w:t>
+      </w:r>
+      <w:proofErr w:type="spellStart"/>
+      <w:r>
+        <w:rPr>
+          <w:rFonts w:ascii="Arial" w:eastAsiaTheme="minorHAnsi" w:hAnsi="Arial" w:cs="Arial"/>
+          <w:sz w:val="32"/>
+          <w:szCs w:val="32"/>
+          <w:lang w:eastAsia="en-US"/>
+        </w:rPr>
+        <w:t>returned</w:t>
+      </w:r>
+      <w:proofErr w:type="spellEnd"/>
+      <w:r>
+        <w:rPr>
+          <w:rFonts w:ascii="Arial" w:eastAsiaTheme="minorHAnsi" w:hAnsi="Arial" w:cs="Arial"/>
+          <w:sz w:val="32"/>
+          <w:szCs w:val="32"/>
+          <w:lang w:eastAsia="en-US"/>
+        </w:rPr>
+        <w:t xml:space="preserve"> </w:t>
+      </w:r>
+      <w:proofErr w:type="spellStart"/>
+      <w:r>
+        <w:rPr>
+          <w:rFonts w:ascii="Arial" w:eastAsiaTheme="minorHAnsi" w:hAnsi="Arial" w:cs="Arial"/>
+          <w:sz w:val="32"/>
+          <w:szCs w:val="32"/>
+          <w:lang w:eastAsia="en-US"/>
+        </w:rPr>
+        <w:t>successfully</w:t>
+      </w:r>
+      <w:proofErr w:type="spellEnd"/>
+      <w:r>
+        <w:rPr>
+          <w:rFonts w:ascii="Arial" w:eastAsiaTheme="minorHAnsi" w:hAnsi="Arial" w:cs="Arial"/>
+          <w:sz w:val="32"/>
+          <w:szCs w:val="32"/>
+          <w:lang w:eastAsia="en-US"/>
+        </w:rPr>
+        <w:t>.</w:t>
+      </w:r>
+    </w:p>
+    <w:p>
+      <w:pPr>
+        <w:pStyle w:val="HTML-kntformzott"/>
+        <w:shd w:val="clear" w:color="auto" w:fill="F6F8FA"/>
+        <w:rPr>
+          <w:rFonts w:ascii="Arial" w:eastAsiaTheme="minorHAnsi" w:hAnsi="Arial" w:cs="Arial"/>
+          <w:sz w:val="16"/>
+          <w:szCs w:val="16"/>
+          <w:lang w:eastAsia="en-US"/>
+        </w:rPr>
+      </w:pPr>
+      <w:r>
+        <w:rPr>
+          <w:rFonts w:ascii="Segoe UI Symbol" w:eastAsiaTheme="minorHAnsi" w:hAnsi="Segoe UI Symbol" w:cs="Segoe UI Symbol"/>
+          <w:sz w:val="32"/>
+          <w:szCs w:val="32"/>
+          <w:lang w:eastAsia="en-US"/>
+        </w:rPr>
+        <w:t>✓</w:t>
+      </w:r>
+      <w:r>
+        <w:rPr>
+          <w:rFonts w:ascii="Arial" w:eastAsiaTheme="minorHAnsi" w:hAnsi="Arial" w:cs="Arial"/>
+          <w:sz w:val="32"/>
+          <w:szCs w:val="32"/>
+          <w:lang w:eastAsia="en-US"/>
+        </w:rPr>
+        <w:t xml:space="preserve"> </w:t>
+      </w:r>
+      <w:proofErr w:type="spellStart"/>
+      <w:r>
+        <w:rPr>
+          <w:rFonts w:ascii="Arial" w:eastAsiaTheme="minorHAnsi" w:hAnsi="Arial" w:cs="Arial"/>
+          <w:sz w:val="32"/>
+          <w:szCs w:val="32"/>
+          <w:lang w:eastAsia="en-US"/>
+        </w:rPr>
+        <w:t>Fine</w:t>
+      </w:r>
+      <w:proofErr w:type="spellEnd"/>
+      <w:r>
+        <w:rPr>
+          <w:rFonts w:ascii="Arial" w:eastAsiaTheme="minorHAnsi" w:hAnsi="Arial" w:cs="Arial"/>
+          <w:sz w:val="32"/>
+          <w:szCs w:val="32"/>
+          <w:lang w:eastAsia="en-US"/>
+        </w:rPr>
+        <w:t xml:space="preserve"> </w:t>
+      </w:r>
+      <w:proofErr w:type="spellStart"/>
+      <w:r>
+        <w:rPr>
+          <w:rFonts w:ascii="Arial" w:eastAsiaTheme="minorHAnsi" w:hAnsi="Arial" w:cs="Arial"/>
+          <w:sz w:val="32"/>
+          <w:szCs w:val="32"/>
+          <w:lang w:eastAsia="en-US"/>
+        </w:rPr>
+        <w:t>recorded</w:t>
+      </w:r>
+      <w:proofErr w:type="spellEnd"/>
+      <w:r>
+        <w:rPr>
+          <w:rFonts w:ascii="Arial" w:eastAsiaTheme="minorHAnsi" w:hAnsi="Arial" w:cs="Arial"/>
+          <w:sz w:val="32"/>
+          <w:szCs w:val="32"/>
+          <w:lang w:eastAsia="en-US"/>
+        </w:rPr>
+        <w:t>: 1,650 HUF</w:t>
+      </w:r>
+      <w:r>
+        <w:rPr>
+          <w:rFonts w:ascii="Arial" w:eastAsiaTheme="minorHAnsi" w:hAnsi="Arial" w:cs="Arial"/>
+          <w:sz w:val="32"/>
+          <w:szCs w:val="32"/>
+          <w:lang w:eastAsia="en-US"/>
+        </w:rPr>
+        <w:tab/>
+      </w:r>
+      <w:r>
+        <w:rPr>
+          <w:rFonts w:ascii="Arial" w:eastAsiaTheme="minorHAnsi" w:hAnsi="Arial" w:cs="Arial"/>
+          <w:sz w:val="32"/>
+          <w:szCs w:val="32"/>
+          <w:lang w:eastAsia="en-US"/>
+        </w:rPr>
+        <w:tab/>
+      </w:r>
+      <w:r>
+        <w:rPr>
+          <w:rFonts w:ascii="Arial" w:eastAsiaTheme="minorHAnsi" w:hAnsi="Arial" w:cs="Arial"/>
+          <w:sz w:val="32"/>
+          <w:szCs w:val="32"/>
+          <w:lang w:eastAsia="en-US"/>
+        </w:rPr>
+        <w:tab/>
+      </w:r>
+      <w:r>
+        <w:rPr>
+          <w:rFonts w:ascii="Arial" w:eastAsiaTheme="minorHAnsi" w:hAnsi="Arial" w:cs="Arial"/>
+          <w:sz w:val="32"/>
+          <w:szCs w:val="32"/>
+          <w:lang w:eastAsia="en-US"/>
+        </w:rPr>
+        <w:tab/>
+      </w:r>
+      <w:r>
+        <w:rPr>
+          <w:rFonts w:ascii="Arial" w:eastAsiaTheme="minorHAnsi" w:hAnsi="Arial" w:cs="Arial"/>
+          <w:sz w:val="16"/>
+          <w:szCs w:val="16"/>
+          <w:lang w:eastAsia="en-US"/>
+        </w:rPr>
+        <w:t>(Személtető példa)</w:t>
+      </w:r>
+    </w:p>
+    <w:p>
+      <w:pPr>
+        <w:spacing w:line="276" w:lineRule="auto"/>
+        <w:rPr>
+          <w:rFonts w:ascii="Arial" w:hAnsi="Arial" w:cs="Arial"/>
+          <w:sz w:val="32"/>
+          <w:szCs w:val="32"/>
+        </w:rPr>
+      </w:pPr>
+    </w:p>
+    <w:p>
+      <w:pPr>
+        <w:spacing w:line="276" w:lineRule="auto"/>
+        <w:rPr>
+          <w:rFonts w:ascii="Arial" w:hAnsi="Arial" w:cs="Arial"/>
+          <w:sz w:val="32"/>
+          <w:szCs w:val="32"/>
+        </w:rPr>
+      </w:pPr>
+      <w:r>
+        <w:rPr>
+          <w:rFonts w:ascii="Arial" w:hAnsi="Arial" w:cs="Arial"/>
+          <w:sz w:val="32"/>
+          <w:szCs w:val="32"/>
+        </w:rPr>
+        <w:t xml:space="preserve">Az </w:t>
+      </w:r>
+      <w:r>
+        <w:rPr>
+          <w:rFonts w:ascii="Arial" w:hAnsi="Arial" w:cs="Arial"/>
+          <w:i/>
+          <w:sz w:val="32"/>
+          <w:szCs w:val="32"/>
+        </w:rPr>
+        <w:t>Enter</w:t>
+      </w:r>
+      <w:r>
+        <w:rPr>
+          <w:rFonts w:ascii="Arial" w:hAnsi="Arial" w:cs="Arial"/>
+          <w:sz w:val="32"/>
+          <w:szCs w:val="32"/>
+        </w:rPr>
+        <w:t xml:space="preserve"> megnyomásával vissza meg</w:t>
+      </w:r>
+      <w:r>
+        <w:rPr>
+          <w:rFonts w:ascii="Arial" w:hAnsi="Arial" w:cs="Arial"/>
+          <w:sz w:val="32"/>
+          <w:szCs w:val="32"/>
+        </w:rPr>
+        <w:t xml:space="preserve">y </w:t>
+      </w:r>
+      <w:r>
+        <w:rPr>
+          <w:rFonts w:ascii="Arial" w:hAnsi="Arial" w:cs="Arial"/>
+          <w:sz w:val="32"/>
+          <w:szCs w:val="32"/>
+        </w:rPr>
+        <w:t xml:space="preserve">a </w:t>
+      </w:r>
+      <w:proofErr w:type="spellStart"/>
+      <w:r>
+        <w:rPr>
+          <w:rFonts w:ascii="Arial" w:hAnsi="Arial" w:cs="Arial"/>
+          <w:sz w:val="32"/>
+          <w:szCs w:val="32"/>
+        </w:rPr>
+        <w:t>főmenübe</w:t>
+      </w:r>
+      <w:proofErr w:type="spellEnd"/>
+      <w:r>
+        <w:rPr>
+          <w:rFonts w:ascii="Arial" w:hAnsi="Arial" w:cs="Arial"/>
+          <w:sz w:val="32"/>
+          <w:szCs w:val="32"/>
+        </w:rPr>
+        <w:t>.</w:t>
+      </w:r>
+    </w:p>
+    <w:p>
+      <w:pPr>
+        <w:spacing w:line="276" w:lineRule="auto"/>
+        <w:rPr>
+          <w:rFonts w:ascii="Arial" w:hAnsi="Arial" w:cs="Arial"/>
+          <w:sz w:val="32"/>
+          <w:szCs w:val="32"/>
+        </w:rPr>
+      </w:pPr>
+    </w:p>
+    <w:p>
+      <w:pPr>
+        <w:spacing w:line="276" w:lineRule="auto"/>
+        <w:rPr>
+          <w:rFonts w:ascii="Arial" w:hAnsi="Arial" w:cs="Arial"/>
+          <w:sz w:val="32"/>
+          <w:szCs w:val="32"/>
+        </w:rPr>
+      </w:pPr>
+      <w:r>
+        <w:rPr>
+          <w:rFonts w:ascii="Arial" w:hAnsi="Arial" w:cs="Arial"/>
+          <w:b/>
+          <w:sz w:val="32"/>
+          <w:szCs w:val="32"/>
+        </w:rPr>
+        <w:t>A 4. (4) a „</w:t>
+      </w:r>
+      <w:proofErr w:type="spellStart"/>
+      <w:r>
+        <w:rPr>
+          <w:rFonts w:ascii="Arial" w:hAnsi="Arial" w:cs="Arial"/>
+          <w:b/>
+          <w:sz w:val="32"/>
+          <w:szCs w:val="32"/>
+        </w:rPr>
+        <w:t>Search</w:t>
+      </w:r>
+      <w:proofErr w:type="spellEnd"/>
+      <w:r>
+        <w:rPr>
+          <w:rFonts w:ascii="Arial" w:hAnsi="Arial" w:cs="Arial"/>
+          <w:b/>
+          <w:sz w:val="32"/>
+          <w:szCs w:val="32"/>
+        </w:rPr>
+        <w:t xml:space="preserve"> </w:t>
+      </w:r>
+      <w:proofErr w:type="spellStart"/>
+      <w:r>
+        <w:rPr>
+          <w:rFonts w:ascii="Arial" w:hAnsi="Arial" w:cs="Arial"/>
+          <w:b/>
+          <w:sz w:val="32"/>
+          <w:szCs w:val="32"/>
+        </w:rPr>
+        <w:t>books</w:t>
+      </w:r>
+      <w:proofErr w:type="spellEnd"/>
+      <w:r>
+        <w:rPr>
+          <w:rFonts w:ascii="Arial" w:hAnsi="Arial" w:cs="Arial"/>
+          <w:b/>
+          <w:sz w:val="32"/>
+          <w:szCs w:val="32"/>
+        </w:rPr>
+        <w:t>”</w:t>
+      </w:r>
+      <w:r>
+        <w:rPr>
+          <w:rFonts w:ascii="Arial" w:hAnsi="Arial" w:cs="Arial"/>
+          <w:b/>
+          <w:sz w:val="32"/>
+          <w:szCs w:val="32"/>
+        </w:rPr>
+        <w:t xml:space="preserve"> opció.</w:t>
+      </w:r>
+      <w:r>
+        <w:rPr>
+          <w:rFonts w:ascii="Arial" w:hAnsi="Arial" w:cs="Arial"/>
+          <w:b/>
+          <w:sz w:val="32"/>
+          <w:szCs w:val="32"/>
+        </w:rPr>
+        <w:t xml:space="preserve"> </w:t>
+      </w:r>
+      <w:r>
+        <w:rPr>
+          <w:rFonts w:ascii="Arial" w:hAnsi="Arial" w:cs="Arial"/>
+          <w:sz w:val="32"/>
+          <w:szCs w:val="32"/>
+        </w:rPr>
+        <w:t>Három féle módon lehet könyvet keresni</w:t>
+      </w:r>
+      <w:r>
+        <w:rPr>
+          <w:rFonts w:ascii="Arial" w:hAnsi="Arial" w:cs="Arial"/>
+          <w:sz w:val="32"/>
+          <w:szCs w:val="32"/>
+        </w:rPr>
+        <w:t xml:space="preserve">: Azonosító, Cím és </w:t>
+      </w:r>
+      <w:r>
+        <w:rPr>
+          <w:rFonts w:ascii="Arial" w:hAnsi="Arial" w:cs="Arial"/>
+          <w:sz w:val="32"/>
+          <w:szCs w:val="32"/>
+        </w:rPr>
+        <w:t>S</w:t>
+      </w:r>
+      <w:r>
+        <w:rPr>
+          <w:rFonts w:ascii="Arial" w:hAnsi="Arial" w:cs="Arial"/>
+          <w:sz w:val="32"/>
+          <w:szCs w:val="32"/>
+        </w:rPr>
+        <w:t>zerző szerint</w:t>
+      </w:r>
+      <w:r>
+        <w:rPr>
+          <w:rFonts w:ascii="Arial" w:hAnsi="Arial" w:cs="Arial"/>
+          <w:sz w:val="32"/>
+          <w:szCs w:val="32"/>
+        </w:rPr>
+        <w:t xml:space="preserve"> (Utóbbi kettőnél nem számít a kis</w:t>
+      </w:r>
+      <w:r>
+        <w:rPr>
+          <w:rFonts w:ascii="Arial" w:hAnsi="Arial" w:cs="Arial"/>
+          <w:sz w:val="32"/>
+          <w:szCs w:val="32"/>
+        </w:rPr>
+        <w:t xml:space="preserve"> </w:t>
+      </w:r>
+      <w:r>
+        <w:rPr>
+          <w:rFonts w:ascii="Arial" w:hAnsi="Arial" w:cs="Arial"/>
+          <w:sz w:val="32"/>
+          <w:szCs w:val="32"/>
+        </w:rPr>
+        <w:t>/</w:t>
+      </w:r>
+      <w:r>
+        <w:rPr>
+          <w:rFonts w:ascii="Arial" w:hAnsi="Arial" w:cs="Arial"/>
+          <w:sz w:val="32"/>
+          <w:szCs w:val="32"/>
+        </w:rPr>
+        <w:t xml:space="preserve"> </w:t>
+      </w:r>
+      <w:r>
+        <w:rPr>
+          <w:rFonts w:ascii="Arial" w:hAnsi="Arial" w:cs="Arial"/>
+          <w:sz w:val="32"/>
+          <w:szCs w:val="32"/>
+        </w:rPr>
+        <w:t>nagybetű)</w:t>
+      </w:r>
+      <w:r>
+        <w:rPr>
+          <w:rFonts w:ascii="Arial" w:hAnsi="Arial" w:cs="Arial"/>
+          <w:sz w:val="32"/>
+          <w:szCs w:val="32"/>
+        </w:rPr>
+        <w:t>.</w:t>
+      </w:r>
+      <w:r>
+        <w:rPr>
+          <w:rFonts w:ascii="Arial" w:hAnsi="Arial" w:cs="Arial"/>
+          <w:sz w:val="32"/>
+          <w:szCs w:val="32"/>
+        </w:rPr>
+        <w:t xml:space="preserve"> A keresési eredmények ugyanolyan formátumban fognak megjelenni, mi</w:t>
+      </w:r>
+      <w:r>
+        <w:rPr>
+          <w:rFonts w:ascii="Arial" w:hAnsi="Arial" w:cs="Arial"/>
+          <w:sz w:val="32"/>
+          <w:szCs w:val="32"/>
+        </w:rPr>
+        <w:t>n</w:t>
+      </w:r>
+      <w:r>
+        <w:rPr>
+          <w:rFonts w:ascii="Arial" w:hAnsi="Arial" w:cs="Arial"/>
+          <w:sz w:val="32"/>
+          <w:szCs w:val="32"/>
+        </w:rPr>
+        <w:t>t a könyvek kilistázása.</w:t>
+      </w:r>
+    </w:p>
+    <w:p>
+      <w:pPr>
+        <w:spacing w:line="276" w:lineRule="auto"/>
+        <w:rPr>
+          <w:rFonts w:ascii="Arial" w:hAnsi="Arial" w:cs="Arial"/>
+          <w:i/>
+          <w:sz w:val="32"/>
+          <w:szCs w:val="32"/>
+        </w:rPr>
+      </w:pPr>
+      <w:r>
+        <w:rPr>
+          <w:rFonts w:ascii="Arial" w:hAnsi="Arial" w:cs="Arial"/>
+          <w:b/>
+          <w:sz w:val="32"/>
+          <w:szCs w:val="32"/>
+        </w:rPr>
+        <w:t>Az 5. (5)</w:t>
+      </w:r>
+      <w:r>
+        <w:rPr>
+          <w:rFonts w:ascii="Arial" w:hAnsi="Arial" w:cs="Arial"/>
+          <w:b/>
+          <w:sz w:val="32"/>
+          <w:szCs w:val="32"/>
+        </w:rPr>
+        <w:t xml:space="preserve"> a „</w:t>
+      </w:r>
+      <w:proofErr w:type="spellStart"/>
+      <w:r>
+        <w:rPr>
+          <w:rFonts w:ascii="Arial" w:hAnsi="Arial" w:cs="Arial"/>
+          <w:b/>
+          <w:sz w:val="32"/>
+          <w:szCs w:val="32"/>
+        </w:rPr>
+        <w:t>Library</w:t>
+      </w:r>
+      <w:proofErr w:type="spellEnd"/>
+      <w:r>
+        <w:rPr>
+          <w:rFonts w:ascii="Arial" w:hAnsi="Arial" w:cs="Arial"/>
+          <w:b/>
+          <w:sz w:val="32"/>
+          <w:szCs w:val="32"/>
+        </w:rPr>
+        <w:t xml:space="preserve"> </w:t>
+      </w:r>
+      <w:proofErr w:type="spellStart"/>
+      <w:r>
+        <w:rPr>
+          <w:rFonts w:ascii="Arial" w:hAnsi="Arial" w:cs="Arial"/>
+          <w:b/>
+          <w:sz w:val="32"/>
+          <w:szCs w:val="32"/>
+        </w:rPr>
+        <w:t>S</w:t>
+      </w:r>
+      <w:r>
+        <w:rPr>
+          <w:rFonts w:ascii="Arial" w:hAnsi="Arial" w:cs="Arial"/>
+          <w:b/>
+          <w:sz w:val="32"/>
+          <w:szCs w:val="32"/>
+        </w:rPr>
+        <w:t>tatistics</w:t>
+      </w:r>
+      <w:proofErr w:type="spellEnd"/>
+      <w:r>
+        <w:rPr>
+          <w:rFonts w:ascii="Arial" w:hAnsi="Arial" w:cs="Arial"/>
+          <w:b/>
+          <w:sz w:val="32"/>
+          <w:szCs w:val="32"/>
+        </w:rPr>
+        <w:t>”</w:t>
+      </w:r>
+      <w:r>
+        <w:rPr>
+          <w:rFonts w:ascii="Arial" w:hAnsi="Arial" w:cs="Arial"/>
+          <w:sz w:val="32"/>
+          <w:szCs w:val="32"/>
+        </w:rPr>
+        <w:t xml:space="preserve"> </w:t>
+      </w:r>
+      <w:proofErr w:type="spellStart"/>
+      <w:r>
+        <w:rPr>
+          <w:rFonts w:ascii="Arial" w:hAnsi="Arial" w:cs="Arial"/>
+          <w:i/>
+          <w:sz w:val="32"/>
+          <w:szCs w:val="32"/>
+        </w:rPr>
+        <w:t>Todo</w:t>
+      </w:r>
+      <w:proofErr w:type="spellEnd"/>
+      <w:r>
+        <w:rPr>
+          <w:rFonts w:ascii="Arial" w:hAnsi="Arial" w:cs="Arial"/>
+          <w:i/>
+          <w:sz w:val="32"/>
+          <w:szCs w:val="32"/>
+        </w:rPr>
+        <w:t>: finish</w:t>
+      </w:r>
       <w:bookmarkStart w:id="0" w:name="_GoBack"/>
       <w:bookmarkEnd w:id="0"/>
-    </w:p>
-    <w:p>
-      <w:pPr>
-        <w:spacing w:line="276" w:lineRule="auto"/>
-        <w:rPr>
-          <w:rFonts w:ascii="Arial" w:hAnsi="Arial" w:cs="Arial"/>
-          <w:i/>
-          <w:sz w:val="20"/>
-          <w:szCs w:val="20"/>
-        </w:rPr>
-      </w:pPr>
-      <w:proofErr w:type="spellStart"/>
-      <w:r>
-        <w:rPr>
-          <w:rFonts w:ascii="Arial" w:hAnsi="Arial" w:cs="Arial"/>
-          <w:i/>
-          <w:sz w:val="20"/>
-          <w:szCs w:val="20"/>
-        </w:rPr>
-        <w:t>Todo</w:t>
-      </w:r>
-      <w:proofErr w:type="spellEnd"/>
-      <w:r>
-        <w:rPr>
-          <w:rFonts w:ascii="Arial" w:hAnsi="Arial" w:cs="Arial"/>
-          <w:i/>
-          <w:sz w:val="20"/>
-          <w:szCs w:val="20"/>
-        </w:rPr>
-        <w:t>: A program használata</w:t>
-      </w:r>
-    </w:p>
-    <w:p>
-      <w:pPr>
-        <w:spacing w:line="276" w:lineRule="auto"/>
-        <w:rPr>
-          <w:rFonts w:ascii="Arial" w:hAnsi="Arial" w:cs="Arial"/>
-          <w:b/>
-          <w:sz w:val="32"/>
-          <w:szCs w:val="32"/>
-        </w:rPr>
-      </w:pPr>
-    </w:p>
-    <w:p>
-      <w:pPr>
-        <w:spacing w:line="276" w:lineRule="auto"/>
-        <w:rPr>
-          <w:rFonts w:ascii="Arial" w:hAnsi="Arial" w:cs="Arial"/>
-          <w:b/>
-          <w:sz w:val="32"/>
-          <w:szCs w:val="32"/>
-        </w:rPr>
-      </w:pPr>
     </w:p>
     <w:sectPr>
       <w:footerReference w:type="default" r:id="rId10"/>
@@ -737,7 +5508,7 @@
       <w:rPr>
         <w:noProof/>
       </w:rPr>
-      <w:t>2025. 11. 24.</w:t>
+      <w:t>2025. 12. 04.</w:t>
     </w:r>
     <w:r>
       <w:fldChar w:fldCharType="end"/>
@@ -1591,6 +6362,67 @@
     <w:uiPriority w:val="99"/>
     <w:rsid w:val="00093AF7"/>
   </w:style>
+  <w:style w:type="paragraph" w:styleId="HTML-kntformzott">
+    <w:name w:val="HTML Preformatted"/>
+    <w:basedOn w:val="Norml"/>
+    <w:link w:val="HTML-kntformzottChar"/>
+    <w:uiPriority w:val="99"/>
+    <w:unhideWhenUsed/>
+    <w:rsid w:val="003E1638"/>
+    <w:pPr>
+      <w:tabs>
+        <w:tab w:val="left" w:pos="916"/>
+        <w:tab w:val="left" w:pos="1832"/>
+        <w:tab w:val="left" w:pos="2748"/>
+        <w:tab w:val="left" w:pos="3664"/>
+        <w:tab w:val="left" w:pos="4580"/>
+        <w:tab w:val="left" w:pos="5496"/>
+        <w:tab w:val="left" w:pos="6412"/>
+        <w:tab w:val="left" w:pos="7328"/>
+        <w:tab w:val="left" w:pos="8244"/>
+        <w:tab w:val="left" w:pos="9160"/>
+        <w:tab w:val="left" w:pos="10076"/>
+        <w:tab w:val="left" w:pos="10992"/>
+        <w:tab w:val="left" w:pos="11908"/>
+        <w:tab w:val="left" w:pos="12824"/>
+        <w:tab w:val="left" w:pos="13740"/>
+        <w:tab w:val="left" w:pos="14656"/>
+      </w:tabs>
+      <w:spacing w:after="0" w:line="240" w:lineRule="auto"/>
+    </w:pPr>
+    <w:rPr>
+      <w:rFonts w:ascii="Courier New" w:eastAsia="Times New Roman" w:hAnsi="Courier New" w:cs="Courier New"/>
+      <w:sz w:val="20"/>
+      <w:szCs w:val="20"/>
+      <w:lang w:eastAsia="hu-HU"/>
+    </w:rPr>
+  </w:style>
+  <w:style w:type="character" w:customStyle="1" w:styleId="HTML-kntformzottChar">
+    <w:name w:val="HTML-ként formázott Char"/>
+    <w:basedOn w:val="Bekezdsalapbettpusa"/>
+    <w:link w:val="HTML-kntformzott"/>
+    <w:uiPriority w:val="99"/>
+    <w:rsid w:val="003E1638"/>
+    <w:rPr>
+      <w:rFonts w:ascii="Courier New" w:eastAsia="Times New Roman" w:hAnsi="Courier New" w:cs="Courier New"/>
+      <w:sz w:val="20"/>
+      <w:szCs w:val="20"/>
+      <w:lang w:eastAsia="hu-HU"/>
+    </w:rPr>
+  </w:style>
+  <w:style w:type="character" w:styleId="HTML-kd">
+    <w:name w:val="HTML Code"/>
+    <w:basedOn w:val="Bekezdsalapbettpusa"/>
+    <w:uiPriority w:val="99"/>
+    <w:semiHidden/>
+    <w:unhideWhenUsed/>
+    <w:rsid w:val="003E1638"/>
+    <w:rPr>
+      <w:rFonts w:ascii="Courier New" w:eastAsia="Times New Roman" w:hAnsi="Courier New" w:cs="Courier New"/>
+      <w:sz w:val="20"/>
+      <w:szCs w:val="20"/>
+    </w:rPr>
+  </w:style>
 </w:styles>
 </file>
 
@@ -1894,7 +6726,7 @@
 </file>
 
 <file path=customXml/itemProps1.xml><?xml version="1.0" encoding="utf-8"?>
-<ds:datastoreItem xmlns:ds="http://schemas.openxmlformats.org/officeDocument/2006/customXml" ds:itemID="{F0C49DCA-1E53-4D8D-8CB6-8CCCBCEBA367}">
+<ds:datastoreItem xmlns:ds="http://schemas.openxmlformats.org/officeDocument/2006/customXml" ds:itemID="{B909DD5D-0CFF-4DD5-8764-61AAC5E0FAD3}">
   <ds:schemaRefs>
     <ds:schemaRef ds:uri="http://schemas.openxmlformats.org/officeDocument/2006/bibliography"/>
   </ds:schemaRefs>
